--- a/fuentes/92130083_CF02_DU.docx
+++ b/fuentes/92130083_CF02_DU.docx
@@ -592,7 +592,7 @@
           <w:r>
             <w:fldChar w:fldCharType="separate"/>
           </w:r>
-          <w:hyperlink w:anchor="_Toc231376625" w:history="1">
+          <w:hyperlink w:anchor="_Toc231402122" w:history="1">
             <w:r>
               <w:rPr>
                 <w:rStyle w:val="Hipervnculo"/>
@@ -619,7 +619,7 @@
                 <w:noProof/>
                 <w:webHidden/>
               </w:rPr>
-              <w:instrText xml:space="preserve"> PAGEREF _Toc231376625 \h </w:instrText>
+              <w:instrText xml:space="preserve"> PAGEREF _Toc231402122 \h </w:instrText>
             </w:r>
             <w:r>
               <w:rPr>
@@ -665,7 +665,7 @@
               <w:lang w:eastAsia="es-CO"/>
             </w:rPr>
           </w:pPr>
-          <w:hyperlink w:anchor="_Toc231376626" w:history="1">
+          <w:hyperlink w:anchor="_Toc231402123" w:history="1">
             <w:r>
               <w:rPr>
                 <w:rStyle w:val="Hipervnculo"/>
@@ -709,7 +709,7 @@
                 <w:noProof/>
                 <w:webHidden/>
               </w:rPr>
-              <w:instrText xml:space="preserve"> PAGEREF _Toc231376626 \h </w:instrText>
+              <w:instrText xml:space="preserve"> PAGEREF _Toc231402123 \h </w:instrText>
             </w:r>
             <w:r>
               <w:rPr>
@@ -751,7 +751,7 @@
               <w:lang w:eastAsia="es-CO"/>
             </w:rPr>
           </w:pPr>
-          <w:hyperlink w:anchor="_Toc231376627" w:history="1">
+          <w:hyperlink w:anchor="_Toc231402124" w:history="1">
             <w:r>
               <w:rPr>
                 <w:rStyle w:val="Hipervnculo"/>
@@ -795,7 +795,7 @@
                 <w:noProof/>
                 <w:webHidden/>
               </w:rPr>
-              <w:instrText xml:space="preserve"> PAGEREF _Toc231376627 \h </w:instrText>
+              <w:instrText xml:space="preserve"> PAGEREF _Toc231402124 \h </w:instrText>
             </w:r>
             <w:r>
               <w:rPr>
@@ -837,7 +837,7 @@
               <w:lang w:eastAsia="es-CO"/>
             </w:rPr>
           </w:pPr>
-          <w:hyperlink w:anchor="_Toc231376628" w:history="1">
+          <w:hyperlink w:anchor="_Toc231402125" w:history="1">
             <w:r>
               <w:rPr>
                 <w:rStyle w:val="Hipervnculo"/>
@@ -881,7 +881,7 @@
                 <w:noProof/>
                 <w:webHidden/>
               </w:rPr>
-              <w:instrText xml:space="preserve"> PAGEREF _Toc231376628 \h </w:instrText>
+              <w:instrText xml:space="preserve"> PAGEREF _Toc231402125 \h </w:instrText>
             </w:r>
             <w:r>
               <w:rPr>
@@ -923,7 +923,7 @@
               <w:lang w:eastAsia="es-CO"/>
             </w:rPr>
           </w:pPr>
-          <w:hyperlink w:anchor="_Toc231376629" w:history="1">
+          <w:hyperlink w:anchor="_Toc231402126" w:history="1">
             <w:r>
               <w:rPr>
                 <w:rStyle w:val="Hipervnculo"/>
@@ -967,7 +967,7 @@
                 <w:noProof/>
                 <w:webHidden/>
               </w:rPr>
-              <w:instrText xml:space="preserve"> PAGEREF _Toc231376629 \h </w:instrText>
+              <w:instrText xml:space="preserve"> PAGEREF _Toc231402126 \h </w:instrText>
             </w:r>
             <w:r>
               <w:rPr>
@@ -1013,7 +1013,7 @@
               <w:lang w:eastAsia="es-CO"/>
             </w:rPr>
           </w:pPr>
-          <w:hyperlink w:anchor="_Toc231376630" w:history="1">
+          <w:hyperlink w:anchor="_Toc231402127" w:history="1">
             <w:r>
               <w:rPr>
                 <w:rStyle w:val="Hipervnculo"/>
@@ -1057,7 +1057,7 @@
                 <w:noProof/>
                 <w:webHidden/>
               </w:rPr>
-              <w:instrText xml:space="preserve"> PAGEREF _Toc231376630 \h </w:instrText>
+              <w:instrText xml:space="preserve"> PAGEREF _Toc231402127 \h </w:instrText>
             </w:r>
             <w:r>
               <w:rPr>
@@ -1099,7 +1099,7 @@
               <w:lang w:eastAsia="es-CO"/>
             </w:rPr>
           </w:pPr>
-          <w:hyperlink w:anchor="_Toc231376631" w:history="1">
+          <w:hyperlink w:anchor="_Toc231402128" w:history="1">
             <w:r>
               <w:rPr>
                 <w:rStyle w:val="Hipervnculo"/>
@@ -1143,7 +1143,7 @@
                 <w:noProof/>
                 <w:webHidden/>
               </w:rPr>
-              <w:instrText xml:space="preserve"> PAGEREF _Toc231376631 \h </w:instrText>
+              <w:instrText xml:space="preserve"> PAGEREF _Toc231402128 \h </w:instrText>
             </w:r>
             <w:r>
               <w:rPr>
@@ -1185,7 +1185,7 @@
               <w:lang w:eastAsia="es-CO"/>
             </w:rPr>
           </w:pPr>
-          <w:hyperlink w:anchor="_Toc231376632" w:history="1">
+          <w:hyperlink w:anchor="_Toc231402129" w:history="1">
             <w:r>
               <w:rPr>
                 <w:rStyle w:val="Hipervnculo"/>
@@ -1229,7 +1229,7 @@
                 <w:noProof/>
                 <w:webHidden/>
               </w:rPr>
-              <w:instrText xml:space="preserve"> PAGEREF _Toc231376632 \h </w:instrText>
+              <w:instrText xml:space="preserve"> PAGEREF _Toc231402129 \h </w:instrText>
             </w:r>
             <w:r>
               <w:rPr>
@@ -1271,7 +1271,7 @@
               <w:lang w:eastAsia="es-CO"/>
             </w:rPr>
           </w:pPr>
-          <w:hyperlink w:anchor="_Toc231376633" w:history="1">
+          <w:hyperlink w:anchor="_Toc231402130" w:history="1">
             <w:r>
               <w:rPr>
                 <w:rStyle w:val="Hipervnculo"/>
@@ -1315,7 +1315,7 @@
                 <w:noProof/>
                 <w:webHidden/>
               </w:rPr>
-              <w:instrText xml:space="preserve"> PAGEREF _Toc231376633 \h </w:instrText>
+              <w:instrText xml:space="preserve"> PAGEREF _Toc231402130 \h </w:instrText>
             </w:r>
             <w:r>
               <w:rPr>
@@ -1361,7 +1361,7 @@
               <w:lang w:eastAsia="es-CO"/>
             </w:rPr>
           </w:pPr>
-          <w:hyperlink w:anchor="_Toc231376634" w:history="1">
+          <w:hyperlink w:anchor="_Toc231402131" w:history="1">
             <w:r>
               <w:rPr>
                 <w:rStyle w:val="Hipervnculo"/>
@@ -1405,7 +1405,7 @@
                 <w:noProof/>
                 <w:webHidden/>
               </w:rPr>
-              <w:instrText xml:space="preserve"> PAGEREF _Toc231376634 \h </w:instrText>
+              <w:instrText xml:space="preserve"> PAGEREF _Toc231402131 \h </w:instrText>
             </w:r>
             <w:r>
               <w:rPr>
@@ -1447,7 +1447,7 @@
               <w:lang w:eastAsia="es-CO"/>
             </w:rPr>
           </w:pPr>
-          <w:hyperlink w:anchor="_Toc231376635" w:history="1">
+          <w:hyperlink w:anchor="_Toc231402132" w:history="1">
             <w:r>
               <w:rPr>
                 <w:rStyle w:val="Hipervnculo"/>
@@ -1491,7 +1491,7 @@
                 <w:noProof/>
                 <w:webHidden/>
               </w:rPr>
-              <w:instrText xml:space="preserve"> PAGEREF _Toc231376635 \h </w:instrText>
+              <w:instrText xml:space="preserve"> PAGEREF _Toc231402132 \h </w:instrText>
             </w:r>
             <w:r>
               <w:rPr>
@@ -1533,7 +1533,7 @@
               <w:lang w:eastAsia="es-CO"/>
             </w:rPr>
           </w:pPr>
-          <w:hyperlink w:anchor="_Toc231376636" w:history="1">
+          <w:hyperlink w:anchor="_Toc231402133" w:history="1">
             <w:r>
               <w:rPr>
                 <w:rStyle w:val="Hipervnculo"/>
@@ -1577,7 +1577,7 @@
                 <w:noProof/>
                 <w:webHidden/>
               </w:rPr>
-              <w:instrText xml:space="preserve"> PAGEREF _Toc231376636 \h </w:instrText>
+              <w:instrText xml:space="preserve"> PAGEREF _Toc231402133 \h </w:instrText>
             </w:r>
             <w:r>
               <w:rPr>
@@ -1619,7 +1619,7 @@
               <w:lang w:eastAsia="es-CO"/>
             </w:rPr>
           </w:pPr>
-          <w:hyperlink w:anchor="_Toc231376637" w:history="1">
+          <w:hyperlink w:anchor="_Toc231402134" w:history="1">
             <w:r>
               <w:rPr>
                 <w:rStyle w:val="Hipervnculo"/>
@@ -1663,7 +1663,7 @@
                 <w:noProof/>
                 <w:webHidden/>
               </w:rPr>
-              <w:instrText xml:space="preserve"> PAGEREF _Toc231376637 \h </w:instrText>
+              <w:instrText xml:space="preserve"> PAGEREF _Toc231402134 \h </w:instrText>
             </w:r>
             <w:r>
               <w:rPr>
@@ -1709,7 +1709,7 @@
               <w:lang w:eastAsia="es-CO"/>
             </w:rPr>
           </w:pPr>
-          <w:hyperlink w:anchor="_Toc231376638" w:history="1">
+          <w:hyperlink w:anchor="_Toc231402135" w:history="1">
             <w:r>
               <w:rPr>
                 <w:rStyle w:val="Hipervnculo"/>
@@ -1753,7 +1753,7 @@
                 <w:noProof/>
                 <w:webHidden/>
               </w:rPr>
-              <w:instrText xml:space="preserve"> PAGEREF _Toc231376638 \h </w:instrText>
+              <w:instrText xml:space="preserve"> PAGEREF _Toc231402135 \h </w:instrText>
             </w:r>
             <w:r>
               <w:rPr>
@@ -1799,7 +1799,7 @@
               <w:lang w:eastAsia="es-CO"/>
             </w:rPr>
           </w:pPr>
-          <w:hyperlink w:anchor="_Toc231376639" w:history="1">
+          <w:hyperlink w:anchor="_Toc231402136" w:history="1">
             <w:r>
               <w:rPr>
                 <w:rStyle w:val="Hipervnculo"/>
@@ -1843,7 +1843,7 @@
                 <w:noProof/>
                 <w:webHidden/>
               </w:rPr>
-              <w:instrText xml:space="preserve"> PAGEREF _Toc231376639 \h </w:instrText>
+              <w:instrText xml:space="preserve"> PAGEREF _Toc231402136 \h </w:instrText>
             </w:r>
             <w:r>
               <w:rPr>
@@ -1885,7 +1885,7 @@
               <w:lang w:eastAsia="es-CO"/>
             </w:rPr>
           </w:pPr>
-          <w:hyperlink w:anchor="_Toc231376640" w:history="1">
+          <w:hyperlink w:anchor="_Toc231402137" w:history="1">
             <w:r>
               <w:rPr>
                 <w:rStyle w:val="Hipervnculo"/>
@@ -1929,7 +1929,7 @@
                 <w:noProof/>
                 <w:webHidden/>
               </w:rPr>
-              <w:instrText xml:space="preserve"> PAGEREF _Toc231376640 \h </w:instrText>
+              <w:instrText xml:space="preserve"> PAGEREF _Toc231402137 \h </w:instrText>
             </w:r>
             <w:r>
               <w:rPr>
@@ -1971,7 +1971,7 @@
               <w:lang w:eastAsia="es-CO"/>
             </w:rPr>
           </w:pPr>
-          <w:hyperlink w:anchor="_Toc231376641" w:history="1">
+          <w:hyperlink w:anchor="_Toc231402138" w:history="1">
             <w:r>
               <w:rPr>
                 <w:rStyle w:val="Hipervnculo"/>
@@ -2015,7 +2015,7 @@
                 <w:noProof/>
                 <w:webHidden/>
               </w:rPr>
-              <w:instrText xml:space="preserve"> PAGEREF _Toc231376641 \h </w:instrText>
+              <w:instrText xml:space="preserve"> PAGEREF _Toc231402138 \h </w:instrText>
             </w:r>
             <w:r>
               <w:rPr>
@@ -2035,7 +2035,7 @@
                 <w:noProof/>
                 <w:webHidden/>
               </w:rPr>
-              <w:t>38</w:t>
+              <w:t>39</w:t>
             </w:r>
             <w:r>
               <w:rPr>
@@ -2057,7 +2057,7 @@
               <w:lang w:eastAsia="es-CO"/>
             </w:rPr>
           </w:pPr>
-          <w:hyperlink w:anchor="_Toc231376642" w:history="1">
+          <w:hyperlink w:anchor="_Toc231402139" w:history="1">
             <w:r>
               <w:rPr>
                 <w:rStyle w:val="Hipervnculo"/>
@@ -2101,7 +2101,7 @@
                 <w:noProof/>
                 <w:webHidden/>
               </w:rPr>
-              <w:instrText xml:space="preserve"> PAGEREF _Toc231376642 \h </w:instrText>
+              <w:instrText xml:space="preserve"> PAGEREF _Toc231402139 \h </w:instrText>
             </w:r>
             <w:r>
               <w:rPr>
@@ -2143,7 +2143,7 @@
               <w:lang w:eastAsia="es-CO"/>
             </w:rPr>
           </w:pPr>
-          <w:hyperlink w:anchor="_Toc231376643" w:history="1">
+          <w:hyperlink w:anchor="_Toc231402140" w:history="1">
             <w:r>
               <w:rPr>
                 <w:rStyle w:val="Hipervnculo"/>
@@ -2187,7 +2187,7 @@
                 <w:noProof/>
                 <w:webHidden/>
               </w:rPr>
-              <w:instrText xml:space="preserve"> PAGEREF _Toc231376643 \h </w:instrText>
+              <w:instrText xml:space="preserve"> PAGEREF _Toc231402140 \h </w:instrText>
             </w:r>
             <w:r>
               <w:rPr>
@@ -2207,7 +2207,7 @@
                 <w:noProof/>
                 <w:webHidden/>
               </w:rPr>
-              <w:t>41</w:t>
+              <w:t>42</w:t>
             </w:r>
             <w:r>
               <w:rPr>
@@ -2233,7 +2233,7 @@
               <w:lang w:eastAsia="es-CO"/>
             </w:rPr>
           </w:pPr>
-          <w:hyperlink w:anchor="_Toc231376644" w:history="1">
+          <w:hyperlink w:anchor="_Toc231402141" w:history="1">
             <w:r>
               <w:rPr>
                 <w:rStyle w:val="Hipervnculo"/>
@@ -2277,7 +2277,7 @@
                 <w:noProof/>
                 <w:webHidden/>
               </w:rPr>
-              <w:instrText xml:space="preserve"> PAGEREF _Toc231376644 \h </w:instrText>
+              <w:instrText xml:space="preserve"> PAGEREF _Toc231402141 \h </w:instrText>
             </w:r>
             <w:r>
               <w:rPr>
@@ -2319,7 +2319,7 @@
               <w:lang w:eastAsia="es-CO"/>
             </w:rPr>
           </w:pPr>
-          <w:hyperlink w:anchor="_Toc231376645" w:history="1">
+          <w:hyperlink w:anchor="_Toc231402142" w:history="1">
             <w:r>
               <w:rPr>
                 <w:rStyle w:val="Hipervnculo"/>
@@ -2363,7 +2363,7 @@
                 <w:noProof/>
                 <w:webHidden/>
               </w:rPr>
-              <w:instrText xml:space="preserve"> PAGEREF _Toc231376645 \h </w:instrText>
+              <w:instrText xml:space="preserve"> PAGEREF _Toc231402142 \h </w:instrText>
             </w:r>
             <w:r>
               <w:rPr>
@@ -2405,7 +2405,7 @@
               <w:lang w:eastAsia="es-CO"/>
             </w:rPr>
           </w:pPr>
-          <w:hyperlink w:anchor="_Toc231376646" w:history="1">
+          <w:hyperlink w:anchor="_Toc231402143" w:history="1">
             <w:r>
               <w:rPr>
                 <w:rStyle w:val="Hipervnculo"/>
@@ -2449,7 +2449,7 @@
                 <w:noProof/>
                 <w:webHidden/>
               </w:rPr>
-              <w:instrText xml:space="preserve"> PAGEREF _Toc231376646 \h </w:instrText>
+              <w:instrText xml:space="preserve"> PAGEREF _Toc231402143 \h </w:instrText>
             </w:r>
             <w:r>
               <w:rPr>
@@ -2491,7 +2491,7 @@
               <w:lang w:eastAsia="es-CO"/>
             </w:rPr>
           </w:pPr>
-          <w:hyperlink w:anchor="_Toc231376647" w:history="1">
+          <w:hyperlink w:anchor="_Toc231402144" w:history="1">
             <w:r>
               <w:rPr>
                 <w:rStyle w:val="Hipervnculo"/>
@@ -2535,7 +2535,7 @@
                 <w:noProof/>
                 <w:webHidden/>
               </w:rPr>
-              <w:instrText xml:space="preserve"> PAGEREF _Toc231376647 \h </w:instrText>
+              <w:instrText xml:space="preserve"> PAGEREF _Toc231402144 \h </w:instrText>
             </w:r>
             <w:r>
               <w:rPr>
@@ -2577,7 +2577,7 @@
               <w:lang w:eastAsia="es-CO"/>
             </w:rPr>
           </w:pPr>
-          <w:hyperlink w:anchor="_Toc231376648" w:history="1">
+          <w:hyperlink w:anchor="_Toc231402145" w:history="1">
             <w:r>
               <w:rPr>
                 <w:rStyle w:val="Hipervnculo"/>
@@ -2621,7 +2621,7 @@
                 <w:noProof/>
                 <w:webHidden/>
               </w:rPr>
-              <w:instrText xml:space="preserve"> PAGEREF _Toc231376648 \h </w:instrText>
+              <w:instrText xml:space="preserve"> PAGEREF _Toc231402145 \h </w:instrText>
             </w:r>
             <w:r>
               <w:rPr>
@@ -2666,7 +2666,7 @@
               <w:lang w:eastAsia="es-CO"/>
             </w:rPr>
           </w:pPr>
-          <w:hyperlink w:anchor="_Toc231376649" w:history="1">
+          <w:hyperlink w:anchor="_Toc231402146" w:history="1">
             <w:r>
               <w:rPr>
                 <w:rStyle w:val="Hipervnculo"/>
@@ -2693,7 +2693,7 @@
                 <w:noProof/>
                 <w:webHidden/>
               </w:rPr>
-              <w:instrText xml:space="preserve"> PAGEREF _Toc231376649 \h </w:instrText>
+              <w:instrText xml:space="preserve"> PAGEREF _Toc231402146 \h </w:instrText>
             </w:r>
             <w:r>
               <w:rPr>
@@ -2738,7 +2738,7 @@
               <w:lang w:eastAsia="es-CO"/>
             </w:rPr>
           </w:pPr>
-          <w:hyperlink w:anchor="_Toc231376650" w:history="1">
+          <w:hyperlink w:anchor="_Toc231402147" w:history="1">
             <w:r>
               <w:rPr>
                 <w:rStyle w:val="Hipervnculo"/>
@@ -2765,7 +2765,7 @@
                 <w:noProof/>
                 <w:webHidden/>
               </w:rPr>
-              <w:instrText xml:space="preserve"> PAGEREF _Toc231376650 \h </w:instrText>
+              <w:instrText xml:space="preserve"> PAGEREF _Toc231402147 \h </w:instrText>
             </w:r>
             <w:r>
               <w:rPr>
@@ -2810,7 +2810,7 @@
               <w:lang w:eastAsia="es-CO"/>
             </w:rPr>
           </w:pPr>
-          <w:hyperlink w:anchor="_Toc231376651" w:history="1">
+          <w:hyperlink w:anchor="_Toc231402148" w:history="1">
             <w:r>
               <w:rPr>
                 <w:rStyle w:val="Hipervnculo"/>
@@ -2837,7 +2837,7 @@
                 <w:noProof/>
                 <w:webHidden/>
               </w:rPr>
-              <w:instrText xml:space="preserve"> PAGEREF _Toc231376651 \h </w:instrText>
+              <w:instrText xml:space="preserve"> PAGEREF _Toc231402148 \h </w:instrText>
             </w:r>
             <w:r>
               <w:rPr>
@@ -2882,7 +2882,7 @@
               <w:lang w:eastAsia="es-CO"/>
             </w:rPr>
           </w:pPr>
-          <w:hyperlink w:anchor="_Toc231376652" w:history="1">
+          <w:hyperlink w:anchor="_Toc231402149" w:history="1">
             <w:r>
               <w:rPr>
                 <w:rStyle w:val="Hipervnculo"/>
@@ -2909,7 +2909,7 @@
                 <w:noProof/>
                 <w:webHidden/>
               </w:rPr>
-              <w:instrText xml:space="preserve"> PAGEREF _Toc231376652 \h </w:instrText>
+              <w:instrText xml:space="preserve"> PAGEREF _Toc231402149 \h </w:instrText>
             </w:r>
             <w:r>
               <w:rPr>
@@ -2974,7 +2974,7 @@
       <w:pPr>
         <w:pStyle w:val="Titulosgenerales"/>
       </w:pPr>
-      <w:bookmarkStart w:id="0" w:name="_Toc231376625"/>
+      <w:bookmarkStart w:id="0" w:name="_Toc231402122"/>
       <w:r>
         <w:lastRenderedPageBreak/>
         <w:t>Introducción</w:t>
@@ -3015,7 +3015,7 @@
       <w:pPr>
         <w:pStyle w:val="Ttulo1"/>
       </w:pPr>
-      <w:bookmarkStart w:id="1" w:name="_Toc231376626"/>
+      <w:bookmarkStart w:id="1" w:name="_Toc231402123"/>
       <w:r>
         <w:lastRenderedPageBreak/>
         <w:t>Fundamentos de la leche</w:t>
@@ -3063,7 +3063,7 @@
       <w:pPr>
         <w:pStyle w:val="Ttulo2"/>
       </w:pPr>
-      <w:bookmarkStart w:id="2" w:name="_Toc231376627"/>
+      <w:bookmarkStart w:id="2" w:name="_Toc231402124"/>
       <w:r>
         <w:t>Definición, origen y composición</w:t>
       </w:r>
@@ -4411,7 +4411,7 @@
       <w:pPr>
         <w:pStyle w:val="Ttulo2"/>
       </w:pPr>
-      <w:bookmarkStart w:id="3" w:name="_Toc231376628"/>
+      <w:bookmarkStart w:id="3" w:name="_Toc231402125"/>
       <w:r>
         <w:t>Factores que influyen en la composición de la leche</w:t>
       </w:r>
@@ -4731,7 +4731,7 @@
       <w:pPr>
         <w:pStyle w:val="Ttulo2"/>
       </w:pPr>
-      <w:bookmarkStart w:id="4" w:name="_Toc231376629"/>
+      <w:bookmarkStart w:id="4" w:name="_Toc231402126"/>
       <w:r>
         <w:lastRenderedPageBreak/>
         <w:t>Características fisicoquímicas y organolépticas</w:t>
@@ -5084,7 +5084,7 @@
       <w:pPr>
         <w:pStyle w:val="Ttulo1"/>
       </w:pPr>
-      <w:bookmarkStart w:id="5" w:name="_Toc231376630"/>
+      <w:bookmarkStart w:id="5" w:name="_Toc231402127"/>
       <w:r>
         <w:lastRenderedPageBreak/>
         <w:t>Calidad e inocuidad de la leche</w:t>
@@ -5121,7 +5121,7 @@
       <w:pPr>
         <w:pStyle w:val="Ttulo2"/>
       </w:pPr>
-      <w:bookmarkStart w:id="6" w:name="_Toc231376631"/>
+      <w:bookmarkStart w:id="6" w:name="_Toc231402128"/>
       <w:r>
         <w:t>Normativa colombiana vigente</w:t>
       </w:r>
@@ -5311,7 +5311,7 @@
       <w:pPr>
         <w:pStyle w:val="Ttulo2"/>
       </w:pPr>
-      <w:bookmarkStart w:id="7" w:name="_Toc231376632"/>
+      <w:bookmarkStart w:id="7" w:name="_Toc231402129"/>
       <w:r>
         <w:t>Control de calidad (pruebas de plataforma)</w:t>
       </w:r>
@@ -5724,7 +5724,20 @@
         <w:rPr>
           <w:lang w:val="es-419" w:eastAsia="es-CO"/>
         </w:rPr>
-        <w:t>e realiza mediante kits rápidos para identificar residuos (betalactámicos, tetraciclinas, entre otros). Su presencia inhibe los cultivos lácticos, afectando procesos como la fermentación en yogur y la elaboración de queso.</w:t>
+        <w:t xml:space="preserve">e realiza mediante </w:t>
+      </w:r>
+      <w:r>
+        <w:rPr>
+          <w:rStyle w:val="Extranjerismo"/>
+          <w:lang w:val="es-419" w:eastAsia="es-CO"/>
+        </w:rPr>
+        <w:t>kits</w:t>
+      </w:r>
+      <w:r>
+        <w:rPr>
+          <w:lang w:val="es-419" w:eastAsia="es-CO"/>
+        </w:rPr>
+        <w:t xml:space="preserve"> rápidos para identificar residuos (betalactámicos, tetraciclinas, entre otros). Su presencia inhibe los cultivos lácticos, afectando procesos como la fermentación en yogur y la elaboración de queso.</w:t>
       </w:r>
     </w:p>
     <w:p>
@@ -6222,7 +6235,7 @@
       <w:pPr>
         <w:pStyle w:val="Ttulo2"/>
       </w:pPr>
-      <w:bookmarkStart w:id="8" w:name="_Toc231376633"/>
+      <w:bookmarkStart w:id="8" w:name="_Toc231402130"/>
       <w:r>
         <w:t>Parámetros microbiológicos y fisicoquímicos</w:t>
       </w:r>
@@ -6593,7 +6606,7 @@
       <w:pPr>
         <w:pStyle w:val="Ttulo1"/>
       </w:pPr>
-      <w:bookmarkStart w:id="9" w:name="_Toc231376634"/>
+      <w:bookmarkStart w:id="9" w:name="_Toc231402131"/>
       <w:r>
         <w:lastRenderedPageBreak/>
         <w:t>Aditivos en la industria láctea</w:t>
@@ -6623,7 +6636,19 @@
         <w:rPr>
           <w:lang w:val="es-419" w:eastAsia="es-CO"/>
         </w:rPr>
-        <w:t xml:space="preserve">Lo invitamos a escuchar el siguiente </w:t>
+        <w:t xml:space="preserve">Lo invitamos a </w:t>
+      </w:r>
+      <w:r>
+        <w:rPr>
+          <w:lang w:val="es-419" w:eastAsia="es-CO"/>
+        </w:rPr>
+        <w:t xml:space="preserve">explorar </w:t>
+      </w:r>
+      <w:r>
+        <w:rPr>
+          <w:lang w:val="es-419" w:eastAsia="es-CO"/>
+        </w:rPr>
+        <w:t xml:space="preserve">el siguiente </w:t>
       </w:r>
       <w:r>
         <w:rPr>
@@ -6942,7 +6967,7 @@
       <w:pPr>
         <w:pStyle w:val="Ttulo2"/>
       </w:pPr>
-      <w:bookmarkStart w:id="10" w:name="_Toc231376635"/>
+      <w:bookmarkStart w:id="10" w:name="_Toc231402132"/>
       <w:r>
         <w:lastRenderedPageBreak/>
         <w:t>Definición y marco legal</w:t>
@@ -7025,7 +7050,7 @@
       <w:pPr>
         <w:pStyle w:val="Ttulo2"/>
       </w:pPr>
-      <w:bookmarkStart w:id="11" w:name="_Toc231376636"/>
+      <w:bookmarkStart w:id="11" w:name="_Toc231402133"/>
       <w:r>
         <w:t>Aplicación en quesos y derivados</w:t>
       </w:r>
@@ -7612,7 +7637,7 @@
       <w:pPr>
         <w:pStyle w:val="Ttulo2"/>
       </w:pPr>
-      <w:bookmarkStart w:id="12" w:name="_Toc231376637"/>
+      <w:bookmarkStart w:id="12" w:name="_Toc231402134"/>
       <w:r>
         <w:t>Uso responsable de aditivos</w:t>
       </w:r>
@@ -8326,7 +8351,7 @@
       <w:pPr>
         <w:pStyle w:val="Ttulo1"/>
       </w:pPr>
-      <w:bookmarkStart w:id="13" w:name="_Toc231376638"/>
+      <w:bookmarkStart w:id="13" w:name="_Toc231402135"/>
       <w:r>
         <w:lastRenderedPageBreak/>
         <w:t>Equipos y materiales de proceso</w:t>
@@ -8348,6 +8373,11 @@
     </w:p>
     <w:p>
       <w:pPr>
+        <w:pStyle w:val="Prrafodelista"/>
+        <w:numPr>
+          <w:ilvl w:val="0"/>
+          <w:numId w:val="37"/>
+        </w:numPr>
         <w:rPr>
           <w:b/>
           <w:bCs/>
@@ -8551,67 +8581,24 @@
       </w:pPr>
       <w:r>
         <w:rPr>
-          <w:lang w:val="es-419" w:eastAsia="es-CO"/>
-        </w:rPr>
-        <w:t>Componentes: placas, juntas, bomba centrífuga, tanque pulmón, inyector de vapor, válvula modulante, sistema de control de temperatura y tiempo.</w:t>
-      </w:r>
-    </w:p>
-    <w:p>
-      <w:pPr>
-        <w:rPr>
-          <w:lang w:val="es-419" w:eastAsia="es-CO"/>
-        </w:rPr>
-      </w:pPr>
-      <w:r>
-        <w:rPr>
-          <w:lang w:val="es-419" w:eastAsia="es-CO"/>
-        </w:rPr>
-        <w:lastRenderedPageBreak/>
-        <w:t>Mantenimiento: limpieza CIP (</w:t>
-      </w:r>
-      <w:proofErr w:type="spellStart"/>
-      <w:r>
-        <w:rPr>
-          <w:rStyle w:val="Extranjerismo"/>
-          <w:lang w:val="es-419" w:eastAsia="es-CO"/>
-        </w:rPr>
-        <w:t>Cleaning</w:t>
-      </w:r>
-      <w:proofErr w:type="spellEnd"/>
-      <w:r>
-        <w:rPr>
-          <w:rStyle w:val="Extranjerismo"/>
-          <w:lang w:val="es-419" w:eastAsia="es-CO"/>
-        </w:rPr>
-        <w:t xml:space="preserve"> In Place</w:t>
-      </w:r>
-      <w:r>
-        <w:rPr>
-          <w:lang w:val="es-419" w:eastAsia="es-CO"/>
-        </w:rPr>
-        <w:t>) diaria con detergentes alcalinos y ácidos; inspección periódica de juntas y placas; calibración de sensores de temperatura.</w:t>
-      </w:r>
-    </w:p>
-    <w:p>
-      <w:pPr>
-        <w:rPr>
-          <w:lang w:val="es-419" w:eastAsia="es-CO"/>
-        </w:rPr>
-      </w:pPr>
-      <w:r>
-        <w:rPr>
-          <w:lang w:val="es-419" w:eastAsia="es-CO"/>
-        </w:rPr>
-        <w:t>Capacidades: desde 100 L/h hasta 20.000 L/h o más.</w:t>
-      </w:r>
-    </w:p>
-    <w:p>
-      <w:pPr>
-        <w:rPr>
           <w:b/>
           <w:bCs/>
           <w:lang w:val="es-419" w:eastAsia="es-CO"/>
         </w:rPr>
+        <w:t>Componentes</w:t>
+      </w:r>
+      <w:r>
+        <w:rPr>
+          <w:lang w:val="es-419" w:eastAsia="es-CO"/>
+        </w:rPr>
+        <w:t>: placas, juntas, bomba centrífuga, tanque pulmón, inyector de vapor, válvula modulante, sistema de control de temperatura y tiempo.</w:t>
+      </w:r>
+    </w:p>
+    <w:p>
+      <w:pPr>
+        <w:rPr>
+          <w:lang w:val="es-419" w:eastAsia="es-CO"/>
+        </w:rPr>
       </w:pPr>
       <w:r>
         <w:rPr>
@@ -8619,137 +8606,86 @@
           <w:bCs/>
           <w:lang w:val="es-419" w:eastAsia="es-CO"/>
         </w:rPr>
-        <w:t>Pasteurizador tipo túnel o de inmersión (para pequeña escala)</w:t>
-      </w:r>
-    </w:p>
-    <w:p>
-      <w:pPr>
-        <w:rPr>
-          <w:lang w:val="es-419" w:eastAsia="es-CO"/>
-        </w:rPr>
-      </w:pPr>
-      <w:r>
-        <w:rPr>
-          <w:lang w:val="es-419" w:eastAsia="es-CO"/>
-        </w:rPr>
-        <w:t>Descripción: equipo más simple, consiste en un tanque de acero inoxidable con doble chaqueta de calentamiento (baño maría) y sistema de agitación. Se utiliza en plantas artesanales.</w:t>
-      </w:r>
-    </w:p>
-    <w:p>
-      <w:pPr>
-        <w:rPr>
-          <w:lang w:val="es-419" w:eastAsia="es-CO"/>
-        </w:rPr>
-      </w:pPr>
-      <w:r>
-        <w:rPr>
-          <w:lang w:val="es-419" w:eastAsia="es-CO"/>
-        </w:rPr>
-        <w:t>Funcionamiento: la leche se calienta a 63</w:t>
-      </w:r>
-      <w:r>
-        <w:rPr>
-          <w:lang w:val="es-419" w:eastAsia="es-CO"/>
-        </w:rPr>
-        <w:t xml:space="preserve"> - </w:t>
-      </w:r>
-      <w:r>
-        <w:rPr>
-          <w:lang w:val="es-419" w:eastAsia="es-CO"/>
-        </w:rPr>
-        <w:t>65 °C durante 30 minutos (pasteurización lenta) con agitación constante.</w:t>
-      </w:r>
-    </w:p>
-    <w:p>
-      <w:pPr>
-        <w:rPr>
-          <w:lang w:val="es-419" w:eastAsia="es-CO"/>
-        </w:rPr>
-      </w:pPr>
-      <w:r>
-        <w:rPr>
-          <w:lang w:val="es-419" w:eastAsia="es-CO"/>
-        </w:rPr>
-        <w:t>Ventajas: bajo costo, fácil operación. Desventaja: menor productividad.</w:t>
-      </w:r>
-    </w:p>
-    <w:p>
-      <w:pPr>
+        <w:lastRenderedPageBreak/>
+        <w:t>Mantenimiento</w:t>
+      </w:r>
+      <w:r>
+        <w:rPr>
+          <w:lang w:val="es-419" w:eastAsia="es-CO"/>
+        </w:rPr>
+        <w:t>: limpieza CIP (</w:t>
+      </w:r>
+      <w:proofErr w:type="spellStart"/>
+      <w:r>
+        <w:rPr>
+          <w:rStyle w:val="Extranjerismo"/>
+          <w:lang w:val="es-419" w:eastAsia="es-CO"/>
+        </w:rPr>
+        <w:t>Cleaning</w:t>
+      </w:r>
+      <w:proofErr w:type="spellEnd"/>
+      <w:r>
+        <w:rPr>
+          <w:rStyle w:val="Extranjerismo"/>
+          <w:lang w:val="es-419" w:eastAsia="es-CO"/>
+        </w:rPr>
+        <w:t xml:space="preserve"> In Place</w:t>
+      </w:r>
+      <w:r>
+        <w:rPr>
+          <w:lang w:val="es-419" w:eastAsia="es-CO"/>
+        </w:rPr>
+        <w:t>) diaria con detergentes alcalinos y ácidos; inspección periódica de juntas y placas; calibración de sensores de temperatura.</w:t>
+      </w:r>
+    </w:p>
+    <w:p>
+      <w:pPr>
+        <w:rPr>
+          <w:lang w:val="es-419" w:eastAsia="es-CO"/>
+        </w:rPr>
+      </w:pPr>
+      <w:r>
         <w:rPr>
           <w:b/>
           <w:bCs/>
           <w:lang w:val="es-419" w:eastAsia="es-CO"/>
         </w:rPr>
-      </w:pPr>
-      <w:r>
+        <w:t>Capacidades</w:t>
+      </w:r>
+      <w:r>
+        <w:rPr>
+          <w:lang w:val="es-419" w:eastAsia="es-CO"/>
+        </w:rPr>
+        <w:t>: desde 100 L/h hasta 20.000 L/h o más.</w:t>
+      </w:r>
+    </w:p>
+    <w:p>
+      <w:pPr>
+        <w:pStyle w:val="Prrafodelista"/>
+        <w:numPr>
+          <w:ilvl w:val="0"/>
+          <w:numId w:val="37"/>
+        </w:numPr>
         <w:rPr>
           <w:b/>
           <w:bCs/>
           <w:lang w:val="es-419" w:eastAsia="es-CO"/>
         </w:rPr>
-        <w:t>Desueradora manual (o batea de desuerado)</w:t>
-      </w:r>
-    </w:p>
-    <w:p>
-      <w:pPr>
-        <w:rPr>
-          <w:lang w:val="es-419" w:eastAsia="es-CO"/>
-        </w:rPr>
-      </w:pPr>
-      <w:r>
-        <w:rPr>
-          <w:lang w:val="es-419" w:eastAsia="es-CO"/>
-        </w:rPr>
-        <w:t>Función: separar el suero de la cuajada después del corte y realizar el pre prensado.</w:t>
-      </w:r>
-    </w:p>
-    <w:p>
-      <w:pPr>
-        <w:rPr>
-          <w:lang w:val="es-419" w:eastAsia="es-CO"/>
-        </w:rPr>
-      </w:pPr>
-      <w:r>
-        <w:rPr>
-          <w:lang w:val="es-419" w:eastAsia="es-CO"/>
-        </w:rPr>
-        <w:t>Descripción: es una batea de acero inoxidable con fondo plano, provista de dos descargas de suero en los extremos. Incluye pantallas de cierre móviles en chapa perforada que permiten retener la cuajada mientras el suero drena. También cuenta con puentes de prensado que se desplazan por rieles laterales, con cilindros neumáticos o mecánicos.</w:t>
-      </w:r>
-    </w:p>
-    <w:p>
-      <w:pPr>
-        <w:rPr>
-          <w:lang w:val="es-419" w:eastAsia="es-CO"/>
-        </w:rPr>
-      </w:pPr>
-      <w:r>
-        <w:rPr>
-          <w:lang w:val="es-419" w:eastAsia="es-CO"/>
-        </w:rPr>
-        <w:t xml:space="preserve">Uso: se coloca la cuajada cortada sobre las pantallas, se deja drenar el suero por gravedad, luego se aplica presión con los puentes para acelerar el desuerado. Es ideal para quesos frescos y </w:t>
-      </w:r>
-      <w:proofErr w:type="spellStart"/>
-      <w:r>
-        <w:rPr>
-          <w:lang w:val="es-419" w:eastAsia="es-CO"/>
-        </w:rPr>
-        <w:t>semi-madurados</w:t>
-      </w:r>
-      <w:proofErr w:type="spellEnd"/>
-      <w:r>
-        <w:rPr>
-          <w:lang w:val="es-419" w:eastAsia="es-CO"/>
-        </w:rPr>
-        <w:t>.</w:t>
-      </w:r>
-    </w:p>
-    <w:p>
-      <w:pPr>
+      </w:pPr>
+      <w:r>
         <w:rPr>
           <w:b/>
           <w:bCs/>
           <w:lang w:val="es-419" w:eastAsia="es-CO"/>
         </w:rPr>
+        <w:t>Pasteurizador tipo túnel o de inmersión (para pequeña escala)</w:t>
+      </w:r>
+    </w:p>
+    <w:p>
+      <w:pPr>
+        <w:rPr>
+          <w:lang w:val="es-419" w:eastAsia="es-CO"/>
+        </w:rPr>
       </w:pPr>
       <w:r>
         <w:rPr>
@@ -8757,6 +8693,187 @@
           <w:bCs/>
           <w:lang w:val="es-419" w:eastAsia="es-CO"/>
         </w:rPr>
+        <w:t>Descripción</w:t>
+      </w:r>
+      <w:r>
+        <w:rPr>
+          <w:lang w:val="es-419" w:eastAsia="es-CO"/>
+        </w:rPr>
+        <w:t>: equipo más simple, consiste en un tanque de acero inoxidable con doble chaqueta de calentamiento (baño maría) y sistema de agitación. Se utiliza en plantas artesanales.</w:t>
+      </w:r>
+    </w:p>
+    <w:p>
+      <w:pPr>
+        <w:rPr>
+          <w:lang w:val="es-419" w:eastAsia="es-CO"/>
+        </w:rPr>
+      </w:pPr>
+      <w:r>
+        <w:rPr>
+          <w:b/>
+          <w:bCs/>
+          <w:lang w:val="es-419" w:eastAsia="es-CO"/>
+        </w:rPr>
+        <w:t>Funcionamiento</w:t>
+      </w:r>
+      <w:r>
+        <w:rPr>
+          <w:lang w:val="es-419" w:eastAsia="es-CO"/>
+        </w:rPr>
+        <w:t>: la leche se calienta a 63</w:t>
+      </w:r>
+      <w:r>
+        <w:rPr>
+          <w:lang w:val="es-419" w:eastAsia="es-CO"/>
+        </w:rPr>
+        <w:t xml:space="preserve"> - </w:t>
+      </w:r>
+      <w:r>
+        <w:rPr>
+          <w:lang w:val="es-419" w:eastAsia="es-CO"/>
+        </w:rPr>
+        <w:t>65 °C durante 30 minutos (pasteurización lenta) con agitación constante.</w:t>
+      </w:r>
+    </w:p>
+    <w:p>
+      <w:pPr>
+        <w:rPr>
+          <w:lang w:val="es-419" w:eastAsia="es-CO"/>
+        </w:rPr>
+      </w:pPr>
+      <w:r>
+        <w:rPr>
+          <w:b/>
+          <w:bCs/>
+          <w:lang w:val="es-419" w:eastAsia="es-CO"/>
+        </w:rPr>
+        <w:t>Ventajas</w:t>
+      </w:r>
+      <w:r>
+        <w:rPr>
+          <w:lang w:val="es-419" w:eastAsia="es-CO"/>
+        </w:rPr>
+        <w:t>: bajo costo, fácil operación. Desventaja: menor productividad.</w:t>
+      </w:r>
+    </w:p>
+    <w:p>
+      <w:pPr>
+        <w:pStyle w:val="Prrafodelista"/>
+        <w:numPr>
+          <w:ilvl w:val="0"/>
+          <w:numId w:val="37"/>
+        </w:numPr>
+        <w:rPr>
+          <w:b/>
+          <w:bCs/>
+          <w:lang w:val="es-419" w:eastAsia="es-CO"/>
+        </w:rPr>
+      </w:pPr>
+      <w:r>
+        <w:rPr>
+          <w:b/>
+          <w:bCs/>
+          <w:lang w:val="es-419" w:eastAsia="es-CO"/>
+        </w:rPr>
+        <w:t>Desueradora manual (o batea de desuerado)</w:t>
+      </w:r>
+    </w:p>
+    <w:p>
+      <w:pPr>
+        <w:rPr>
+          <w:lang w:val="es-419" w:eastAsia="es-CO"/>
+        </w:rPr>
+      </w:pPr>
+      <w:r>
+        <w:rPr>
+          <w:b/>
+          <w:bCs/>
+          <w:lang w:val="es-419" w:eastAsia="es-CO"/>
+        </w:rPr>
+        <w:t>Función</w:t>
+      </w:r>
+      <w:r>
+        <w:rPr>
+          <w:lang w:val="es-419" w:eastAsia="es-CO"/>
+        </w:rPr>
+        <w:t>: separar el suero de la cuajada después del corte y realizar el pre prensado.</w:t>
+      </w:r>
+    </w:p>
+    <w:p>
+      <w:pPr>
+        <w:rPr>
+          <w:lang w:val="es-419" w:eastAsia="es-CO"/>
+        </w:rPr>
+      </w:pPr>
+      <w:r>
+        <w:rPr>
+          <w:b/>
+          <w:bCs/>
+          <w:lang w:val="es-419" w:eastAsia="es-CO"/>
+        </w:rPr>
+        <w:t>Descripción</w:t>
+      </w:r>
+      <w:r>
+        <w:rPr>
+          <w:lang w:val="es-419" w:eastAsia="es-CO"/>
+        </w:rPr>
+        <w:t>: es una batea de acero inoxidable con fondo plano, provista de dos descargas de suero en los extremos. Incluye pantallas de cierre móviles en chapa perforada que permiten retener la cuajada mientras el suero drena. También cuenta con puentes de prensado que se desplazan por rieles laterales, con cilindros neumáticos o mecánicos.</w:t>
+      </w:r>
+    </w:p>
+    <w:p>
+      <w:pPr>
+        <w:rPr>
+          <w:lang w:val="es-419" w:eastAsia="es-CO"/>
+        </w:rPr>
+      </w:pPr>
+      <w:r>
+        <w:rPr>
+          <w:b/>
+          <w:bCs/>
+          <w:lang w:val="es-419" w:eastAsia="es-CO"/>
+        </w:rPr>
+        <w:t>Uso</w:t>
+      </w:r>
+      <w:r>
+        <w:rPr>
+          <w:lang w:val="es-419" w:eastAsia="es-CO"/>
+        </w:rPr>
+        <w:t xml:space="preserve">: se coloca la cuajada cortada sobre las pantallas, se deja drenar el suero por gravedad, luego se aplica presión con los puentes para acelerar el desuerado. Es ideal para quesos frescos y </w:t>
+      </w:r>
+      <w:proofErr w:type="spellStart"/>
+      <w:r>
+        <w:rPr>
+          <w:lang w:val="es-419" w:eastAsia="es-CO"/>
+        </w:rPr>
+        <w:t>semi-madurados</w:t>
+      </w:r>
+      <w:proofErr w:type="spellEnd"/>
+      <w:r>
+        <w:rPr>
+          <w:lang w:val="es-419" w:eastAsia="es-CO"/>
+        </w:rPr>
+        <w:t>.</w:t>
+      </w:r>
+    </w:p>
+    <w:p>
+      <w:pPr>
+        <w:pStyle w:val="Prrafodelista"/>
+        <w:numPr>
+          <w:ilvl w:val="0"/>
+          <w:numId w:val="37"/>
+        </w:numPr>
+        <w:rPr>
+          <w:b/>
+          <w:bCs/>
+          <w:lang w:val="es-419" w:eastAsia="es-CO"/>
+        </w:rPr>
+      </w:pPr>
+      <w:r>
+        <w:rPr>
+          <w:b/>
+          <w:bCs/>
+          <w:lang w:val="es-419" w:eastAsia="es-CO"/>
+        </w:rPr>
         <w:lastRenderedPageBreak/>
         <w:t>Prensa quesera</w:t>
       </w:r>
@@ -8769,83 +8886,24 @@
       </w:pPr>
       <w:r>
         <w:rPr>
-          <w:lang w:val="es-419" w:eastAsia="es-CO"/>
-        </w:rPr>
-        <w:t>Función: aplicar presión controlada a la cuajada dentro de los moldes para extraer el suero residual y compactar la masa, dando forma definitiva al queso.</w:t>
-      </w:r>
-    </w:p>
-    <w:p>
-      <w:pPr>
-        <w:rPr>
-          <w:lang w:val="es-419" w:eastAsia="es-CO"/>
-        </w:rPr>
-      </w:pPr>
-      <w:r>
-        <w:rPr>
-          <w:lang w:val="es-419" w:eastAsia="es-CO"/>
-        </w:rPr>
-        <w:t>Tipos: manual (husillo): se acciona mediante una palanca o volante que presiona un pistón. Adecuada para pequeña producción.</w:t>
-      </w:r>
-    </w:p>
-    <w:p>
-      <w:pPr>
-        <w:rPr>
-          <w:lang w:val="es-419" w:eastAsia="es-CO"/>
-        </w:rPr>
-      </w:pPr>
-      <w:r>
-        <w:rPr>
-          <w:lang w:val="es-419" w:eastAsia="es-CO"/>
-        </w:rPr>
-        <w:t>Neumática: utiliza aire comprimido para ejercer presión constante. Permite programar presión y tiempo.</w:t>
-      </w:r>
-    </w:p>
-    <w:p>
-      <w:pPr>
-        <w:rPr>
-          <w:lang w:val="es-419" w:eastAsia="es-CO"/>
-        </w:rPr>
-      </w:pPr>
-      <w:r>
-        <w:rPr>
-          <w:lang w:val="es-419" w:eastAsia="es-CO"/>
-        </w:rPr>
-        <w:t>Hidráulica: mayor capacidad, con cilindros hidráulicos; se usa en plantas industriales.</w:t>
-      </w:r>
-    </w:p>
-    <w:p>
-      <w:pPr>
-        <w:rPr>
-          <w:lang w:val="es-419" w:eastAsia="es-CO"/>
-        </w:rPr>
-      </w:pPr>
-      <w:r>
-        <w:rPr>
-          <w:lang w:val="es-419" w:eastAsia="es-CO"/>
-        </w:rPr>
-        <w:t>Parámetros: la presión varía según el tipo de queso: quesos blandos (0,5–1 kg/cm²), quesos semiduros (1–2 kg/cm²), quesos duros (2–5 kg/cm²). El tiempo de prensado puede ser desde 30 minutos hasta 20 horas.</w:t>
-      </w:r>
-    </w:p>
-    <w:p>
-      <w:pPr>
-        <w:rPr>
-          <w:lang w:val="es-419" w:eastAsia="es-CO"/>
-        </w:rPr>
-      </w:pPr>
-      <w:r>
-        <w:rPr>
-          <w:lang w:val="es-419" w:eastAsia="es-CO"/>
-        </w:rPr>
-        <w:t>Mantenimiento: limpieza de moldes y telas después de cada uso; revisión de juntas y pistones; lubricación de partes móviles.</w:t>
-      </w:r>
-    </w:p>
-    <w:p>
-      <w:pPr>
-        <w:rPr>
           <w:b/>
           <w:bCs/>
           <w:lang w:val="es-419" w:eastAsia="es-CO"/>
         </w:rPr>
+        <w:t>Función</w:t>
+      </w:r>
+      <w:r>
+        <w:rPr>
+          <w:lang w:val="es-419" w:eastAsia="es-CO"/>
+        </w:rPr>
+        <w:t>: aplicar presión controlada a la cuajada dentro de los moldes para extraer el suero residual y compactar la masa, dando forma definitiva al queso.</w:t>
+      </w:r>
+    </w:p>
+    <w:p>
+      <w:pPr>
+        <w:rPr>
+          <w:lang w:val="es-419" w:eastAsia="es-CO"/>
+        </w:rPr>
       </w:pPr>
       <w:r>
         <w:rPr>
@@ -8853,6 +8911,118 @@
           <w:bCs/>
           <w:lang w:val="es-419" w:eastAsia="es-CO"/>
         </w:rPr>
+        <w:t>Tipos: manual (husillo</w:t>
+      </w:r>
+      <w:r>
+        <w:rPr>
+          <w:lang w:val="es-419" w:eastAsia="es-CO"/>
+        </w:rPr>
+        <w:t>): se acciona mediante una palanca o volante que presiona un pistón. Adecuada para pequeña producción.</w:t>
+      </w:r>
+    </w:p>
+    <w:p>
+      <w:pPr>
+        <w:rPr>
+          <w:lang w:val="es-419" w:eastAsia="es-CO"/>
+        </w:rPr>
+      </w:pPr>
+      <w:r>
+        <w:rPr>
+          <w:b/>
+          <w:bCs/>
+          <w:lang w:val="es-419" w:eastAsia="es-CO"/>
+        </w:rPr>
+        <w:t>Neumática</w:t>
+      </w:r>
+      <w:r>
+        <w:rPr>
+          <w:lang w:val="es-419" w:eastAsia="es-CO"/>
+        </w:rPr>
+        <w:t>: utiliza aire comprimido para ejercer presión constante. Permite programar presión y tiempo.</w:t>
+      </w:r>
+    </w:p>
+    <w:p>
+      <w:pPr>
+        <w:rPr>
+          <w:lang w:val="es-419" w:eastAsia="es-CO"/>
+        </w:rPr>
+      </w:pPr>
+      <w:r>
+        <w:rPr>
+          <w:b/>
+          <w:bCs/>
+          <w:lang w:val="es-419" w:eastAsia="es-CO"/>
+        </w:rPr>
+        <w:t>Hidráulica</w:t>
+      </w:r>
+      <w:r>
+        <w:rPr>
+          <w:lang w:val="es-419" w:eastAsia="es-CO"/>
+        </w:rPr>
+        <w:t>: mayor capacidad, con cilindros hidráulicos; se usa en plantas industriales.</w:t>
+      </w:r>
+    </w:p>
+    <w:p>
+      <w:pPr>
+        <w:rPr>
+          <w:lang w:val="es-419" w:eastAsia="es-CO"/>
+        </w:rPr>
+      </w:pPr>
+      <w:r>
+        <w:rPr>
+          <w:b/>
+          <w:bCs/>
+          <w:lang w:val="es-419" w:eastAsia="es-CO"/>
+        </w:rPr>
+        <w:t>Parámetros</w:t>
+      </w:r>
+      <w:r>
+        <w:rPr>
+          <w:lang w:val="es-419" w:eastAsia="es-CO"/>
+        </w:rPr>
+        <w:t>: la presión varía según el tipo de queso: quesos blandos (0,5–1 kg/cm²), quesos semiduros (1–2 kg/cm²), quesos duros (2–5 kg/cm²). El tiempo de prensado puede ser desde 30 minutos hasta 20 horas.</w:t>
+      </w:r>
+    </w:p>
+    <w:p>
+      <w:pPr>
+        <w:rPr>
+          <w:lang w:val="es-419" w:eastAsia="es-CO"/>
+        </w:rPr>
+      </w:pPr>
+      <w:r>
+        <w:rPr>
+          <w:b/>
+          <w:bCs/>
+          <w:lang w:val="es-419" w:eastAsia="es-CO"/>
+        </w:rPr>
+        <w:t>Mantenimiento</w:t>
+      </w:r>
+      <w:r>
+        <w:rPr>
+          <w:lang w:val="es-419" w:eastAsia="es-CO"/>
+        </w:rPr>
+        <w:t>: limpieza de moldes y telas después de cada uso; revisión de juntas y pistones; lubricación de partes móviles.</w:t>
+      </w:r>
+    </w:p>
+    <w:p>
+      <w:pPr>
+        <w:pStyle w:val="Prrafodelista"/>
+        <w:numPr>
+          <w:ilvl w:val="0"/>
+          <w:numId w:val="37"/>
+        </w:numPr>
+        <w:rPr>
+          <w:b/>
+          <w:bCs/>
+          <w:lang w:val="es-419" w:eastAsia="es-CO"/>
+        </w:rPr>
+      </w:pPr>
+      <w:r>
+        <w:rPr>
+          <w:b/>
+          <w:bCs/>
+          <w:lang w:val="es-419" w:eastAsia="es-CO"/>
+        </w:rPr>
         <w:t>Tina quesera</w:t>
       </w:r>
     </w:p>
@@ -8864,9 +9034,17 @@
       </w:pPr>
       <w:r>
         <w:rPr>
-          <w:lang w:val="es-419" w:eastAsia="es-CO"/>
-        </w:rPr>
-        <w:t>Función: recipiente donde se realizan las etapas de coagulación, corte de la cuajada, agitación, cocción (desuerado) y a veces salado.</w:t>
+          <w:b/>
+          <w:bCs/>
+          <w:lang w:val="es-419" w:eastAsia="es-CO"/>
+        </w:rPr>
+        <w:t>Función</w:t>
+      </w:r>
+      <w:r>
+        <w:rPr>
+          <w:lang w:val="es-419" w:eastAsia="es-CO"/>
+        </w:rPr>
+        <w:t>: recipiente donde se realizan las etapas de coagulación, corte de la cuajada, agitación, cocción (desuerado) y a veces salado.</w:t>
       </w:r>
     </w:p>
     <w:p>
@@ -8963,123 +9141,50 @@
       </w:pPr>
       <w:r>
         <w:rPr>
-          <w:lang w:val="es-419" w:eastAsia="es-CO"/>
-        </w:rPr>
-        <w:t>Tipos: tina abierta (para quesos artesanales) o cerrada con sistema de aspersión (para procesos automatizados).</w:t>
-      </w:r>
-    </w:p>
-    <w:p>
-      <w:pPr>
-        <w:rPr>
-          <w:lang w:val="es-419" w:eastAsia="es-CO"/>
-        </w:rPr>
-      </w:pPr>
-      <w:r>
-        <w:rPr>
-          <w:lang w:val="es-419" w:eastAsia="es-CO"/>
-        </w:rPr>
-        <w:t>Mantenimiento: limpieza CIP; verificación de agitadores y sellos; calibración de termómetros.</w:t>
-      </w:r>
-    </w:p>
-    <w:p>
-      <w:pPr>
-        <w:rPr>
-          <w:lang w:val="es-419" w:eastAsia="es-CO"/>
-        </w:rPr>
-      </w:pPr>
-      <w:r>
-        <w:rPr>
           <w:b/>
           <w:bCs/>
           <w:lang w:val="es-419" w:eastAsia="es-CO"/>
         </w:rPr>
-        <w:t>Descremadora o centrífuga</w:t>
-      </w:r>
-    </w:p>
-    <w:p>
-      <w:pPr>
-        <w:rPr>
-          <w:lang w:val="es-419" w:eastAsia="es-CO"/>
-        </w:rPr>
-      </w:pPr>
-      <w:r>
-        <w:rPr>
-          <w:lang w:val="es-419" w:eastAsia="es-CO"/>
-        </w:rPr>
-        <w:t>Función: separar la nata (crema) de la leche entera por fuerza centrífuga. Permite obtener leche descremada y crema con diferentes contenidos de grasa.</w:t>
-      </w:r>
-    </w:p>
-    <w:p>
-      <w:pPr>
-        <w:rPr>
-          <w:lang w:val="es-419" w:eastAsia="es-CO"/>
-        </w:rPr>
-      </w:pPr>
-      <w:r>
-        <w:rPr>
-          <w:lang w:val="es-419" w:eastAsia="es-CO"/>
-        </w:rPr>
-        <w:t>Principio: la leche se introduce en un tambor que gira a alta velocidad (6000</w:t>
-      </w:r>
-      <w:r>
-        <w:rPr>
-          <w:lang w:val="es-419" w:eastAsia="es-CO"/>
-        </w:rPr>
-        <w:t xml:space="preserve"> - </w:t>
-      </w:r>
-      <w:r>
-        <w:rPr>
-          <w:lang w:val="es-419" w:eastAsia="es-CO"/>
-        </w:rPr>
-        <w:t>10000 rpm). La crema, al ser menos densa, se concentra en el centro y es descargada por una salida, mientras que la leche descremada sale por otra.</w:t>
-      </w:r>
-    </w:p>
-    <w:p>
-      <w:pPr>
-        <w:rPr>
-          <w:lang w:val="es-419" w:eastAsia="es-CO"/>
-        </w:rPr>
-      </w:pPr>
-      <w:r>
-        <w:rPr>
-          <w:lang w:val="es-419" w:eastAsia="es-CO"/>
-        </w:rPr>
-        <w:t>Capacidades: desde 100 L/h (descremadoras manuales) hasta 20.000 L/h (industriales).</w:t>
-      </w:r>
-    </w:p>
-    <w:p>
-      <w:pPr>
-        <w:rPr>
-          <w:lang w:val="es-419" w:eastAsia="es-CO"/>
-        </w:rPr>
-      </w:pPr>
-      <w:r>
-        <w:rPr>
-          <w:lang w:val="es-419" w:eastAsia="es-CO"/>
-        </w:rPr>
-        <w:t>Aplicaciones: estandarización de grasa para quesos, obtención de crema para mantequilla o leche descremada.</w:t>
-      </w:r>
-    </w:p>
-    <w:p>
-      <w:pPr>
-        <w:rPr>
-          <w:lang w:val="es-419" w:eastAsia="es-CO"/>
-        </w:rPr>
-      </w:pPr>
-      <w:r>
-        <w:rPr>
-          <w:lang w:val="es-419" w:eastAsia="es-CO"/>
-        </w:rPr>
-        <w:t>Mantenimiento: limpieza inmediata después de cada uso para evitar incrustaciones; desmontaje y lubricación de rodamientos según especificaciones.</w:t>
-      </w:r>
-    </w:p>
-    <w:p>
-      <w:pPr>
+        <w:t>Tipos</w:t>
+      </w:r>
+      <w:r>
+        <w:rPr>
+          <w:lang w:val="es-419" w:eastAsia="es-CO"/>
+        </w:rPr>
+        <w:t>: tina abierta (para quesos artesanales) o cerrada con sistema de aspersión (para procesos automatizados).</w:t>
+      </w:r>
+    </w:p>
+    <w:p>
+      <w:pPr>
+        <w:rPr>
+          <w:lang w:val="es-419" w:eastAsia="es-CO"/>
+        </w:rPr>
+      </w:pPr>
+      <w:r>
         <w:rPr>
           <w:b/>
           <w:bCs/>
           <w:lang w:val="es-419" w:eastAsia="es-CO"/>
         </w:rPr>
+        <w:t>Mantenimiento</w:t>
+      </w:r>
+      <w:r>
+        <w:rPr>
+          <w:lang w:val="es-419" w:eastAsia="es-CO"/>
+        </w:rPr>
+        <w:t>: limpieza CIP; verificación de agitadores y sellos; calibración de termómetros.</w:t>
+      </w:r>
+    </w:p>
+    <w:p>
+      <w:pPr>
+        <w:pStyle w:val="Prrafodelista"/>
+        <w:numPr>
+          <w:ilvl w:val="0"/>
+          <w:numId w:val="37"/>
+        </w:numPr>
+        <w:rPr>
+          <w:lang w:val="es-419" w:eastAsia="es-CO"/>
+        </w:rPr>
       </w:pPr>
       <w:r>
         <w:rPr>
@@ -9087,6 +9192,145 @@
           <w:bCs/>
           <w:lang w:val="es-419" w:eastAsia="es-CO"/>
         </w:rPr>
+        <w:t>Descremadora o centrífuga</w:t>
+      </w:r>
+    </w:p>
+    <w:p>
+      <w:pPr>
+        <w:rPr>
+          <w:lang w:val="es-419" w:eastAsia="es-CO"/>
+        </w:rPr>
+      </w:pPr>
+      <w:r>
+        <w:rPr>
+          <w:b/>
+          <w:bCs/>
+          <w:lang w:val="es-419" w:eastAsia="es-CO"/>
+        </w:rPr>
+        <w:t>Función</w:t>
+      </w:r>
+      <w:r>
+        <w:rPr>
+          <w:lang w:val="es-419" w:eastAsia="es-CO"/>
+        </w:rPr>
+        <w:t>: separar la nata (crema) de la leche entera por fuerza centrífuga. Permite obtener leche descremada y crema con diferentes contenidos de grasa.</w:t>
+      </w:r>
+    </w:p>
+    <w:p>
+      <w:pPr>
+        <w:rPr>
+          <w:lang w:val="es-419" w:eastAsia="es-CO"/>
+        </w:rPr>
+      </w:pPr>
+      <w:r>
+        <w:rPr>
+          <w:b/>
+          <w:bCs/>
+          <w:lang w:val="es-419" w:eastAsia="es-CO"/>
+        </w:rPr>
+        <w:t>Principio</w:t>
+      </w:r>
+      <w:r>
+        <w:rPr>
+          <w:lang w:val="es-419" w:eastAsia="es-CO"/>
+        </w:rPr>
+        <w:t>: la leche se introduce en un tambor que gira a alta velocidad (6000</w:t>
+      </w:r>
+      <w:r>
+        <w:rPr>
+          <w:lang w:val="es-419" w:eastAsia="es-CO"/>
+        </w:rPr>
+        <w:t xml:space="preserve"> - </w:t>
+      </w:r>
+      <w:r>
+        <w:rPr>
+          <w:lang w:val="es-419" w:eastAsia="es-CO"/>
+        </w:rPr>
+        <w:t>10000 rpm). La crema, al ser menos densa, se concentra en el centro y es descargada por una salida, mientras que la leche descremada sale por otra.</w:t>
+      </w:r>
+    </w:p>
+    <w:p>
+      <w:pPr>
+        <w:rPr>
+          <w:lang w:val="es-419" w:eastAsia="es-CO"/>
+        </w:rPr>
+      </w:pPr>
+      <w:r>
+        <w:rPr>
+          <w:b/>
+          <w:bCs/>
+          <w:lang w:val="es-419" w:eastAsia="es-CO"/>
+        </w:rPr>
+        <w:t>Capacidades</w:t>
+      </w:r>
+      <w:r>
+        <w:rPr>
+          <w:lang w:val="es-419" w:eastAsia="es-CO"/>
+        </w:rPr>
+        <w:t>: desde 100 L/h (descremadoras manuales) hasta 20.000 L/h (industriales).</w:t>
+      </w:r>
+    </w:p>
+    <w:p>
+      <w:pPr>
+        <w:rPr>
+          <w:lang w:val="es-419" w:eastAsia="es-CO"/>
+        </w:rPr>
+      </w:pPr>
+      <w:r>
+        <w:rPr>
+          <w:b/>
+          <w:bCs/>
+          <w:lang w:val="es-419" w:eastAsia="es-CO"/>
+        </w:rPr>
+        <w:t>Aplicaciones</w:t>
+      </w:r>
+      <w:r>
+        <w:rPr>
+          <w:lang w:val="es-419" w:eastAsia="es-CO"/>
+        </w:rPr>
+        <w:t>: estandarización de grasa para quesos, obtención de crema para mantequilla o leche descremada.</w:t>
+      </w:r>
+    </w:p>
+    <w:p>
+      <w:pPr>
+        <w:rPr>
+          <w:lang w:val="es-419" w:eastAsia="es-CO"/>
+        </w:rPr>
+      </w:pPr>
+      <w:r>
+        <w:rPr>
+          <w:b/>
+          <w:bCs/>
+          <w:lang w:val="es-419" w:eastAsia="es-CO"/>
+        </w:rPr>
+        <w:t>Mantenimiento</w:t>
+      </w:r>
+      <w:r>
+        <w:rPr>
+          <w:lang w:val="es-419" w:eastAsia="es-CO"/>
+        </w:rPr>
+        <w:t>: limpieza inmediata después de cada uso para evitar incrustaciones; desmontaje y lubricación de rodamientos según especificaciones.</w:t>
+      </w:r>
+    </w:p>
+    <w:p>
+      <w:pPr>
+        <w:pStyle w:val="Prrafodelista"/>
+        <w:numPr>
+          <w:ilvl w:val="0"/>
+          <w:numId w:val="37"/>
+        </w:numPr>
+        <w:rPr>
+          <w:b/>
+          <w:bCs/>
+          <w:lang w:val="es-419" w:eastAsia="es-CO"/>
+        </w:rPr>
+      </w:pPr>
+      <w:r>
+        <w:rPr>
+          <w:b/>
+          <w:bCs/>
+          <w:lang w:val="es-419" w:eastAsia="es-CO"/>
+        </w:rPr>
         <w:t>Mantequillera (batidora de mantequilla)</w:t>
       </w:r>
     </w:p>
@@ -9098,9 +9342,17 @@
       </w:pPr>
       <w:r>
         <w:rPr>
-          <w:lang w:val="es-419" w:eastAsia="es-CO"/>
-        </w:rPr>
-        <w:t>Función: transformar la crema en mantequilla mediante batido, que rompe los glóbulos de grasa y los aglutina, separando el suero de mantequilla (suero de leche).</w:t>
+          <w:b/>
+          <w:bCs/>
+          <w:lang w:val="es-419" w:eastAsia="es-CO"/>
+        </w:rPr>
+        <w:t>Función</w:t>
+      </w:r>
+      <w:r>
+        <w:rPr>
+          <w:lang w:val="es-419" w:eastAsia="es-CO"/>
+        </w:rPr>
+        <w:t>: transformar la crema en mantequilla mediante batido, que rompe los glóbulos de grasa y los aglutina, separando el suero de mantequilla (suero de leche).</w:t>
       </w:r>
     </w:p>
     <w:p>
@@ -9137,9 +9389,17 @@
       </w:pPr>
       <w:r>
         <w:rPr>
-          <w:lang w:val="es-419" w:eastAsia="es-CO"/>
-        </w:rPr>
-        <w:t>Manual: tambor giratorio con paletas, usado en pequeña escala.</w:t>
+          <w:b/>
+          <w:bCs/>
+          <w:lang w:val="es-419" w:eastAsia="es-CO"/>
+        </w:rPr>
+        <w:t>Manual</w:t>
+      </w:r>
+      <w:r>
+        <w:rPr>
+          <w:lang w:val="es-419" w:eastAsia="es-CO"/>
+        </w:rPr>
+        <w:t>: tambor giratorio con paletas, usado en pequeña escala.</w:t>
       </w:r>
     </w:p>
     <w:p>
@@ -9155,9 +9415,17 @@
       </w:pPr>
       <w:r>
         <w:rPr>
-          <w:lang w:val="es-419" w:eastAsia="es-CO"/>
-        </w:rPr>
-        <w:t>Eléctrica: con motor y sistema de agitación; permite controlar temperatura y velocidad.</w:t>
+          <w:b/>
+          <w:bCs/>
+          <w:lang w:val="es-419" w:eastAsia="es-CO"/>
+        </w:rPr>
+        <w:t>Eléctrica</w:t>
+      </w:r>
+      <w:r>
+        <w:rPr>
+          <w:lang w:val="es-419" w:eastAsia="es-CO"/>
+        </w:rPr>
+        <w:t>: con motor y sistema de agitación; permite controlar temperatura y velocidad.</w:t>
       </w:r>
     </w:p>
     <w:p>
@@ -9173,61 +9441,90 @@
       </w:pPr>
       <w:r>
         <w:rPr>
-          <w:lang w:val="es-419" w:eastAsia="es-CO"/>
-        </w:rPr>
-        <w:t>Industrial: grandes volúmenes, con sistema de lavado y amasado.</w:t>
-      </w:r>
-    </w:p>
-    <w:p>
-      <w:pPr>
-        <w:rPr>
-          <w:lang w:val="es-419" w:eastAsia="es-CO"/>
-        </w:rPr>
-      </w:pPr>
-      <w:r>
-        <w:rPr>
-          <w:lang w:val="es-419" w:eastAsia="es-CO"/>
-        </w:rPr>
-        <w:t>Proceso: la crema se bate a temperatura controlada (8</w:t>
-      </w:r>
-      <w:r>
-        <w:rPr>
-          <w:lang w:val="es-419" w:eastAsia="es-CO"/>
-        </w:rPr>
-        <w:t xml:space="preserve"> - </w:t>
-      </w:r>
-      <w:r>
-        <w:rPr>
-          <w:lang w:val="es-419" w:eastAsia="es-CO"/>
-        </w:rPr>
-        <w:t>12 °C) hasta que se forman gránulos de mantequilla; luego se lava con agua fría para eliminar suero residual y se amasa para darle textura.</w:t>
-      </w:r>
-    </w:p>
-    <w:p>
-      <w:pPr>
-        <w:rPr>
-          <w:lang w:val="es-419" w:eastAsia="es-CO"/>
-        </w:rPr>
-      </w:pPr>
-      <w:r>
-        <w:rPr>
-          <w:lang w:val="es-419" w:eastAsia="es-CO"/>
-        </w:rPr>
-        <w:t>Capacidades: desde 5 L hasta 1000 L.</w:t>
-      </w:r>
-    </w:p>
-    <w:p>
-      <w:pPr>
-        <w:rPr>
-          <w:lang w:val="es-419" w:eastAsia="es-CO"/>
-        </w:rPr>
-      </w:pPr>
-      <w:r>
-        <w:rPr>
           <w:b/>
           <w:bCs/>
           <w:lang w:val="es-419" w:eastAsia="es-CO"/>
         </w:rPr>
+        <w:t>Industrial</w:t>
+      </w:r>
+      <w:r>
+        <w:rPr>
+          <w:lang w:val="es-419" w:eastAsia="es-CO"/>
+        </w:rPr>
+        <w:t>: grandes volúmenes, con sistema de lavado y amasado.</w:t>
+      </w:r>
+    </w:p>
+    <w:p>
+      <w:pPr>
+        <w:rPr>
+          <w:lang w:val="es-419" w:eastAsia="es-CO"/>
+        </w:rPr>
+      </w:pPr>
+      <w:r>
+        <w:rPr>
+          <w:b/>
+          <w:bCs/>
+          <w:lang w:val="es-419" w:eastAsia="es-CO"/>
+        </w:rPr>
+        <w:t>Proceso</w:t>
+      </w:r>
+      <w:r>
+        <w:rPr>
+          <w:lang w:val="es-419" w:eastAsia="es-CO"/>
+        </w:rPr>
+        <w:t>: la crema se bate a temperatura controlada (8</w:t>
+      </w:r>
+      <w:r>
+        <w:rPr>
+          <w:lang w:val="es-419" w:eastAsia="es-CO"/>
+        </w:rPr>
+        <w:t xml:space="preserve"> - </w:t>
+      </w:r>
+      <w:r>
+        <w:rPr>
+          <w:lang w:val="es-419" w:eastAsia="es-CO"/>
+        </w:rPr>
+        <w:t>12 °C) hasta que se forman gránulos de mantequilla; luego se lava con agua fría para eliminar suero residual y se amasa para darle textura.</w:t>
+      </w:r>
+    </w:p>
+    <w:p>
+      <w:pPr>
+        <w:rPr>
+          <w:lang w:val="es-419" w:eastAsia="es-CO"/>
+        </w:rPr>
+      </w:pPr>
+      <w:r>
+        <w:rPr>
+          <w:b/>
+          <w:bCs/>
+          <w:lang w:val="es-419" w:eastAsia="es-CO"/>
+        </w:rPr>
+        <w:t>Capacidades</w:t>
+      </w:r>
+      <w:r>
+        <w:rPr>
+          <w:lang w:val="es-419" w:eastAsia="es-CO"/>
+        </w:rPr>
+        <w:t>: desde 5 L hasta 1000 L.</w:t>
+      </w:r>
+    </w:p>
+    <w:p>
+      <w:pPr>
+        <w:pStyle w:val="Prrafodelista"/>
+        <w:numPr>
+          <w:ilvl w:val="0"/>
+          <w:numId w:val="37"/>
+        </w:numPr>
+        <w:rPr>
+          <w:lang w:val="es-419" w:eastAsia="es-CO"/>
+        </w:rPr>
+      </w:pPr>
+      <w:r>
+        <w:rPr>
+          <w:b/>
+          <w:bCs/>
+          <w:lang w:val="es-419" w:eastAsia="es-CO"/>
+        </w:rPr>
         <w:t>Homogeneizador</w:t>
       </w:r>
     </w:p>
@@ -9239,48 +9536,80 @@
       </w:pPr>
       <w:r>
         <w:rPr>
-          <w:lang w:val="es-419" w:eastAsia="es-CO"/>
-        </w:rPr>
-        <w:t>Función: reducir el tamaño de los glóbulos de grasa mediante presión, para evitar la separación de la crema (formación de nata) y mejorar la estabilidad y textura de la leche, yogur y otros derivados.</w:t>
-      </w:r>
-    </w:p>
-    <w:p>
-      <w:pPr>
-        <w:rPr>
-          <w:lang w:val="es-419" w:eastAsia="es-CO"/>
-        </w:rPr>
-      </w:pPr>
-      <w:r>
-        <w:rPr>
-          <w:lang w:val="es-419" w:eastAsia="es-CO"/>
-        </w:rPr>
-        <w:t>Principio: la leche se bombea a alta presión (150–250 bar) a través de una válvula de homogeneización, donde los glóbulos se rompen en partículas mucho más pequeñas.</w:t>
-      </w:r>
-    </w:p>
-    <w:p>
-      <w:pPr>
-        <w:rPr>
-          <w:lang w:val="es-419" w:eastAsia="es-CO"/>
-        </w:rPr>
-      </w:pPr>
-      <w:r>
-        <w:rPr>
-          <w:lang w:val="es-419" w:eastAsia="es-CO"/>
-        </w:rPr>
-        <w:t>Aplicaciones: leche pasteurizada homogeneizada, yogur, crema, quesos fundidos.</w:t>
-      </w:r>
-    </w:p>
-    <w:p>
-      <w:pPr>
-        <w:rPr>
-          <w:lang w:val="es-419" w:eastAsia="es-CO"/>
-        </w:rPr>
-      </w:pPr>
-      <w:r>
-        <w:rPr>
-          <w:lang w:val="es-419" w:eastAsia="es-CO"/>
-        </w:rPr>
-        <w:t>Mantenimiento: limpieza CIP; revisión de asientos de válvulas y pistones; calibración de presión.</w:t>
+          <w:b/>
+          <w:bCs/>
+          <w:lang w:val="es-419" w:eastAsia="es-CO"/>
+        </w:rPr>
+        <w:t>Función</w:t>
+      </w:r>
+      <w:r>
+        <w:rPr>
+          <w:lang w:val="es-419" w:eastAsia="es-CO"/>
+        </w:rPr>
+        <w:t>: reducir el tamaño de los glóbulos de grasa mediante presión, para evitar la separación de la crema (formación de nata) y mejorar la estabilidad y textura de la leche, yogur y otros derivados.</w:t>
+      </w:r>
+    </w:p>
+    <w:p>
+      <w:pPr>
+        <w:rPr>
+          <w:lang w:val="es-419" w:eastAsia="es-CO"/>
+        </w:rPr>
+      </w:pPr>
+      <w:r>
+        <w:rPr>
+          <w:b/>
+          <w:bCs/>
+          <w:lang w:val="es-419" w:eastAsia="es-CO"/>
+        </w:rPr>
+        <w:t>Principio</w:t>
+      </w:r>
+      <w:r>
+        <w:rPr>
+          <w:lang w:val="es-419" w:eastAsia="es-CO"/>
+        </w:rPr>
+        <w:t>: la leche se bombea a alta presión (150–250 bar) a través de una válvula de homogeneización, donde los glóbulos se rompen en partículas mucho más pequeñas.</w:t>
+      </w:r>
+    </w:p>
+    <w:p>
+      <w:pPr>
+        <w:rPr>
+          <w:lang w:val="es-419" w:eastAsia="es-CO"/>
+        </w:rPr>
+      </w:pPr>
+      <w:r>
+        <w:rPr>
+          <w:b/>
+          <w:bCs/>
+          <w:lang w:val="es-419" w:eastAsia="es-CO"/>
+        </w:rPr>
+        <w:t>Aplicaciones</w:t>
+      </w:r>
+      <w:r>
+        <w:rPr>
+          <w:lang w:val="es-419" w:eastAsia="es-CO"/>
+        </w:rPr>
+        <w:t>: leche pasteurizada homogeneizada, yogur, crema, quesos fundidos.</w:t>
+      </w:r>
+    </w:p>
+    <w:p>
+      <w:pPr>
+        <w:rPr>
+          <w:lang w:val="es-419" w:eastAsia="es-CO"/>
+        </w:rPr>
+      </w:pPr>
+      <w:r>
+        <w:rPr>
+          <w:b/>
+          <w:bCs/>
+          <w:lang w:val="es-419" w:eastAsia="es-CO"/>
+        </w:rPr>
+        <w:t>Mantenimiento</w:t>
+      </w:r>
+      <w:r>
+        <w:rPr>
+          <w:lang w:val="es-419" w:eastAsia="es-CO"/>
+        </w:rPr>
+        <w:t>: limpieza CIP; revisión de asientos de válvulas y pistones; calibración de presión.</w:t>
       </w:r>
     </w:p>
     <w:p>
@@ -9324,9 +9653,23 @@
       </w:r>
       <w:r>
         <w:rPr>
-          <w:lang w:val="es-419" w:eastAsia="es-CO"/>
-        </w:rPr>
-        <w:t>: marco con alambres tensados de acero inoxidable para cortar la cuajada en cubos o granos uniformes. Existen manuales y automáticas.</w:t>
+          <w:b/>
+          <w:bCs/>
+          <w:lang w:val="es-419" w:eastAsia="es-CO"/>
+        </w:rPr>
+        <w:t xml:space="preserve">. </w:t>
+      </w:r>
+      <w:r>
+        <w:rPr>
+          <w:lang w:val="es-419" w:eastAsia="es-CO"/>
+        </w:rPr>
+        <w:t>M</w:t>
+      </w:r>
+      <w:r>
+        <w:rPr>
+          <w:lang w:val="es-419" w:eastAsia="es-CO"/>
+        </w:rPr>
+        <w:t>arco con alambres tensados de acero inoxidable para cortar la cuajada en cubos o granos uniformes. Existen manuales y automáticas.</w:t>
       </w:r>
     </w:p>
     <w:p>
@@ -9352,7 +9695,13 @@
         <w:rPr>
           <w:lang w:val="es-419" w:eastAsia="es-CO"/>
         </w:rPr>
-        <w:t>: estructuras de acero inoxidable o polipropileno, con orificios para drenaje, de diversas formas. Pueden forrarse con lienzo.</w:t>
+        <w:t>. E</w:t>
+      </w:r>
+      <w:r>
+        <w:rPr>
+          <w:lang w:val="es-419" w:eastAsia="es-CO"/>
+        </w:rPr>
+        <w:t>structuras de acero inoxidable o polipropileno, con orificios para drenaje, de diversas formas. Pueden forrarse con lienzo.</w:t>
       </w:r>
     </w:p>
     <w:p>
@@ -9378,7 +9727,25 @@
         <w:rPr>
           <w:lang w:val="es-419" w:eastAsia="es-CO"/>
         </w:rPr>
-        <w:t>: telas de algodón de trama abierta, resistentes al calor y lavables, para recubrir moldes, transportar cuajada y desuerar.</w:t>
+        <w:t>.</w:t>
+      </w:r>
+      <w:r>
+        <w:rPr>
+          <w:lang w:val="es-419" w:eastAsia="es-CO"/>
+        </w:rPr>
+        <w:t xml:space="preserve"> </w:t>
+      </w:r>
+      <w:r>
+        <w:rPr>
+          <w:lang w:val="es-419" w:eastAsia="es-CO"/>
+        </w:rPr>
+        <w:t>T</w:t>
+      </w:r>
+      <w:r>
+        <w:rPr>
+          <w:lang w:val="es-419" w:eastAsia="es-CO"/>
+        </w:rPr>
+        <w:t>elas de algodón de trama abierta, resistentes al calor y lavables, para recubrir moldes, transportar cuajada y desuerar.</w:t>
       </w:r>
     </w:p>
     <w:p>
@@ -9404,7 +9771,25 @@
         <w:rPr>
           <w:lang w:val="es-419" w:eastAsia="es-CO"/>
         </w:rPr>
-        <w:t>: bombas sanitarias centrífugas o de lóbulos para mover leche, suero o productos sin contaminación.</w:t>
+        <w:t>.</w:t>
+      </w:r>
+      <w:r>
+        <w:rPr>
+          <w:lang w:val="es-419" w:eastAsia="es-CO"/>
+        </w:rPr>
+        <w:t xml:space="preserve"> </w:t>
+      </w:r>
+      <w:r>
+        <w:rPr>
+          <w:lang w:val="es-419" w:eastAsia="es-CO"/>
+        </w:rPr>
+        <w:t>B</w:t>
+      </w:r>
+      <w:r>
+        <w:rPr>
+          <w:lang w:val="es-419" w:eastAsia="es-CO"/>
+        </w:rPr>
+        <w:t>ombas sanitarias centrífugas o de lóbulos para mover leche, suero o productos sin contaminación.</w:t>
       </w:r>
     </w:p>
     <w:p>
@@ -9430,7 +9815,25 @@
         <w:rPr>
           <w:lang w:val="es-419" w:eastAsia="es-CO"/>
         </w:rPr>
-        <w:t>: palas manuales o mecánicas para remover durante calentamiento y homogeneizar aditivos.</w:t>
+        <w:t>.</w:t>
+      </w:r>
+      <w:r>
+        <w:rPr>
+          <w:lang w:val="es-419" w:eastAsia="es-CO"/>
+        </w:rPr>
+        <w:t xml:space="preserve"> </w:t>
+      </w:r>
+      <w:r>
+        <w:rPr>
+          <w:lang w:val="es-419" w:eastAsia="es-CO"/>
+        </w:rPr>
+        <w:t>P</w:t>
+      </w:r>
+      <w:r>
+        <w:rPr>
+          <w:lang w:val="es-419" w:eastAsia="es-CO"/>
+        </w:rPr>
+        <w:t>alas manuales o mecánicas para remover durante calentamiento y homogeneizar aditivos.</w:t>
       </w:r>
     </w:p>
     <w:p>
@@ -9456,7 +9859,13 @@
         <w:rPr>
           <w:lang w:val="es-419" w:eastAsia="es-CO"/>
         </w:rPr>
-        <w:t>: acero inoxidable, para medir y adicionar líquidos.</w:t>
+        <w:t>. A</w:t>
+      </w:r>
+      <w:r>
+        <w:rPr>
+          <w:lang w:val="es-419" w:eastAsia="es-CO"/>
+        </w:rPr>
+        <w:t>cero inoxidable, para medir y adicionar líquidos.</w:t>
       </w:r>
     </w:p>
     <w:p>
@@ -9482,7 +9891,13 @@
         <w:rPr>
           <w:lang w:val="es-419" w:eastAsia="es-CO"/>
         </w:rPr>
-        <w:t>: superficie de acero inoxidable para moldeado y salado.</w:t>
+        <w:t>. S</w:t>
+      </w:r>
+      <w:r>
+        <w:rPr>
+          <w:lang w:val="es-419" w:eastAsia="es-CO"/>
+        </w:rPr>
+        <w:t>uperficie de acero inoxidable para moldeado y salado.</w:t>
       </w:r>
     </w:p>
     <w:p>
@@ -9508,7 +9923,25 @@
         <w:rPr>
           <w:lang w:val="es-419" w:eastAsia="es-CO"/>
         </w:rPr>
-        <w:t>: armarios con malla fina (angeo) para secado y maduración, con control de temperatura y humedad.</w:t>
+        <w:t>.</w:t>
+      </w:r>
+      <w:r>
+        <w:rPr>
+          <w:lang w:val="es-419" w:eastAsia="es-CO"/>
+        </w:rPr>
+        <w:t xml:space="preserve"> </w:t>
+      </w:r>
+      <w:r>
+        <w:rPr>
+          <w:lang w:val="es-419" w:eastAsia="es-CO"/>
+        </w:rPr>
+        <w:t>Ar</w:t>
+      </w:r>
+      <w:r>
+        <w:rPr>
+          <w:lang w:val="es-419" w:eastAsia="es-CO"/>
+        </w:rPr>
+        <w:t>marios con malla fina (angeo) para secado y maduración, con control de temperatura y humedad.</w:t>
       </w:r>
     </w:p>
     <w:p>
@@ -9544,7 +9977,7 @@
       <w:pPr>
         <w:pStyle w:val="Ttulo1"/>
       </w:pPr>
-      <w:bookmarkStart w:id="14" w:name="_Toc231376639"/>
+      <w:bookmarkStart w:id="14" w:name="_Toc231402136"/>
       <w:r>
         <w:lastRenderedPageBreak/>
         <w:t>Proceso general de elaboración de quesos</w:t>
@@ -9656,7 +10089,19 @@
           <w:lang w:val="es-419" w:eastAsia="es-CO"/>
         </w:rPr>
         <w:lastRenderedPageBreak/>
-        <w:t xml:space="preserve">Lo invitamos a escuchar el siguiente </w:t>
+        <w:t xml:space="preserve">Lo invitamos a </w:t>
+      </w:r>
+      <w:r>
+        <w:rPr>
+          <w:lang w:val="es-419" w:eastAsia="es-CO"/>
+        </w:rPr>
+        <w:t>explorar</w:t>
+      </w:r>
+      <w:r>
+        <w:rPr>
+          <w:lang w:val="es-419" w:eastAsia="es-CO"/>
+        </w:rPr>
+        <w:t xml:space="preserve"> el siguiente </w:t>
       </w:r>
       <w:r>
         <w:rPr>
@@ -10031,7 +10476,7 @@
       <w:pPr>
         <w:pStyle w:val="Ttulo2"/>
       </w:pPr>
-      <w:bookmarkStart w:id="15" w:name="_Toc231376640"/>
+      <w:bookmarkStart w:id="15" w:name="_Toc231402137"/>
       <w:r>
         <w:t>Estandarización de la leche y cultivos</w:t>
       </w:r>
@@ -10101,8 +10546,8 @@
       </w:tblPr>
       <w:tblGrid>
         <w:gridCol w:w="2490"/>
-        <w:gridCol w:w="2490"/>
-        <w:gridCol w:w="2491"/>
+        <w:gridCol w:w="2041"/>
+        <w:gridCol w:w="2940"/>
         <w:gridCol w:w="2491"/>
       </w:tblGrid>
       <w:tr>
@@ -10129,7 +10574,7 @@
         </w:tc>
         <w:tc>
           <w:tcPr>
-            <w:tcW w:w="2490" w:type="dxa"/>
+            <w:tcW w:w="2041" w:type="dxa"/>
           </w:tcPr>
           <w:p>
             <w:pPr>
@@ -10145,7 +10590,7 @@
         </w:tc>
         <w:tc>
           <w:tcPr>
-            <w:tcW w:w="2491" w:type="dxa"/>
+            <w:tcW w:w="2940" w:type="dxa"/>
           </w:tcPr>
           <w:p>
             <w:pPr>
@@ -10201,7 +10646,7 @@
         </w:tc>
         <w:tc>
           <w:tcPr>
-            <w:tcW w:w="2490" w:type="dxa"/>
+            <w:tcW w:w="2041" w:type="dxa"/>
           </w:tcPr>
           <w:p>
             <w:pPr>
@@ -10217,6 +10662,22 @@
         </w:tc>
         <w:tc>
           <w:tcPr>
+            <w:tcW w:w="2940" w:type="dxa"/>
+          </w:tcPr>
+          <w:p>
+            <w:pPr>
+              <w:ind w:firstLine="0"/>
+              <w:rPr>
+                <w:lang w:val="es-419" w:eastAsia="es-CO"/>
+              </w:rPr>
+            </w:pPr>
+            <w:r>
+              <w:t>0,33</w:t>
+            </w:r>
+          </w:p>
+        </w:tc>
+        <w:tc>
+          <w:tcPr>
             <w:tcW w:w="2491" w:type="dxa"/>
           </w:tcPr>
           <w:p>
@@ -10227,27 +10688,11 @@
               </w:rPr>
             </w:pPr>
             <w:r>
-              <w:t>0,33</w:t>
-            </w:r>
-          </w:p>
-        </w:tc>
-        <w:tc>
-          <w:tcPr>
-            <w:tcW w:w="2491" w:type="dxa"/>
-          </w:tcPr>
-          <w:p>
-            <w:pPr>
-              <w:ind w:firstLine="0"/>
-              <w:rPr>
-                <w:lang w:val="es-419" w:eastAsia="es-CO"/>
-              </w:rPr>
-            </w:pPr>
-            <w:r>
-              <w:t xml:space="preserve">Para queso fresco con 20 % grasa en extracto seco, si la leche tiene 3,2 % </w:t>
+              <w:t xml:space="preserve">Para queso fresco con 20 % grasa en extracto seco, si la </w:t>
             </w:r>
             <w:r>
               <w:lastRenderedPageBreak/>
-              <w:t>proteína, la grasa requerida es 1,06 %.</w:t>
+              <w:t>leche tiene 3,2 % proteína, la grasa requerida es 1,06 %.</w:t>
             </w:r>
           </w:p>
         </w:tc>
@@ -10272,7 +10717,7 @@
         </w:tc>
         <w:tc>
           <w:tcPr>
-            <w:tcW w:w="2490" w:type="dxa"/>
+            <w:tcW w:w="2041" w:type="dxa"/>
           </w:tcPr>
           <w:p>
             <w:pPr>
@@ -10288,7 +10733,7 @@
         </w:tc>
         <w:tc>
           <w:tcPr>
-            <w:tcW w:w="2491" w:type="dxa"/>
+            <w:tcW w:w="2940" w:type="dxa"/>
           </w:tcPr>
           <w:p>
             <w:pPr>
@@ -10341,7 +10786,7 @@
         </w:tc>
         <w:tc>
           <w:tcPr>
-            <w:tcW w:w="2490" w:type="dxa"/>
+            <w:tcW w:w="2041" w:type="dxa"/>
           </w:tcPr>
           <w:p>
             <w:pPr>
@@ -10357,7 +10802,7 @@
         </w:tc>
         <w:tc>
           <w:tcPr>
-            <w:tcW w:w="2491" w:type="dxa"/>
+            <w:tcW w:w="2940" w:type="dxa"/>
           </w:tcPr>
           <w:p>
             <w:pPr>
@@ -10407,7 +10852,7 @@
         </w:tc>
         <w:tc>
           <w:tcPr>
-            <w:tcW w:w="2490" w:type="dxa"/>
+            <w:tcW w:w="2041" w:type="dxa"/>
           </w:tcPr>
           <w:p>
             <w:pPr>
@@ -10423,7 +10868,7 @@
         </w:tc>
         <w:tc>
           <w:tcPr>
-            <w:tcW w:w="2491" w:type="dxa"/>
+            <w:tcW w:w="2940" w:type="dxa"/>
           </w:tcPr>
           <w:p>
             <w:pPr>
@@ -10476,7 +10921,7 @@
         </w:tc>
         <w:tc>
           <w:tcPr>
-            <w:tcW w:w="2490" w:type="dxa"/>
+            <w:tcW w:w="2041" w:type="dxa"/>
           </w:tcPr>
           <w:p>
             <w:pPr>
@@ -10492,7 +10937,7 @@
         </w:tc>
         <w:tc>
           <w:tcPr>
-            <w:tcW w:w="2491" w:type="dxa"/>
+            <w:tcW w:w="2940" w:type="dxa"/>
           </w:tcPr>
           <w:p>
             <w:pPr>
@@ -10542,7 +10987,7 @@
         </w:tc>
         <w:tc>
           <w:tcPr>
-            <w:tcW w:w="2490" w:type="dxa"/>
+            <w:tcW w:w="2041" w:type="dxa"/>
           </w:tcPr>
           <w:p>
             <w:pPr>
@@ -10558,7 +11003,7 @@
         </w:tc>
         <w:tc>
           <w:tcPr>
-            <w:tcW w:w="2491" w:type="dxa"/>
+            <w:tcW w:w="2940" w:type="dxa"/>
           </w:tcPr>
           <w:p>
             <w:pPr>
@@ -10611,7 +11056,7 @@
         </w:tc>
         <w:tc>
           <w:tcPr>
-            <w:tcW w:w="2490" w:type="dxa"/>
+            <w:tcW w:w="2041" w:type="dxa"/>
           </w:tcPr>
           <w:p>
             <w:pPr>
@@ -10627,7 +11072,7 @@
         </w:tc>
         <w:tc>
           <w:tcPr>
-            <w:tcW w:w="2491" w:type="dxa"/>
+            <w:tcW w:w="2940" w:type="dxa"/>
           </w:tcPr>
           <w:p>
             <w:pPr>
@@ -10677,7 +11122,7 @@
         </w:tc>
         <w:tc>
           <w:tcPr>
-            <w:tcW w:w="2490" w:type="dxa"/>
+            <w:tcW w:w="2041" w:type="dxa"/>
           </w:tcPr>
           <w:p>
             <w:pPr>
@@ -10693,7 +11138,7 @@
         </w:tc>
         <w:tc>
           <w:tcPr>
-            <w:tcW w:w="2491" w:type="dxa"/>
+            <w:tcW w:w="2940" w:type="dxa"/>
           </w:tcPr>
           <w:p>
             <w:pPr>
@@ -10740,13 +11185,14 @@
               </w:rPr>
             </w:pPr>
             <w:r>
+              <w:lastRenderedPageBreak/>
               <w:t>Queso de pasta blanda</w:t>
             </w:r>
           </w:p>
         </w:tc>
         <w:tc>
           <w:tcPr>
-            <w:tcW w:w="2490" w:type="dxa"/>
+            <w:tcW w:w="2041" w:type="dxa"/>
           </w:tcPr>
           <w:p>
             <w:pPr>
@@ -10762,7 +11208,7 @@
         </w:tc>
         <w:tc>
           <w:tcPr>
-            <w:tcW w:w="2491" w:type="dxa"/>
+            <w:tcW w:w="2940" w:type="dxa"/>
           </w:tcPr>
           <w:p>
             <w:pPr>
@@ -10806,14 +11252,13 @@
               </w:rPr>
             </w:pPr>
             <w:r>
-              <w:lastRenderedPageBreak/>
               <w:t>Queso de pasta blanda</w:t>
             </w:r>
           </w:p>
         </w:tc>
         <w:tc>
           <w:tcPr>
-            <w:tcW w:w="2490" w:type="dxa"/>
+            <w:tcW w:w="2041" w:type="dxa"/>
           </w:tcPr>
           <w:p>
             <w:pPr>
@@ -10829,7 +11274,7 @@
         </w:tc>
         <w:tc>
           <w:tcPr>
-            <w:tcW w:w="2491" w:type="dxa"/>
+            <w:tcW w:w="2940" w:type="dxa"/>
           </w:tcPr>
           <w:p>
             <w:pPr>
@@ -10884,7 +11329,7 @@
         </w:tc>
         <w:tc>
           <w:tcPr>
-            <w:tcW w:w="2490" w:type="dxa"/>
+            <w:tcW w:w="2041" w:type="dxa"/>
           </w:tcPr>
           <w:p>
             <w:pPr>
@@ -10900,7 +11345,7 @@
         </w:tc>
         <w:tc>
           <w:tcPr>
-            <w:tcW w:w="2491" w:type="dxa"/>
+            <w:tcW w:w="2940" w:type="dxa"/>
           </w:tcPr>
           <w:p>
             <w:pPr>
@@ -10952,7 +11397,7 @@
         </w:tc>
         <w:tc>
           <w:tcPr>
-            <w:tcW w:w="2490" w:type="dxa"/>
+            <w:tcW w:w="2041" w:type="dxa"/>
           </w:tcPr>
           <w:p>
             <w:pPr>
@@ -10968,7 +11413,7 @@
         </w:tc>
         <w:tc>
           <w:tcPr>
-            <w:tcW w:w="2491" w:type="dxa"/>
+            <w:tcW w:w="2940" w:type="dxa"/>
           </w:tcPr>
           <w:p>
             <w:pPr>
@@ -11023,7 +11468,7 @@
         </w:tc>
         <w:tc>
           <w:tcPr>
-            <w:tcW w:w="2490" w:type="dxa"/>
+            <w:tcW w:w="2041" w:type="dxa"/>
           </w:tcPr>
           <w:p>
             <w:pPr>
@@ -11039,7 +11484,7 @@
         </w:tc>
         <w:tc>
           <w:tcPr>
-            <w:tcW w:w="2491" w:type="dxa"/>
+            <w:tcW w:w="2940" w:type="dxa"/>
           </w:tcPr>
           <w:p>
             <w:pPr>
@@ -11091,7 +11536,7 @@
         </w:tc>
         <w:tc>
           <w:tcPr>
-            <w:tcW w:w="2490" w:type="dxa"/>
+            <w:tcW w:w="2041" w:type="dxa"/>
           </w:tcPr>
           <w:p>
             <w:pPr>
@@ -11107,7 +11552,7 @@
         </w:tc>
         <w:tc>
           <w:tcPr>
-            <w:tcW w:w="2491" w:type="dxa"/>
+            <w:tcW w:w="2940" w:type="dxa"/>
           </w:tcPr>
           <w:p>
             <w:pPr>
@@ -11162,7 +11607,7 @@
         </w:tc>
         <w:tc>
           <w:tcPr>
-            <w:tcW w:w="2490" w:type="dxa"/>
+            <w:tcW w:w="2041" w:type="dxa"/>
           </w:tcPr>
           <w:p>
             <w:pPr>
@@ -11178,7 +11623,7 @@
         </w:tc>
         <w:tc>
           <w:tcPr>
-            <w:tcW w:w="2491" w:type="dxa"/>
+            <w:tcW w:w="2940" w:type="dxa"/>
           </w:tcPr>
           <w:p>
             <w:pPr>
@@ -11222,13 +11667,14 @@
               </w:rPr>
             </w:pPr>
             <w:r>
+              <w:lastRenderedPageBreak/>
               <w:t>Queso de pasta dura</w:t>
             </w:r>
           </w:p>
         </w:tc>
         <w:tc>
           <w:tcPr>
-            <w:tcW w:w="2490" w:type="dxa"/>
+            <w:tcW w:w="2041" w:type="dxa"/>
           </w:tcPr>
           <w:p>
             <w:pPr>
@@ -11244,7 +11690,7 @@
         </w:tc>
         <w:tc>
           <w:tcPr>
-            <w:tcW w:w="2491" w:type="dxa"/>
+            <w:tcW w:w="2940" w:type="dxa"/>
           </w:tcPr>
           <w:p>
             <w:pPr>
@@ -11297,7 +11743,7 @@
         </w:tc>
         <w:tc>
           <w:tcPr>
-            <w:tcW w:w="2490" w:type="dxa"/>
+            <w:tcW w:w="2041" w:type="dxa"/>
           </w:tcPr>
           <w:p>
             <w:pPr>
@@ -11313,7 +11759,7 @@
         </w:tc>
         <w:tc>
           <w:tcPr>
-            <w:tcW w:w="2491" w:type="dxa"/>
+            <w:tcW w:w="2940" w:type="dxa"/>
           </w:tcPr>
           <w:p>
             <w:pPr>
@@ -11356,7 +11802,6 @@
         <w:rPr>
           <w:lang w:val="es-419" w:eastAsia="es-CO"/>
         </w:rPr>
-        <w:lastRenderedPageBreak/>
         <w:t>Nota. Adaptado de Meyer (2014).</w:t>
       </w:r>
     </w:p>
@@ -11405,6 +11850,21 @@
     </w:p>
     <w:p>
       <w:pPr>
+        <w:spacing w:before="0" w:after="160" w:line="259" w:lineRule="auto"/>
+        <w:ind w:firstLine="0"/>
+        <w:rPr>
+          <w:lang w:val="es-419" w:eastAsia="es-CO"/>
+        </w:rPr>
+      </w:pPr>
+      <w:r>
+        <w:rPr>
+          <w:lang w:val="es-419" w:eastAsia="es-CO"/>
+        </w:rPr>
+        <w:br w:type="page"/>
+      </w:r>
+    </w:p>
+    <w:p>
+      <w:pPr>
         <w:pStyle w:val="Tabla"/>
         <w:rPr>
           <w:lang w:val="es-419" w:eastAsia="es-CO"/>
@@ -11414,6 +11874,7 @@
         <w:rPr>
           <w:lang w:val="es-419" w:eastAsia="es-CO"/>
         </w:rPr>
+        <w:lastRenderedPageBreak/>
         <w:t>Cultivos lácticos según tipo de queso (ampliada)</w:t>
       </w:r>
     </w:p>
@@ -11730,7 +12191,6 @@
               </w:rPr>
             </w:pPr>
             <w:r>
-              <w:lastRenderedPageBreak/>
               <w:t>Pasta firme y dura (termófilos)</w:t>
             </w:r>
           </w:p>
@@ -11930,8 +12390,9 @@
       <w:pPr>
         <w:pStyle w:val="Ttulo2"/>
       </w:pPr>
-      <w:bookmarkStart w:id="16" w:name="_Toc231376641"/>
-      <w:r>
+      <w:bookmarkStart w:id="16" w:name="_Toc231402138"/>
+      <w:r>
+        <w:lastRenderedPageBreak/>
         <w:t>Coagulación y corte</w:t>
       </w:r>
       <w:bookmarkEnd w:id="16"/>
@@ -11976,10 +12437,17 @@
       </w:pPr>
       <w:r>
         <w:rPr>
-          <w:lang w:val="es-419" w:eastAsia="es-CO"/>
-        </w:rPr>
-        <w:lastRenderedPageBreak/>
-        <w:t xml:space="preserve">Temperatura óptima: 40 42 °C para máxima actividad. Sin embargo, cada tipo de queso tiene su temperatura de coagulación (por ejemplo, para quesos blandos se usan temperaturas más bajas, 32 35 °C). </w:t>
+          <w:b/>
+          <w:bCs/>
+          <w:lang w:val="es-419" w:eastAsia="es-CO"/>
+        </w:rPr>
+        <w:t>Temperatura óptima</w:t>
+      </w:r>
+      <w:r>
+        <w:rPr>
+          <w:lang w:val="es-419" w:eastAsia="es-CO"/>
+        </w:rPr>
+        <w:t xml:space="preserve">: 40 42 °C para máxima actividad. Sin embargo, cada tipo de queso tiene su temperatura de coagulación (por ejemplo, para quesos blandos se usan temperaturas más bajas, 32 35 °C). </w:t>
       </w:r>
     </w:p>
     <w:p>
@@ -11995,9 +12463,17 @@
       </w:pPr>
       <w:r>
         <w:rPr>
-          <w:lang w:val="es-419" w:eastAsia="es-CO"/>
-        </w:rPr>
-        <w:t xml:space="preserve">Tiempo de coagulación: 20 40 minutos, dependiendo del tipo de queso, la temperatura y la dosis de cuajo. </w:t>
+          <w:b/>
+          <w:bCs/>
+          <w:lang w:val="es-419" w:eastAsia="es-CO"/>
+        </w:rPr>
+        <w:t>Tiempo de coagulación</w:t>
+      </w:r>
+      <w:r>
+        <w:rPr>
+          <w:lang w:val="es-419" w:eastAsia="es-CO"/>
+        </w:rPr>
+        <w:t xml:space="preserve">: 20 40 minutos, dependiendo del tipo de queso, la temperatura y la dosis de cuajo. </w:t>
       </w:r>
     </w:p>
     <w:p>
@@ -12013,122 +12489,131 @@
       </w:pPr>
       <w:r>
         <w:rPr>
-          <w:lang w:val="es-419" w:eastAsia="es-CO"/>
-        </w:rPr>
-        <w:t xml:space="preserve">Punto de corte: se determina cuando el coágulo tiene la consistencia adecuada (se rompe limpiamente al introducir un dedo o se observa una rotura limpia con un cuchillo). También se puede medir el pH, que debe estar entre 6,4 y 6,6 al momento de cortar. </w:t>
-      </w:r>
-    </w:p>
-    <w:p>
-      <w:pPr>
-        <w:rPr>
           <w:b/>
           <w:bCs/>
           <w:lang w:val="es-419" w:eastAsia="es-CO"/>
         </w:rPr>
-      </w:pPr>
-      <w:r>
+        <w:t>Punto de corte</w:t>
+      </w:r>
+      <w:r>
+        <w:rPr>
+          <w:lang w:val="es-419" w:eastAsia="es-CO"/>
+        </w:rPr>
+        <w:t xml:space="preserve">: se determina cuando el coágulo tiene la consistencia adecuada (se rompe limpiamente al introducir un dedo o se observa una rotura limpia con un cuchillo). También se puede medir el pH, que debe estar entre 6,4 y 6,6 al momento de cortar. </w:t>
+      </w:r>
+    </w:p>
+    <w:p>
+      <w:pPr>
         <w:rPr>
           <w:b/>
           <w:bCs/>
           <w:lang w:val="es-419" w:eastAsia="es-CO"/>
         </w:rPr>
-        <w:t>Corte de la cuajada</w:t>
-      </w:r>
-    </w:p>
-    <w:p>
-      <w:pPr>
-        <w:rPr>
-          <w:lang w:val="es-419" w:eastAsia="es-CO"/>
-        </w:rPr>
-      </w:pPr>
-      <w:r>
-        <w:rPr>
-          <w:lang w:val="es-419" w:eastAsia="es-CO"/>
-        </w:rPr>
-        <w:t>El corte tiene como objetivo facilitar la salida del suero. Se utiliza una lira (instrumento con alambres) para obtener partículas de tamaño uniforme. El tamaño influye en la humedad final:</w:t>
-      </w:r>
-    </w:p>
-    <w:p>
-      <w:pPr>
+      </w:pPr>
+      <w:r>
         <w:rPr>
           <w:b/>
           <w:bCs/>
           <w:lang w:val="es-419" w:eastAsia="es-CO"/>
         </w:rPr>
-      </w:pPr>
-      <w:r>
+        <w:t>Corte de la cuajada</w:t>
+      </w:r>
+    </w:p>
+    <w:p>
+      <w:pPr>
+        <w:rPr>
+          <w:lang w:val="es-419" w:eastAsia="es-CO"/>
+        </w:rPr>
+      </w:pPr>
+      <w:r>
+        <w:rPr>
+          <w:lang w:val="es-419" w:eastAsia="es-CO"/>
+        </w:rPr>
+        <w:t>El corte tiene como objetivo facilitar la salida del suero. Se utiliza una lira (instrumento con alambres) para obtener partículas de tamaño uniforme. El tamaño influye en la humedad final:</w:t>
+      </w:r>
+    </w:p>
+    <w:p>
+      <w:pPr>
         <w:rPr>
           <w:b/>
           <w:bCs/>
           <w:lang w:val="es-419" w:eastAsia="es-CO"/>
         </w:rPr>
-        <w:t>Partículas grandes</w:t>
-      </w:r>
-    </w:p>
-    <w:p>
-      <w:pPr>
-        <w:rPr>
-          <w:lang w:val="es-419" w:eastAsia="es-CO"/>
-        </w:rPr>
-      </w:pPr>
-      <w:r>
-        <w:rPr>
-          <w:lang w:val="es-419" w:eastAsia="es-CO"/>
-        </w:rPr>
-        <w:t>Retienen más humedad:</w:t>
-      </w:r>
-      <w:r>
-        <w:rPr>
-          <w:lang w:val="es-419" w:eastAsia="es-CO"/>
-        </w:rPr>
-        <w:t xml:space="preserve"> l</w:t>
-      </w:r>
-      <w:r>
-        <w:rPr>
-          <w:lang w:val="es-419" w:eastAsia="es-CO"/>
-        </w:rPr>
-        <w:t>a estructura abierta y los canales más grandes atrapan más suero dentro del coágulo, limitando el desuerado.</w:t>
-      </w:r>
-    </w:p>
-    <w:p>
-      <w:pPr>
-        <w:rPr>
-          <w:lang w:val="es-419" w:eastAsia="es-CO"/>
-        </w:rPr>
-      </w:pPr>
-      <w:r>
-        <w:rPr>
-          <w:lang w:val="es-419" w:eastAsia="es-CO"/>
-        </w:rPr>
-        <w:t>Queso más suave y ácido:</w:t>
-      </w:r>
-      <w:r>
-        <w:rPr>
-          <w:lang w:val="es-419" w:eastAsia="es-CO"/>
-        </w:rPr>
-        <w:t xml:space="preserve"> e</w:t>
-      </w:r>
-      <w:r>
-        <w:rPr>
-          <w:lang w:val="es-419" w:eastAsia="es-CO"/>
-        </w:rPr>
-        <w:t>l exceso de humedad promueve una textura más blanda y cremosa, y el suero retenido permite que las bacterias sigan fermentando, aumentando la acidez.</w:t>
-      </w:r>
-    </w:p>
-    <w:p>
-      <w:pPr>
+      </w:pPr>
+      <w:r>
         <w:rPr>
           <w:b/>
           <w:bCs/>
           <w:lang w:val="es-419" w:eastAsia="es-CO"/>
         </w:rPr>
-      </w:pPr>
-      <w:r>
+        <w:t>Partículas grandes</w:t>
+      </w:r>
+    </w:p>
+    <w:p>
+      <w:pPr>
+        <w:rPr>
+          <w:lang w:val="es-419" w:eastAsia="es-CO"/>
+        </w:rPr>
+      </w:pPr>
+      <w:r>
+        <w:rPr>
+          <w:lang w:val="es-419" w:eastAsia="es-CO"/>
+        </w:rPr>
+        <w:t>Retienen más humedad:</w:t>
+      </w:r>
+      <w:r>
+        <w:rPr>
+          <w:lang w:val="es-419" w:eastAsia="es-CO"/>
+        </w:rPr>
+        <w:t xml:space="preserve"> l</w:t>
+      </w:r>
+      <w:r>
+        <w:rPr>
+          <w:lang w:val="es-419" w:eastAsia="es-CO"/>
+        </w:rPr>
+        <w:t>a estructura abierta y los canales más grandes atrapan más suero dentro del coágulo, limitando el desuerado.</w:t>
+      </w:r>
+    </w:p>
+    <w:p>
+      <w:pPr>
+        <w:rPr>
+          <w:lang w:val="es-419" w:eastAsia="es-CO"/>
+        </w:rPr>
+      </w:pPr>
+      <w:r>
+        <w:rPr>
+          <w:lang w:val="es-419" w:eastAsia="es-CO"/>
+        </w:rPr>
+        <w:lastRenderedPageBreak/>
+        <w:t>Queso más suave y ácido:</w:t>
+      </w:r>
+      <w:r>
+        <w:rPr>
+          <w:lang w:val="es-419" w:eastAsia="es-CO"/>
+        </w:rPr>
+        <w:t xml:space="preserve"> e</w:t>
+      </w:r>
+      <w:r>
+        <w:rPr>
+          <w:lang w:val="es-419" w:eastAsia="es-CO"/>
+        </w:rPr>
+        <w:t>l exceso de humedad promueve una textura más blanda y cremosa, y el suero retenido permite que las bacterias sigan fermentando, aumentando la acidez.</w:t>
+      </w:r>
+    </w:p>
+    <w:p>
+      <w:pPr>
         <w:rPr>
           <w:b/>
           <w:bCs/>
           <w:lang w:val="es-419" w:eastAsia="es-CO"/>
         </w:rPr>
+      </w:pPr>
+      <w:r>
+        <w:rPr>
+          <w:b/>
+          <w:bCs/>
+          <w:lang w:val="es-419" w:eastAsia="es-CO"/>
+        </w:rPr>
         <w:t>Partículas pequeñas</w:t>
       </w:r>
     </w:p>
@@ -12167,7 +12652,6 @@
         <w:rPr>
           <w:lang w:val="es-419" w:eastAsia="es-CO"/>
         </w:rPr>
-        <w:lastRenderedPageBreak/>
         <w:t>Queso más firme y menos ácido:</w:t>
       </w:r>
       <w:r>
@@ -12206,7 +12690,7 @@
       <w:pPr>
         <w:pStyle w:val="Ttulo2"/>
       </w:pPr>
-      <w:bookmarkStart w:id="17" w:name="_Toc231376642"/>
+      <w:bookmarkStart w:id="17" w:name="_Toc231402139"/>
       <w:r>
         <w:t>Desuerado, moldeado y salado</w:t>
       </w:r>
@@ -12350,6 +12834,7 @@
           <w:lang w:val="es-419" w:eastAsia="es-CO"/>
           <w14:ligatures w14:val="none"/>
         </w:rPr>
+        <w:lastRenderedPageBreak/>
         <w:t xml:space="preserve">Prensado. </w:t>
       </w:r>
       <w:r>
@@ -12393,14 +12878,7 @@
         <w:rPr>
           <w:lang w:val="es-419" w:eastAsia="es-CO"/>
         </w:rPr>
-        <w:t xml:space="preserve">La cuajada desuerada se coloca en moldes que le dan la forma definitiva. Los moldes pueden ser de diferentes materiales (acero inoxidable, plástico, madera) y formas (cilíndrica, rectangular, etc.). A menudo se revisten con tela de quesería (muselina) para facilitar el desuerado y el desmolde. En algunos quesos, el moldeado se </w:t>
-      </w:r>
-      <w:r>
-        <w:rPr>
-          <w:lang w:val="es-419" w:eastAsia="es-CO"/>
-        </w:rPr>
-        <w:lastRenderedPageBreak/>
-        <w:t>realiza en caliente (quesos de pasta hilada como la mozzarella), mientras que en otros se hace en frío.</w:t>
+        <w:t>La cuajada desuerada se coloca en moldes que le dan la forma definitiva. Los moldes pueden ser de diferentes materiales (acero inoxidable, plástico, madera) y formas (cilíndrica, rectangular, etc.). A menudo se revisten con tela de quesería (muselina) para facilitar el desuerado y el desmolde. En algunos quesos, el moldeado se realiza en caliente (quesos de pasta hilada como la mozzarella), mientras que en otros se hace en frío.</w:t>
       </w:r>
     </w:p>
     <w:p>
@@ -12526,6 +13004,7 @@
           <w:bCs/>
           <w:lang w:val="es-419" w:eastAsia="es-CO"/>
         </w:rPr>
+        <w:lastRenderedPageBreak/>
         <w:t>Salado en salmuera</w:t>
       </w:r>
       <w:r>
@@ -12539,7 +13018,7 @@
       <w:pPr>
         <w:pStyle w:val="Ttulo2"/>
       </w:pPr>
-      <w:bookmarkStart w:id="18" w:name="_Toc231376643"/>
+      <w:bookmarkStart w:id="18" w:name="_Toc231402140"/>
       <w:r>
         <w:t>Maduración, envasado y almacenamiento</w:t>
       </w:r>
@@ -12557,19 +13036,12 @@
         </w:rPr>
         <w:t>La maduración es el proceso mediante el cual el queso desarrolla sus características organolépticas (sabor, aroma, textura) gracias a la acción de enzimas y microorganismos. Puede durar desde unos días (quesos frescos) hasta varios años (quesos duros). Durante este periodo se controlan temperatura y humedad, y se realizan volteos y frotados de la superficie. Factores clave:</w:t>
       </w:r>
-      <w:r>
-        <w:rPr>
-          <w:lang w:val="es-419" w:eastAsia="es-CO"/>
-        </w:rPr>
-        <w:br w:type="page"/>
-      </w:r>
     </w:p>
     <w:p>
       <w:pPr>
         <w:pStyle w:val="Figura"/>
       </w:pPr>
       <w:r>
-        <w:lastRenderedPageBreak/>
         <w:t>Factores clave para la maduración del queso</w:t>
       </w:r>
     </w:p>
@@ -12586,9 +13058,9 @@
           <w:lang w:val="es-419" w:eastAsia="es-CO"/>
         </w:rPr>
         <w:drawing>
-          <wp:inline distT="0" distB="0" distL="0" distR="0" wp14:anchorId="08858C82" wp14:editId="515D156F">
-            <wp:extent cx="5027812" cy="4543425"/>
-            <wp:effectExtent l="0" t="0" r="1905" b="0"/>
+          <wp:inline distT="0" distB="0" distL="0" distR="0" wp14:anchorId="08858C82" wp14:editId="49C83FE4">
+            <wp:extent cx="4067974" cy="3676059"/>
+            <wp:effectExtent l="0" t="0" r="8890" b="635"/>
             <wp:docPr id="99072722" name="Imagen 6" descr="Infografía titulada: “Factores clave para la maduración del queso”. Está dividida en cuatro secciones ilustradas. La primera explica la temperatura ideal entre 10 y 15 °C, acompañada de un termómetro y diferentes tipos de queso. La segunda muestra la humedad relativa recomendada entre 80 % y 95 %, con ilustraciones de un queso madurado y gotas de agua indicando efectos de humedad baja y alta. La tercera sección explica la importancia de los volteos para mantener una maduración uniforme y evitar deformaciones, mostrando manos acomodando quesos en estanterías y un ejemplo de forma correcta e incorrecta. La cuarta sección presenta tratamientos superficiales como frotado con sal, aceite y cepillado, con ilustraciones de cada proceso y diferentes variedades de queso. En la parte inferior aparece la nota: “SENA, (2026)”."/>
             <wp:cNvGraphicFramePr>
               <a:graphicFrameLocks xmlns:a="http://schemas.openxmlformats.org/drawingml/2006/main" noChangeAspect="1"/>
@@ -12618,7 +13090,7 @@
                   <pic:spPr bwMode="auto">
                     <a:xfrm>
                       <a:off x="0" y="0"/>
-                      <a:ext cx="5033981" cy="4548999"/>
+                      <a:ext cx="4074098" cy="3681593"/>
                     </a:xfrm>
                     <a:prstGeom prst="rect">
                       <a:avLst/>
@@ -12648,7 +13120,6 @@
     </w:p>
     <w:p>
       <w:pPr>
-        <w:ind w:left="707"/>
         <w:rPr>
           <w:b/>
           <w:bCs/>
@@ -12661,12 +13132,12 @@
           <w:bCs/>
           <w:lang w:val="es-419" w:eastAsia="es-CO"/>
         </w:rPr>
+        <w:lastRenderedPageBreak/>
         <w:t>Envasado y almacenamiento</w:t>
       </w:r>
     </w:p>
     <w:p>
       <w:pPr>
-        <w:ind w:left="707"/>
         <w:rPr>
           <w:lang w:val="es-419" w:eastAsia="es-CO"/>
         </w:rPr>
@@ -12680,48 +13151,42 @@
     </w:p>
     <w:p>
       <w:pPr>
-        <w:ind w:left="707"/>
-        <w:rPr>
-          <w:lang w:val="es-419" w:eastAsia="es-CO"/>
-        </w:rPr>
-      </w:pPr>
-      <w:r>
-        <w:rPr>
-          <w:lang w:val="es-419" w:eastAsia="es-CO"/>
-        </w:rPr>
-        <w:t>Los quesos frescos se almacenan en refrigeración (2</w:t>
-      </w:r>
-      <w:r>
-        <w:rPr>
-          <w:lang w:val="es-419" w:eastAsia="es-CO"/>
-        </w:rPr>
-        <w:t xml:space="preserve"> - </w:t>
-      </w:r>
-      <w:r>
-        <w:rPr>
-          <w:lang w:val="es-419" w:eastAsia="es-CO"/>
-        </w:rPr>
-        <w:t>6 °C) por su alta humedad, mientras los madurados se conservan entre 8 y 14 °C.</w:t>
-      </w:r>
-    </w:p>
-    <w:p>
-      <w:pPr>
-        <w:ind w:left="707"/>
-        <w:rPr>
-          <w:lang w:val="es-419" w:eastAsia="es-CO"/>
-        </w:rPr>
-      </w:pPr>
-      <w:r>
-        <w:rPr>
-          <w:lang w:val="es-419" w:eastAsia="es-CO"/>
-        </w:rPr>
-        <w:lastRenderedPageBreak/>
+        <w:pStyle w:val="Prrafodelista"/>
+        <w:numPr>
+          <w:ilvl w:val="0"/>
+          <w:numId w:val="39"/>
+        </w:numPr>
+        <w:rPr>
+          <w:lang w:val="es-419" w:eastAsia="es-CO"/>
+        </w:rPr>
+      </w:pPr>
+      <w:r>
+        <w:rPr>
+          <w:lang w:val="es-419" w:eastAsia="es-CO"/>
+        </w:rPr>
+        <w:t>Los quesos frescos se almacenan en refrigeración (2 - 6 °C) por su alta humedad, mientras los madurados se conservan entre 8 y 14 °C.</w:t>
+      </w:r>
+    </w:p>
+    <w:p>
+      <w:pPr>
+        <w:pStyle w:val="Prrafodelista"/>
+        <w:numPr>
+          <w:ilvl w:val="0"/>
+          <w:numId w:val="39"/>
+        </w:numPr>
+        <w:rPr>
+          <w:lang w:val="es-419" w:eastAsia="es-CO"/>
+        </w:rPr>
+      </w:pPr>
+      <w:r>
+        <w:rPr>
+          <w:lang w:val="es-419" w:eastAsia="es-CO"/>
+        </w:rPr>
         <w:t>El envasado al vacío prolonga la vida útil al reducir el oxígeno, pero no se recomienda durante la maduración, ya que afecta el desarrollo del sabor.</w:t>
       </w:r>
     </w:p>
     <w:p>
       <w:pPr>
-        <w:ind w:left="707"/>
         <w:rPr>
           <w:lang w:val="es-419" w:eastAsia="es-CO"/>
         </w:rPr>
@@ -12731,6 +13196,19 @@
           <w:lang w:val="es-419" w:eastAsia="es-CO"/>
         </w:rPr>
         <w:t>Un buen envasado y almacenamiento asegura calidad, inocuidad y aceptación del producto.</w:t>
+      </w:r>
+    </w:p>
+    <w:p>
+      <w:pPr>
+        <w:rPr>
+          <w:lang w:val="es-419" w:eastAsia="es-CO"/>
+        </w:rPr>
+      </w:pPr>
+      <w:r>
+        <w:rPr>
+          <w:lang w:val="es-419" w:eastAsia="es-CO"/>
+        </w:rPr>
+        <w:br w:type="page"/>
       </w:r>
     </w:p>
     <w:p>
@@ -12741,27 +13219,12 @@
           <w:lang w:val="es-419" w:eastAsia="es-CO"/>
         </w:rPr>
       </w:pPr>
-      <w:r>
-        <w:rPr>
-          <w:lang w:val="es-419" w:eastAsia="es-CO"/>
-        </w:rPr>
-        <w:br w:type="page"/>
-      </w:r>
-    </w:p>
-    <w:p>
-      <w:pPr>
-        <w:spacing w:before="0" w:after="160" w:line="259" w:lineRule="auto"/>
-        <w:ind w:firstLine="0"/>
-        <w:rPr>
-          <w:lang w:val="es-419" w:eastAsia="es-CO"/>
-        </w:rPr>
-      </w:pPr>
     </w:p>
     <w:p>
       <w:pPr>
         <w:pStyle w:val="Ttulo1"/>
       </w:pPr>
-      <w:bookmarkStart w:id="19" w:name="_Toc231376644"/>
+      <w:bookmarkStart w:id="19" w:name="_Toc231402141"/>
       <w:r>
         <w:t>Tipos de queso</w:t>
       </w:r>
@@ -12784,7 +13247,7 @@
       <w:pPr>
         <w:pStyle w:val="Ttulo2"/>
       </w:pPr>
-      <w:bookmarkStart w:id="20" w:name="_Toc231376645"/>
+      <w:bookmarkStart w:id="20" w:name="_Toc231402142"/>
       <w:r>
         <w:t>Clasificación general</w:t>
       </w:r>
@@ -12893,7 +13356,7 @@
       <w:pPr>
         <w:pStyle w:val="Ttulo2"/>
       </w:pPr>
-      <w:bookmarkStart w:id="21" w:name="_Toc231376646"/>
+      <w:bookmarkStart w:id="21" w:name="_Toc231402143"/>
       <w:r>
         <w:lastRenderedPageBreak/>
         <w:t>Quesos frescos</w:t>
@@ -13379,7 +13842,7 @@
               </w:rPr>
             </w:pPr>
             <w:r>
-              <w:t>1 pastilla para 40 litros (previamente disuelta), temperatura 35 °C.</w:t>
+              <w:t>1 pastilla para 40 litros (previamente disuelta), temperatura 35 °C</w:t>
             </w:r>
           </w:p>
         </w:tc>
@@ -13535,7 +13998,7 @@
               </w:rPr>
             </w:pPr>
             <w:r>
-              <w:t>Elevar a 45 °C durante 5 minutos, agitando suavemente.</w:t>
+              <w:t>Elevar a 45 °C durante 5 minutos, agitando suavemente</w:t>
             </w:r>
           </w:p>
         </w:tc>
@@ -16468,7 +16931,7 @@
       <w:pPr>
         <w:pStyle w:val="Ttulo2"/>
       </w:pPr>
-      <w:bookmarkStart w:id="22" w:name="_Toc231376647"/>
+      <w:bookmarkStart w:id="22" w:name="_Toc231402144"/>
       <w:r>
         <w:t>Quesos madurados</w:t>
       </w:r>
@@ -20692,7 +21155,7 @@
       <w:pPr>
         <w:pStyle w:val="Ttulo2"/>
       </w:pPr>
-      <w:bookmarkStart w:id="23" w:name="_Toc231376648"/>
+      <w:bookmarkStart w:id="23" w:name="_Toc231402145"/>
       <w:r>
         <w:t>Quesos hilados y especiales</w:t>
       </w:r>
@@ -21829,7 +22292,7 @@
       <w:pPr>
         <w:pStyle w:val="Titulosgenerales"/>
       </w:pPr>
-      <w:bookmarkStart w:id="24" w:name="_Toc231376649"/>
+      <w:bookmarkStart w:id="24" w:name="_Toc231402146"/>
       <w:r>
         <w:lastRenderedPageBreak/>
         <w:t>S</w:t>
@@ -21893,6 +22356,14 @@
           <w:lang w:val="es-419" w:eastAsia="es-CO"/>
         </w:rPr>
       </w:pPr>
+    </w:p>
+    <w:p>
+      <w:pPr>
+        <w:ind w:firstLine="0"/>
+        <w:rPr>
+          <w:lang w:val="es-419" w:eastAsia="es-CO"/>
+        </w:rPr>
+      </w:pPr>
       <w:r>
         <w:rPr>
           <w:noProof/>
@@ -21900,10 +22371,10 @@
         </w:rPr>
         <w:lastRenderedPageBreak/>
         <w:drawing>
-          <wp:inline distT="0" distB="0" distL="0" distR="0" wp14:anchorId="70079F75" wp14:editId="196BCD67">
-            <wp:extent cx="6253482" cy="6677025"/>
-            <wp:effectExtent l="0" t="0" r="0" b="0"/>
-            <wp:docPr id="213314926" name="Imagen 10" descr="El dominio tecnológico de la leche como materia prima exige comprender su naturaleza compleja y variable, donde componentes como agua, grasa, caseína y lactosa dictan los parámetros de transformación. Este componente formativo abordó de manera integral el control de calidad en la recepción de leche, fundamentado en la normativa colombiana (Decreto 616, Resoluciones 2674 y 2310), mediante pruebas de plataforma que aseguran la idoneidad de la materia prima. Se profundizó en la importancia de las condiciones estructurales de las plantas procesadoras, con áreas físicamente separadas y envases autorizados, así como en la función estratégica de los aditivos en la elaboración de queso. Posteriormente, se desarrolló el proceso tecnológico del queso en sus nueve etapas esenciales, desde la estandarización hasta el envasado, destacando los parámetros específicos que diferencian tanto las variedades internacionales como las tradicionales colombianas. Finalmente, se analizó el papel de la maquinaria e implementos especializados en la correcta ejecución del proceso, junto con el cálculo del rendimiento mediante equivalencias en leche, integrando así los conocimientos necesarios para transformar la leche en productos inocuos, estandarizados y de alta calidad."/>
+          <wp:inline distT="0" distB="0" distL="0" distR="0" wp14:anchorId="48C9D08F" wp14:editId="7A355B03">
+            <wp:extent cx="6015170" cy="6422572"/>
+            <wp:effectExtent l="0" t="0" r="5080" b="0"/>
+            <wp:docPr id="659729474" name="Imagen 4" descr="El dominio tecnológico de la leche como materia prima exige comprender su naturaleza compleja y variable, donde componentes como agua, grasa, caseína y lactosa dictan los parámetros de transformación. Este componente formativo abordó de manera integral el control de calidad en la recepción de leche, fundamentado en la normativa colombiana (Decreto 616, Resoluciones 2674 y 2310), mediante pruebas de plataforma que aseguran la idoneidad de la materia prima. Se profundizó en la importancia de las condiciones estructurales de las plantas procesadoras, con áreas físicamente separadas y envases autorizados, así como en la función estratégica de los aditivos en la elaboración de queso. Posteriormente, se desarrolló el proceso tecnológico del queso en sus nueve etapas esenciales, desde la estandarización hasta el envasado, destacando los parámetros específicos que diferencian tanto las variedades internacionales como las tradicionales colombianas. Finalmente, se analizó el papel de la maquinaria e implementos especializados en la correcta ejecución del proceso, junto con el cálculo del rendimiento mediante equivalencias en leche, integrando así los conocimientos necesarios para transformar la leche en productos inocuos, estandarizados y de alta calidad."/>
             <wp:cNvGraphicFramePr>
               <a:graphicFrameLocks xmlns:a="http://schemas.openxmlformats.org/drawingml/2006/main" noChangeAspect="1"/>
             </wp:cNvGraphicFramePr>
@@ -21911,7 +22382,7 @@
               <a:graphicData uri="http://schemas.openxmlformats.org/drawingml/2006/picture">
                 <pic:pic xmlns:pic="http://schemas.openxmlformats.org/drawingml/2006/picture">
                   <pic:nvPicPr>
-                    <pic:cNvPr id="213314926" name="Imagen 10" descr="El dominio tecnológico de la leche como materia prima exige comprender su naturaleza compleja y variable, donde componentes como agua, grasa, caseína y lactosa dictan los parámetros de transformación. Este componente formativo abordó de manera integral el control de calidad en la recepción de leche, fundamentado en la normativa colombiana (Decreto 616, Resoluciones 2674 y 2310), mediante pruebas de plataforma que aseguran la idoneidad de la materia prima. Se profundizó en la importancia de las condiciones estructurales de las plantas procesadoras, con áreas físicamente separadas y envases autorizados, así como en la función estratégica de los aditivos en la elaboración de queso. Posteriormente, se desarrolló el proceso tecnológico del queso en sus nueve etapas esenciales, desde la estandarización hasta el envasado, destacando los parámetros específicos que diferencian tanto las variedades internacionales como las tradicionales colombianas. Finalmente, se analizó el papel de la maquinaria e implementos especializados en la correcta ejecución del proceso, junto con el cálculo del rendimiento mediante equivalencias en leche, integrando así los conocimientos necesarios para transformar la leche en productos inocuos, estandarizados y de alta calidad."/>
+                    <pic:cNvPr id="659729474" name="Imagen 4" descr="El dominio tecnológico de la leche como materia prima exige comprender su naturaleza compleja y variable, donde componentes como agua, grasa, caseína y lactosa dictan los parámetros de transformación. Este componente formativo abordó de manera integral el control de calidad en la recepción de leche, fundamentado en la normativa colombiana (Decreto 616, Resoluciones 2674 y 2310), mediante pruebas de plataforma que aseguran la idoneidad de la materia prima. Se profundizó en la importancia de las condiciones estructurales de las plantas procesadoras, con áreas físicamente separadas y envases autorizados, así como en la función estratégica de los aditivos en la elaboración de queso. Posteriormente, se desarrolló el proceso tecnológico del queso en sus nueve etapas esenciales, desde la estandarización hasta el envasado, destacando los parámetros específicos que diferencian tanto las variedades internacionales como las tradicionales colombianas. Finalmente, se analizó el papel de la maquinaria e implementos especializados en la correcta ejecución del proceso, junto con el cálculo del rendimiento mediante equivalencias en leche, integrando así los conocimientos necesarios para transformar la leche en productos inocuos, estandarizados y de alta calidad."/>
                     <pic:cNvPicPr>
                       <a:picLocks noChangeAspect="1" noChangeArrowheads="1"/>
                     </pic:cNvPicPr>
@@ -21932,7 +22403,7 @@
                   <pic:spPr bwMode="auto">
                     <a:xfrm>
                       <a:off x="0" y="0"/>
-                      <a:ext cx="6253482" cy="6677025"/>
+                      <a:ext cx="6023155" cy="6431097"/>
                     </a:xfrm>
                     <a:prstGeom prst="rect">
                       <a:avLst/>
@@ -21950,7 +22421,7 @@
       <w:pPr>
         <w:pStyle w:val="Titulosgenerales"/>
       </w:pPr>
-      <w:bookmarkStart w:id="25" w:name="_Toc231376650"/>
+      <w:bookmarkStart w:id="25" w:name="_Toc231402147"/>
       <w:r>
         <w:lastRenderedPageBreak/>
         <w:t>Glosario</w:t>
@@ -22709,7 +23180,7 @@
       <w:pPr>
         <w:pStyle w:val="Titulosgenerales"/>
       </w:pPr>
-      <w:bookmarkStart w:id="26" w:name="_Toc231376651"/>
+      <w:bookmarkStart w:id="26" w:name="_Toc231402148"/>
       <w:r>
         <w:lastRenderedPageBreak/>
         <w:t>Referencias bibliográficas</w:t>
@@ -22882,7 +23353,7 @@
       <w:pPr>
         <w:pStyle w:val="Titulosgenerales"/>
       </w:pPr>
-      <w:bookmarkStart w:id="27" w:name="_Toc231376652"/>
+      <w:bookmarkStart w:id="27" w:name="_Toc231402149"/>
       <w:r>
         <w:lastRenderedPageBreak/>
         <w:t>C</w:t>
@@ -22998,17 +23469,30 @@
               </w:rPr>
             </w:pPr>
             <w:r>
+              <w:t>Claudia Johanna Gómez Pérez</w:t>
+            </w:r>
+          </w:p>
+        </w:tc>
+        <w:tc>
+          <w:tcPr>
+            <w:tcW w:w="3261" w:type="dxa"/>
+          </w:tcPr>
+          <w:p>
+            <w:pPr>
+              <w:pStyle w:val="TextoTablas"/>
               <w:rPr>
                 <w:rFonts w:cs="Calibri"/>
                 <w:szCs w:val="24"/>
               </w:rPr>
-              <w:t>Miguel de Jesús Paredes Maestre</w:t>
-            </w:r>
-          </w:p>
-        </w:tc>
-        <w:tc>
-          <w:tcPr>
-            <w:tcW w:w="3261" w:type="dxa"/>
+            </w:pPr>
+            <w:r>
+              <w:t>Responsable del Ecosistema de Recursos Educativos Digitales (RED)</w:t>
+            </w:r>
+          </w:p>
+        </w:tc>
+        <w:tc>
+          <w:tcPr>
+            <w:tcW w:w="3969" w:type="dxa"/>
           </w:tcPr>
           <w:p>
             <w:pPr>
@@ -23019,139 +23503,60 @@
               </w:rPr>
             </w:pPr>
             <w:r>
+              <w:t xml:space="preserve">Centro Agroturístico - Regional Santander </w:t>
+            </w:r>
+          </w:p>
+        </w:tc>
+      </w:tr>
+      <w:tr>
+        <w:tc>
+          <w:tcPr>
+            <w:tcW w:w="2830" w:type="dxa"/>
+          </w:tcPr>
+          <w:p>
+            <w:pPr>
+              <w:pStyle w:val="TextoTablas"/>
               <w:rPr>
                 <w:rFonts w:cs="Calibri"/>
                 <w:szCs w:val="24"/>
               </w:rPr>
-              <w:t xml:space="preserve">Responsable de </w:t>
-            </w:r>
-            <w:r>
+            </w:pPr>
+            <w:r>
+              <w:t>Miguel de Jesús Paredes Maestre</w:t>
+            </w:r>
+          </w:p>
+        </w:tc>
+        <w:tc>
+          <w:tcPr>
+            <w:tcW w:w="3261" w:type="dxa"/>
+          </w:tcPr>
+          <w:p>
+            <w:pPr>
+              <w:pStyle w:val="TextoTablas"/>
               <w:rPr>
                 <w:rFonts w:cs="Calibri"/>
                 <w:szCs w:val="24"/>
               </w:rPr>
-              <w:t>l</w:t>
-            </w:r>
-            <w:r>
+            </w:pPr>
+            <w:r>
+              <w:t>Responsable de la línea de producción</w:t>
+            </w:r>
+          </w:p>
+        </w:tc>
+        <w:tc>
+          <w:tcPr>
+            <w:tcW w:w="3969" w:type="dxa"/>
+          </w:tcPr>
+          <w:p>
+            <w:pPr>
+              <w:pStyle w:val="TextoTablas"/>
               <w:rPr>
                 <w:rFonts w:cs="Calibri"/>
                 <w:szCs w:val="24"/>
               </w:rPr>
-              <w:t xml:space="preserve">ínea de </w:t>
-            </w:r>
-            <w:r>
-              <w:rPr>
-                <w:rFonts w:cs="Calibri"/>
-                <w:szCs w:val="24"/>
-              </w:rPr>
-              <w:t>p</w:t>
-            </w:r>
-            <w:r>
-              <w:rPr>
-                <w:rFonts w:cs="Calibri"/>
-                <w:szCs w:val="24"/>
-              </w:rPr>
-              <w:t>roducción</w:t>
-            </w:r>
-          </w:p>
-        </w:tc>
-        <w:tc>
-          <w:tcPr>
-            <w:tcW w:w="3969" w:type="dxa"/>
-          </w:tcPr>
-          <w:p>
-            <w:pPr>
-              <w:pStyle w:val="TextoTablas"/>
-              <w:rPr>
-                <w:rFonts w:cs="Calibri"/>
-                <w:szCs w:val="24"/>
-              </w:rPr>
-            </w:pPr>
-            <w:r>
-              <w:rPr>
-                <w:rFonts w:cs="Calibri"/>
-                <w:szCs w:val="24"/>
-              </w:rPr>
-              <w:t xml:space="preserve">Centro de Comercio y Servicios </w:t>
-            </w:r>
-            <w:r>
-              <w:rPr>
-                <w:rFonts w:cs="Calibri"/>
-                <w:szCs w:val="24"/>
-              </w:rPr>
-              <w:t>- Regional</w:t>
-            </w:r>
-            <w:r>
-              <w:rPr>
-                <w:rFonts w:cs="Calibri"/>
-                <w:szCs w:val="24"/>
-              </w:rPr>
-              <w:t xml:space="preserve"> Atlántico</w:t>
-            </w:r>
-          </w:p>
-        </w:tc>
-      </w:tr>
-      <w:tr>
-        <w:tc>
-          <w:tcPr>
-            <w:tcW w:w="2830" w:type="dxa"/>
-          </w:tcPr>
-          <w:p>
-            <w:pPr>
-              <w:pStyle w:val="TextoTablas"/>
-              <w:rPr>
-                <w:rFonts w:cs="Calibri"/>
-                <w:szCs w:val="24"/>
-              </w:rPr>
-            </w:pPr>
-            <w:r>
-              <w:rPr>
-                <w:rFonts w:cs="Calibri"/>
-                <w:szCs w:val="24"/>
-              </w:rPr>
-              <w:t>Heydy Cristina González García</w:t>
-            </w:r>
-          </w:p>
-        </w:tc>
-        <w:tc>
-          <w:tcPr>
-            <w:tcW w:w="3261" w:type="dxa"/>
-          </w:tcPr>
-          <w:p>
-            <w:pPr>
-              <w:pStyle w:val="TextoTablas"/>
-              <w:rPr>
-                <w:rFonts w:cs="Calibri"/>
-                <w:szCs w:val="24"/>
-              </w:rPr>
-            </w:pPr>
-            <w:r>
-              <w:rPr>
-                <w:rFonts w:cs="Calibri"/>
-                <w:szCs w:val="24"/>
-              </w:rPr>
-              <w:t>Evaluador instruccional</w:t>
-            </w:r>
-          </w:p>
-        </w:tc>
-        <w:tc>
-          <w:tcPr>
-            <w:tcW w:w="3969" w:type="dxa"/>
-          </w:tcPr>
-          <w:p>
-            <w:pPr>
-              <w:pStyle w:val="TextoTablas"/>
-              <w:rPr>
-                <w:rFonts w:cs="Calibri"/>
-                <w:szCs w:val="24"/>
-              </w:rPr>
-            </w:pPr>
-            <w:r>
-              <w:rPr>
-                <w:rFonts w:cs="Calibri"/>
-                <w:szCs w:val="24"/>
-              </w:rPr>
-              <w:t>Centro de Comercio y Servicios - Regional Atlántico</w:t>
+            </w:pPr>
+            <w:r>
+              <w:t>Centro de Comercio y Servicios – Regional Atlántico</w:t>
             </w:r>
           </w:p>
         </w:tc>
@@ -23173,26 +23578,49 @@
               </w:rPr>
             </w:pPr>
             <w:r>
+              <w:t>Yina Paola Castro Zarate</w:t>
+            </w:r>
+          </w:p>
+        </w:tc>
+        <w:tc>
+          <w:tcPr>
+            <w:tcW w:w="3261" w:type="dxa"/>
+          </w:tcPr>
+          <w:p>
+            <w:pPr>
+              <w:pStyle w:val="TextoTablas"/>
               <w:rPr>
                 <w:rFonts w:cs="Calibri"/>
                 <w:szCs w:val="24"/>
               </w:rPr>
-              <w:t xml:space="preserve">Jair Enrique Coll </w:t>
-            </w:r>
-            <w:proofErr w:type="spellStart"/>
-            <w:r>
+            </w:pPr>
+            <w:r>
+              <w:t>Experta temática</w:t>
+            </w:r>
+          </w:p>
+        </w:tc>
+        <w:tc>
+          <w:tcPr>
+            <w:tcW w:w="3969" w:type="dxa"/>
+          </w:tcPr>
+          <w:p>
+            <w:pPr>
+              <w:pStyle w:val="TextoTablas"/>
               <w:rPr>
                 <w:rFonts w:cs="Calibri"/>
                 <w:szCs w:val="24"/>
               </w:rPr>
-              <w:t>Gallardo</w:t>
-            </w:r>
-            <w:proofErr w:type="spellEnd"/>
-          </w:p>
-        </w:tc>
-        <w:tc>
-          <w:tcPr>
-            <w:tcW w:w="3261" w:type="dxa"/>
+            </w:pPr>
+            <w:r>
+              <w:t>Centro de Comercio y Servicios -Regional Atlántico</w:t>
+            </w:r>
+          </w:p>
+        </w:tc>
+      </w:tr>
+      <w:tr>
+        <w:tc>
+          <w:tcPr>
+            <w:tcW w:w="2830" w:type="dxa"/>
           </w:tcPr>
           <w:p>
             <w:pPr>
@@ -23202,11 +23630,29 @@
                 <w:szCs w:val="24"/>
               </w:rPr>
             </w:pPr>
-            <w:r>
+            <w:proofErr w:type="spellStart"/>
+            <w:r>
+              <w:t>Jesus</w:t>
+            </w:r>
+            <w:proofErr w:type="spellEnd"/>
+            <w:r>
+              <w:t xml:space="preserve"> Antonio Vecino Valero</w:t>
+            </w:r>
+          </w:p>
+        </w:tc>
+        <w:tc>
+          <w:tcPr>
+            <w:tcW w:w="3261" w:type="dxa"/>
+          </w:tcPr>
+          <w:p>
+            <w:pPr>
+              <w:pStyle w:val="TextoTablas"/>
               <w:rPr>
                 <w:rFonts w:cs="Calibri"/>
                 <w:szCs w:val="24"/>
               </w:rPr>
+            </w:pPr>
+            <w:r>
               <w:t>Evaluador instruccional</w:t>
             </w:r>
           </w:p>
@@ -23224,97 +23670,7 @@
               </w:rPr>
             </w:pPr>
             <w:r>
-              <w:rPr>
-                <w:rFonts w:cs="Calibri"/>
-                <w:szCs w:val="24"/>
-              </w:rPr>
-              <w:t>Centro de Comercio y Servicios - Regional Atlántico</w:t>
-            </w:r>
-          </w:p>
-        </w:tc>
-      </w:tr>
-      <w:tr>
-        <w:tc>
-          <w:tcPr>
-            <w:tcW w:w="2830" w:type="dxa"/>
-          </w:tcPr>
-          <w:p>
-            <w:pPr>
-              <w:pStyle w:val="TextoTablas"/>
-              <w:rPr>
-                <w:rFonts w:cs="Calibri"/>
-                <w:szCs w:val="24"/>
-              </w:rPr>
-            </w:pPr>
-            <w:r>
-              <w:rPr>
-                <w:rFonts w:eastAsiaTheme="minorEastAsia"/>
-                <w:color w:val="000000"/>
-              </w:rPr>
-              <w:t>Carmen Alicia Martínez Torres</w:t>
-            </w:r>
-          </w:p>
-        </w:tc>
-        <w:tc>
-          <w:tcPr>
-            <w:tcW w:w="3261" w:type="dxa"/>
-          </w:tcPr>
-          <w:p>
-            <w:pPr>
-              <w:pStyle w:val="TextoTablas"/>
-              <w:rPr>
-                <w:rFonts w:cs="Calibri"/>
-                <w:szCs w:val="24"/>
-              </w:rPr>
-            </w:pPr>
-            <w:r>
-              <w:rPr>
-                <w:rFonts w:cs="Calibri"/>
-                <w:szCs w:val="24"/>
-              </w:rPr>
-              <w:t>Diseñado</w:t>
-            </w:r>
-            <w:r>
-              <w:rPr>
-                <w:rFonts w:cs="Calibri"/>
-                <w:szCs w:val="24"/>
-              </w:rPr>
-              <w:t>r</w:t>
-            </w:r>
-            <w:r>
-              <w:rPr>
-                <w:rFonts w:cs="Calibri"/>
-                <w:szCs w:val="24"/>
-              </w:rPr>
-              <w:t xml:space="preserve"> web</w:t>
-            </w:r>
-            <w:r>
-              <w:rPr>
-                <w:rStyle w:val="Extranjerismo"/>
-                <w:szCs w:val="24"/>
-              </w:rPr>
-              <w:t xml:space="preserve"> </w:t>
-            </w:r>
-          </w:p>
-        </w:tc>
-        <w:tc>
-          <w:tcPr>
-            <w:tcW w:w="3969" w:type="dxa"/>
-          </w:tcPr>
-          <w:p>
-            <w:pPr>
-              <w:pStyle w:val="TextoTablas"/>
-              <w:rPr>
-                <w:rFonts w:cs="Calibri"/>
-                <w:szCs w:val="24"/>
-              </w:rPr>
-            </w:pPr>
-            <w:r>
-              <w:rPr>
-                <w:rFonts w:cs="Calibri"/>
-                <w:szCs w:val="24"/>
-              </w:rPr>
-              <w:t>Centro de Comercio y Servicios - Regional Atlántico</w:t>
+              <w:t>Centro de Comercio y Servicios -Regional Atlántico</w:t>
             </w:r>
           </w:p>
         </w:tc>
@@ -23336,11 +23692,7 @@
               </w:rPr>
             </w:pPr>
             <w:r>
-              <w:rPr>
-                <w:rFonts w:eastAsiaTheme="minorEastAsia"/>
-                <w:color w:val="000000"/>
-              </w:rPr>
-              <w:t>Alexander Donado Molinares</w:t>
+              <w:t>Luis Gabriel Urueta</w:t>
             </w:r>
           </w:p>
         </w:tc>
@@ -23357,27 +23709,66 @@
               </w:rPr>
             </w:pPr>
             <w:r>
+              <w:t xml:space="preserve">Diseñador web </w:t>
+            </w:r>
+          </w:p>
+        </w:tc>
+        <w:tc>
+          <w:tcPr>
+            <w:tcW w:w="3969" w:type="dxa"/>
+          </w:tcPr>
+          <w:p>
+            <w:pPr>
+              <w:pStyle w:val="TextoTablas"/>
               <w:rPr>
                 <w:rFonts w:cs="Calibri"/>
                 <w:szCs w:val="24"/>
               </w:rPr>
-              <w:t xml:space="preserve">Desarrollador </w:t>
-            </w:r>
-            <w:r>
-              <w:rPr>
-                <w:rStyle w:val="Extranjerismo"/>
+            </w:pPr>
+            <w:r>
+              <w:t>Centro de Comercio y Servicios – Regional Atlántico</w:t>
+            </w:r>
+          </w:p>
+        </w:tc>
+      </w:tr>
+      <w:tr>
+        <w:tc>
+          <w:tcPr>
+            <w:tcW w:w="2830" w:type="dxa"/>
+          </w:tcPr>
+          <w:p>
+            <w:pPr>
+              <w:pStyle w:val="TextoTablas"/>
+              <w:rPr>
                 <w:rFonts w:cs="Calibri"/>
                 <w:szCs w:val="24"/>
               </w:rPr>
-              <w:t>full stack</w:t>
-            </w:r>
-            <w:r>
-              <w:rPr>
-                <w:rStyle w:val="Extranjerismo"/>
+            </w:pPr>
+            <w:r>
+              <w:t>Alexander Donado Molinares</w:t>
+            </w:r>
+          </w:p>
+        </w:tc>
+        <w:tc>
+          <w:tcPr>
+            <w:tcW w:w="3261" w:type="dxa"/>
+          </w:tcPr>
+          <w:p>
+            <w:pPr>
+              <w:pStyle w:val="TextoTablas"/>
+              <w:rPr>
                 <w:rFonts w:cs="Calibri"/>
                 <w:szCs w:val="24"/>
               </w:rPr>
-              <w:t xml:space="preserve"> </w:t>
+            </w:pPr>
+            <w:r>
+              <w:t xml:space="preserve">Desarrollador </w:t>
+            </w:r>
+            <w:r>
+              <w:rPr>
+                <w:rStyle w:val="Extranjerismo"/>
+              </w:rPr>
+              <w:t>full stack</w:t>
             </w:r>
           </w:p>
         </w:tc>
@@ -23394,76 +23785,7 @@
               </w:rPr>
             </w:pPr>
             <w:r>
-              <w:rPr>
-                <w:rFonts w:cs="Calibri"/>
-                <w:szCs w:val="24"/>
-              </w:rPr>
-              <w:t>Centro de Comercio y Servicios - Regional Atlántico</w:t>
-            </w:r>
-          </w:p>
-        </w:tc>
-      </w:tr>
-      <w:tr>
-        <w:tc>
-          <w:tcPr>
-            <w:tcW w:w="2830" w:type="dxa"/>
-          </w:tcPr>
-          <w:p>
-            <w:pPr>
-              <w:pStyle w:val="TextoTablas"/>
-              <w:rPr>
-                <w:rFonts w:cs="Calibri"/>
-                <w:szCs w:val="24"/>
-              </w:rPr>
-            </w:pPr>
-            <w:r>
-              <w:rPr>
-                <w:rFonts w:cs="Calibri"/>
-                <w:szCs w:val="24"/>
-              </w:rPr>
-              <w:t>Nelson Iván Vera Briceño</w:t>
-            </w:r>
-          </w:p>
-        </w:tc>
-        <w:tc>
-          <w:tcPr>
-            <w:tcW w:w="3261" w:type="dxa"/>
-          </w:tcPr>
-          <w:p>
-            <w:pPr>
-              <w:pStyle w:val="TextoTablas"/>
-              <w:rPr>
-                <w:rFonts w:cs="Calibri"/>
-                <w:szCs w:val="24"/>
-              </w:rPr>
-            </w:pPr>
-            <w:r>
-              <w:rPr>
-                <w:rFonts w:cs="Calibri"/>
-                <w:szCs w:val="24"/>
-              </w:rPr>
-              <w:t>Animador y productor audiovisual</w:t>
-            </w:r>
-          </w:p>
-        </w:tc>
-        <w:tc>
-          <w:tcPr>
-            <w:tcW w:w="3969" w:type="dxa"/>
-          </w:tcPr>
-          <w:p>
-            <w:pPr>
-              <w:pStyle w:val="TextoTablas"/>
-              <w:rPr>
-                <w:rFonts w:cs="Calibri"/>
-                <w:szCs w:val="24"/>
-              </w:rPr>
-            </w:pPr>
-            <w:r>
-              <w:rPr>
-                <w:rFonts w:cs="Calibri"/>
-                <w:szCs w:val="24"/>
-              </w:rPr>
-              <w:t>Centro de Comercio y Servicios - Regional Atlántico</w:t>
+              <w:t>Centro de Comercio y Servicios – Regional Atlántico</w:t>
             </w:r>
           </w:p>
         </w:tc>
@@ -23485,17 +23807,30 @@
               </w:rPr>
             </w:pPr>
             <w:r>
+              <w:t xml:space="preserve">Alexander Rafael Acosta Bedoya </w:t>
+            </w:r>
+          </w:p>
+        </w:tc>
+        <w:tc>
+          <w:tcPr>
+            <w:tcW w:w="3261" w:type="dxa"/>
+          </w:tcPr>
+          <w:p>
+            <w:pPr>
+              <w:pStyle w:val="TextoTablas"/>
               <w:rPr>
                 <w:rFonts w:cs="Calibri"/>
                 <w:szCs w:val="24"/>
               </w:rPr>
-              <w:t>María Fernanda Morales Angulo</w:t>
-            </w:r>
-          </w:p>
-        </w:tc>
-        <w:tc>
-          <w:tcPr>
-            <w:tcW w:w="3261" w:type="dxa"/>
+            </w:pPr>
+            <w:r>
+              <w:t xml:space="preserve">Animador y productor audiovisual </w:t>
+            </w:r>
+          </w:p>
+        </w:tc>
+        <w:tc>
+          <w:tcPr>
+            <w:tcW w:w="3969" w:type="dxa"/>
           </w:tcPr>
           <w:p>
             <w:pPr>
@@ -23506,125 +23841,60 @@
               </w:rPr>
             </w:pPr>
             <w:r>
+              <w:t>Centro de Comercio y Servicios – Regional Atlántico</w:t>
+            </w:r>
+          </w:p>
+        </w:tc>
+      </w:tr>
+      <w:tr>
+        <w:tc>
+          <w:tcPr>
+            <w:tcW w:w="2830" w:type="dxa"/>
+          </w:tcPr>
+          <w:p>
+            <w:pPr>
+              <w:pStyle w:val="TextoTablas"/>
               <w:rPr>
                 <w:rFonts w:cs="Calibri"/>
                 <w:szCs w:val="24"/>
               </w:rPr>
-              <w:t xml:space="preserve">Evaluador </w:t>
-            </w:r>
-            <w:r>
+            </w:pPr>
+            <w:r>
+              <w:t>Nelson Iván Vera Briceño</w:t>
+            </w:r>
+          </w:p>
+        </w:tc>
+        <w:tc>
+          <w:tcPr>
+            <w:tcW w:w="3261" w:type="dxa"/>
+          </w:tcPr>
+          <w:p>
+            <w:pPr>
+              <w:pStyle w:val="TextoTablas"/>
               <w:rPr>
                 <w:rFonts w:cs="Calibri"/>
                 <w:szCs w:val="24"/>
               </w:rPr>
-              <w:t>de</w:t>
-            </w:r>
-            <w:r>
+            </w:pPr>
+            <w:r>
+              <w:t xml:space="preserve">Animador y productor audiovisual </w:t>
+            </w:r>
+          </w:p>
+        </w:tc>
+        <w:tc>
+          <w:tcPr>
+            <w:tcW w:w="3969" w:type="dxa"/>
+          </w:tcPr>
+          <w:p>
+            <w:pPr>
+              <w:pStyle w:val="TextoTablas"/>
               <w:rPr>
                 <w:rFonts w:cs="Calibri"/>
                 <w:szCs w:val="24"/>
               </w:rPr>
-              <w:t xml:space="preserve"> contenidos inclusivos y accesibles</w:t>
-            </w:r>
-          </w:p>
-        </w:tc>
-        <w:tc>
-          <w:tcPr>
-            <w:tcW w:w="3969" w:type="dxa"/>
-          </w:tcPr>
-          <w:p>
-            <w:pPr>
-              <w:pStyle w:val="TextoTablas"/>
-              <w:rPr>
-                <w:rFonts w:cs="Calibri"/>
-                <w:szCs w:val="24"/>
-              </w:rPr>
-            </w:pPr>
-            <w:r>
-              <w:rPr>
-                <w:rFonts w:cs="Calibri"/>
-                <w:szCs w:val="24"/>
-              </w:rPr>
-              <w:t>Centro de Comercio y Servicios - Regional Atlántico</w:t>
-            </w:r>
-          </w:p>
-        </w:tc>
-      </w:tr>
-      <w:tr>
-        <w:tc>
-          <w:tcPr>
-            <w:tcW w:w="2830" w:type="dxa"/>
-          </w:tcPr>
-          <w:p>
-            <w:pPr>
-              <w:pStyle w:val="TextoTablas"/>
-              <w:rPr>
-                <w:rFonts w:cs="Calibri"/>
-                <w:szCs w:val="24"/>
-              </w:rPr>
-            </w:pPr>
-            <w:r>
-              <w:rPr>
-                <w:rFonts w:cs="Calibri"/>
-                <w:szCs w:val="24"/>
-              </w:rPr>
-              <w:t>Luz Karime Amaya Cabra</w:t>
-            </w:r>
-          </w:p>
-        </w:tc>
-        <w:tc>
-          <w:tcPr>
-            <w:tcW w:w="3261" w:type="dxa"/>
-          </w:tcPr>
-          <w:p>
-            <w:pPr>
-              <w:pStyle w:val="TextoTablas"/>
-              <w:rPr>
-                <w:rFonts w:cs="Calibri"/>
-                <w:szCs w:val="24"/>
-              </w:rPr>
-            </w:pPr>
-            <w:r>
-              <w:rPr>
-                <w:rFonts w:cs="Calibri"/>
-                <w:szCs w:val="24"/>
-              </w:rPr>
-              <w:t xml:space="preserve">Evaluador </w:t>
-            </w:r>
-            <w:r>
-              <w:rPr>
-                <w:rFonts w:cs="Calibri"/>
-                <w:szCs w:val="24"/>
-              </w:rPr>
-              <w:t>de</w:t>
-            </w:r>
-            <w:r>
-              <w:rPr>
-                <w:rFonts w:cs="Calibri"/>
-                <w:szCs w:val="24"/>
-              </w:rPr>
-              <w:t xml:space="preserve"> contenidos inclusivos y accesibles</w:t>
-            </w:r>
-          </w:p>
-        </w:tc>
-        <w:tc>
-          <w:tcPr>
-            <w:tcW w:w="3969" w:type="dxa"/>
-          </w:tcPr>
-          <w:p>
-            <w:pPr>
-              <w:pStyle w:val="TextoTablas"/>
-              <w:rPr>
-                <w:rFonts w:cs="Calibri"/>
-                <w:szCs w:val="24"/>
-              </w:rPr>
-            </w:pPr>
-            <w:r>
-              <w:rPr>
-                <w:rFonts w:cs="Calibri"/>
-                <w:szCs w:val="24"/>
-              </w:rPr>
-              <w:t>Centro de Comercio y Servicios - Regional Atlántico</w:t>
+            </w:pPr>
+            <w:r>
+              <w:t>Centro de Comercio y Servicios – Regional Atlántico</w:t>
             </w:r>
           </w:p>
         </w:tc>
@@ -23646,17 +23916,30 @@
               </w:rPr>
             </w:pPr>
             <w:r>
+              <w:t>Luz Karime Amaya Cabra</w:t>
+            </w:r>
+          </w:p>
+        </w:tc>
+        <w:tc>
+          <w:tcPr>
+            <w:tcW w:w="3261" w:type="dxa"/>
+          </w:tcPr>
+          <w:p>
+            <w:pPr>
+              <w:pStyle w:val="TextoTablas"/>
               <w:rPr>
                 <w:rFonts w:cs="Calibri"/>
                 <w:szCs w:val="24"/>
               </w:rPr>
-              <w:t>Jonathan Adie Villafañe</w:t>
-            </w:r>
-          </w:p>
-        </w:tc>
-        <w:tc>
-          <w:tcPr>
-            <w:tcW w:w="3261" w:type="dxa"/>
+            </w:pPr>
+            <w:r>
+              <w:t xml:space="preserve">Evaluador de contenidos inclusivos y accesibles </w:t>
+            </w:r>
+          </w:p>
+        </w:tc>
+        <w:tc>
+          <w:tcPr>
+            <w:tcW w:w="3969" w:type="dxa"/>
           </w:tcPr>
           <w:p>
             <w:pPr>
@@ -23667,17 +23950,32 @@
               </w:rPr>
             </w:pPr>
             <w:r>
+              <w:t>Centro de Comercio y Servicios – Regional Atlántico</w:t>
+            </w:r>
+          </w:p>
+        </w:tc>
+      </w:tr>
+      <w:tr>
+        <w:tc>
+          <w:tcPr>
+            <w:tcW w:w="2830" w:type="dxa"/>
+          </w:tcPr>
+          <w:p>
+            <w:pPr>
+              <w:pStyle w:val="TextoTablas"/>
               <w:rPr>
                 <w:rFonts w:cs="Calibri"/>
                 <w:szCs w:val="24"/>
               </w:rPr>
-              <w:t>Validador y vinculador de recursos digitales</w:t>
-            </w:r>
-          </w:p>
-        </w:tc>
-        <w:tc>
-          <w:tcPr>
-            <w:tcW w:w="3969" w:type="dxa"/>
+            </w:pPr>
+            <w:r>
+              <w:t>Laura Daniela Burgos Rueda</w:t>
+            </w:r>
+          </w:p>
+        </w:tc>
+        <w:tc>
+          <w:tcPr>
+            <w:tcW w:w="3261" w:type="dxa"/>
           </w:tcPr>
           <w:p>
             <w:pPr>
@@ -23688,16 +23986,32 @@
               </w:rPr>
             </w:pPr>
             <w:r>
+              <w:t xml:space="preserve">Evaluador de contenidos inclusivos y accesibles </w:t>
+            </w:r>
+          </w:p>
+        </w:tc>
+        <w:tc>
+          <w:tcPr>
+            <w:tcW w:w="3969" w:type="dxa"/>
+          </w:tcPr>
+          <w:p>
+            <w:pPr>
+              <w:pStyle w:val="TextoTablas"/>
               <w:rPr>
                 <w:rFonts w:cs="Calibri"/>
                 <w:szCs w:val="24"/>
               </w:rPr>
-              <w:t>Centro de Comercio y Servicios - Regional Atlántico</w:t>
+            </w:pPr>
+            <w:r>
+              <w:t>Centro de Comercio y Servicios – Regional Atlántico</w:t>
             </w:r>
           </w:p>
         </w:tc>
       </w:tr>
       <w:tr>
+        <w:trPr>
+          <w:cnfStyle w:val="000000100000" w:firstRow="0" w:lastRow="0" w:firstColumn="0" w:lastColumn="0" w:oddVBand="0" w:evenVBand="0" w:oddHBand="1" w:evenHBand="0" w:firstRowFirstColumn="0" w:firstRowLastColumn="0" w:lastRowFirstColumn="0" w:lastRowLastColumn="0"/>
+        </w:trPr>
         <w:tc>
           <w:tcPr>
             <w:tcW w:w="2830" w:type="dxa"/>
@@ -23711,17 +24025,30 @@
               </w:rPr>
             </w:pPr>
             <w:r>
+              <w:t>Jonathan Adié Villafañe</w:t>
+            </w:r>
+          </w:p>
+        </w:tc>
+        <w:tc>
+          <w:tcPr>
+            <w:tcW w:w="3261" w:type="dxa"/>
+          </w:tcPr>
+          <w:p>
+            <w:pPr>
+              <w:pStyle w:val="TextoTablas"/>
               <w:rPr>
                 <w:rFonts w:cs="Calibri"/>
                 <w:szCs w:val="24"/>
               </w:rPr>
-              <w:t>Jairo Luis Valencia Ebratt</w:t>
-            </w:r>
-          </w:p>
-        </w:tc>
-        <w:tc>
-          <w:tcPr>
-            <w:tcW w:w="3261" w:type="dxa"/>
+            </w:pPr>
+            <w:r>
+              <w:t xml:space="preserve">Validador y vinculador de recursos digitales </w:t>
+            </w:r>
+          </w:p>
+        </w:tc>
+        <w:tc>
+          <w:tcPr>
+            <w:tcW w:w="3969" w:type="dxa"/>
           </w:tcPr>
           <w:p>
             <w:pPr>
@@ -23732,17 +24059,32 @@
               </w:rPr>
             </w:pPr>
             <w:r>
+              <w:t>Centro de Comercio y Servicios – Regional Atlántico</w:t>
+            </w:r>
+          </w:p>
+        </w:tc>
+      </w:tr>
+      <w:tr>
+        <w:tc>
+          <w:tcPr>
+            <w:tcW w:w="2830" w:type="dxa"/>
+          </w:tcPr>
+          <w:p>
+            <w:pPr>
+              <w:pStyle w:val="TextoTablas"/>
               <w:rPr>
                 <w:rFonts w:cs="Calibri"/>
                 <w:szCs w:val="24"/>
               </w:rPr>
-              <w:t>Validador y vinculador de recursos digitales</w:t>
-            </w:r>
-          </w:p>
-        </w:tc>
-        <w:tc>
-          <w:tcPr>
-            <w:tcW w:w="3969" w:type="dxa"/>
+            </w:pPr>
+            <w:r>
+              <w:t>Karine Isabel Ospino Fritz</w:t>
+            </w:r>
+          </w:p>
+        </w:tc>
+        <w:tc>
+          <w:tcPr>
+            <w:tcW w:w="3261" w:type="dxa"/>
           </w:tcPr>
           <w:p>
             <w:pPr>
@@ -23753,11 +24095,24 @@
               </w:rPr>
             </w:pPr>
             <w:r>
+              <w:t xml:space="preserve">Validador y vinculador de recursos digitales </w:t>
+            </w:r>
+          </w:p>
+        </w:tc>
+        <w:tc>
+          <w:tcPr>
+            <w:tcW w:w="3969" w:type="dxa"/>
+          </w:tcPr>
+          <w:p>
+            <w:pPr>
+              <w:pStyle w:val="TextoTablas"/>
               <w:rPr>
                 <w:rFonts w:cs="Calibri"/>
                 <w:szCs w:val="24"/>
               </w:rPr>
-              <w:t>Centro de Comercio y Servicios - Regional Atlántico</w:t>
+            </w:pPr>
+            <w:r>
+              <w:t>Centro de Comercio y Servicios – Regional Atlántico</w:t>
             </w:r>
           </w:p>
         </w:tc>
@@ -25648,6 +26003,92 @@
     </w:lvl>
   </w:abstractNum>
   <w:abstractNum w:abstractNumId="16" w15:restartNumberingAfterBreak="0">
+    <w:nsid w:val="3B2075B6"/>
+    <w:multiLevelType w:val="hybridMultilevel"/>
+    <w:tmpl w:val="59AA2A34"/>
+    <w:lvl w:ilvl="0" w:tplc="240A0015">
+      <w:start w:val="1"/>
+      <w:numFmt w:val="upperLetter"/>
+      <w:lvlText w:val="%1."/>
+      <w:lvlJc w:val="left"/>
+      <w:pPr>
+        <w:ind w:left="1429" w:hanging="360"/>
+      </w:pPr>
+    </w:lvl>
+    <w:lvl w:ilvl="1" w:tplc="240A0019" w:tentative="1">
+      <w:start w:val="1"/>
+      <w:numFmt w:val="lowerLetter"/>
+      <w:lvlText w:val="%2."/>
+      <w:lvlJc w:val="left"/>
+      <w:pPr>
+        <w:ind w:left="2149" w:hanging="360"/>
+      </w:pPr>
+    </w:lvl>
+    <w:lvl w:ilvl="2" w:tplc="240A001B" w:tentative="1">
+      <w:start w:val="1"/>
+      <w:numFmt w:val="lowerRoman"/>
+      <w:lvlText w:val="%3."/>
+      <w:lvlJc w:val="right"/>
+      <w:pPr>
+        <w:ind w:left="2869" w:hanging="180"/>
+      </w:pPr>
+    </w:lvl>
+    <w:lvl w:ilvl="3" w:tplc="240A000F" w:tentative="1">
+      <w:start w:val="1"/>
+      <w:numFmt w:val="decimal"/>
+      <w:lvlText w:val="%4."/>
+      <w:lvlJc w:val="left"/>
+      <w:pPr>
+        <w:ind w:left="3589" w:hanging="360"/>
+      </w:pPr>
+    </w:lvl>
+    <w:lvl w:ilvl="4" w:tplc="240A0019" w:tentative="1">
+      <w:start w:val="1"/>
+      <w:numFmt w:val="lowerLetter"/>
+      <w:lvlText w:val="%5."/>
+      <w:lvlJc w:val="left"/>
+      <w:pPr>
+        <w:ind w:left="4309" w:hanging="360"/>
+      </w:pPr>
+    </w:lvl>
+    <w:lvl w:ilvl="5" w:tplc="240A001B" w:tentative="1">
+      <w:start w:val="1"/>
+      <w:numFmt w:val="lowerRoman"/>
+      <w:lvlText w:val="%6."/>
+      <w:lvlJc w:val="right"/>
+      <w:pPr>
+        <w:ind w:left="5029" w:hanging="180"/>
+      </w:pPr>
+    </w:lvl>
+    <w:lvl w:ilvl="6" w:tplc="240A000F" w:tentative="1">
+      <w:start w:val="1"/>
+      <w:numFmt w:val="decimal"/>
+      <w:lvlText w:val="%7."/>
+      <w:lvlJc w:val="left"/>
+      <w:pPr>
+        <w:ind w:left="5749" w:hanging="360"/>
+      </w:pPr>
+    </w:lvl>
+    <w:lvl w:ilvl="7" w:tplc="240A0019" w:tentative="1">
+      <w:start w:val="1"/>
+      <w:numFmt w:val="lowerLetter"/>
+      <w:lvlText w:val="%8."/>
+      <w:lvlJc w:val="left"/>
+      <w:pPr>
+        <w:ind w:left="6469" w:hanging="360"/>
+      </w:pPr>
+    </w:lvl>
+    <w:lvl w:ilvl="8" w:tplc="240A001B" w:tentative="1">
+      <w:start w:val="1"/>
+      <w:numFmt w:val="lowerRoman"/>
+      <w:lvlText w:val="%9."/>
+      <w:lvlJc w:val="right"/>
+      <w:pPr>
+        <w:ind w:left="7189" w:hanging="180"/>
+      </w:pPr>
+    </w:lvl>
+  </w:abstractNum>
+  <w:abstractNum w:abstractNumId="17" w15:restartNumberingAfterBreak="0">
     <w:nsid w:val="4E25149B"/>
     <w:multiLevelType w:val="hybridMultilevel"/>
     <w:tmpl w:val="7E424C06"/>
@@ -25760,7 +26201,7 @@
       </w:rPr>
     </w:lvl>
   </w:abstractNum>
-  <w:abstractNum w:abstractNumId="17" w15:restartNumberingAfterBreak="0">
+  <w:abstractNum w:abstractNumId="18" w15:restartNumberingAfterBreak="0">
     <w:nsid w:val="4EBE1EF6"/>
     <w:multiLevelType w:val="hybridMultilevel"/>
     <w:tmpl w:val="F6A60586"/>
@@ -25853,7 +26294,7 @@
       </w:pPr>
     </w:lvl>
   </w:abstractNum>
-  <w:abstractNum w:abstractNumId="18" w15:restartNumberingAfterBreak="0">
+  <w:abstractNum w:abstractNumId="19" w15:restartNumberingAfterBreak="0">
     <w:nsid w:val="530C2B3D"/>
     <w:multiLevelType w:val="hybridMultilevel"/>
     <w:tmpl w:val="11C29040"/>
@@ -25966,7 +26407,233 @@
       </w:rPr>
     </w:lvl>
   </w:abstractNum>
-  <w:abstractNum w:abstractNumId="19" w15:restartNumberingAfterBreak="0">
+  <w:abstractNum w:abstractNumId="20" w15:restartNumberingAfterBreak="0">
+    <w:nsid w:val="54D40D43"/>
+    <w:multiLevelType w:val="hybridMultilevel"/>
+    <w:tmpl w:val="DAEAFC8A"/>
+    <w:lvl w:ilvl="0" w:tplc="240A0001">
+      <w:start w:val="1"/>
+      <w:numFmt w:val="bullet"/>
+      <w:lvlText w:val=""/>
+      <w:lvlJc w:val="left"/>
+      <w:pPr>
+        <w:ind w:left="720" w:hanging="360"/>
+      </w:pPr>
+      <w:rPr>
+        <w:rFonts w:ascii="Symbol" w:hAnsi="Symbol" w:hint="default"/>
+      </w:rPr>
+    </w:lvl>
+    <w:lvl w:ilvl="1" w:tplc="240A0003" w:tentative="1">
+      <w:start w:val="1"/>
+      <w:numFmt w:val="bullet"/>
+      <w:lvlText w:val="o"/>
+      <w:lvlJc w:val="left"/>
+      <w:pPr>
+        <w:ind w:left="1440" w:hanging="360"/>
+      </w:pPr>
+      <w:rPr>
+        <w:rFonts w:ascii="Courier New" w:hAnsi="Courier New" w:cs="Courier New" w:hint="default"/>
+      </w:rPr>
+    </w:lvl>
+    <w:lvl w:ilvl="2" w:tplc="240A0005">
+      <w:start w:val="1"/>
+      <w:numFmt w:val="bullet"/>
+      <w:lvlText w:val=""/>
+      <w:lvlJc w:val="left"/>
+      <w:pPr>
+        <w:ind w:left="2160" w:hanging="360"/>
+      </w:pPr>
+      <w:rPr>
+        <w:rFonts w:ascii="Wingdings" w:hAnsi="Wingdings" w:hint="default"/>
+      </w:rPr>
+    </w:lvl>
+    <w:lvl w:ilvl="3" w:tplc="240A0001" w:tentative="1">
+      <w:start w:val="1"/>
+      <w:numFmt w:val="bullet"/>
+      <w:lvlText w:val=""/>
+      <w:lvlJc w:val="left"/>
+      <w:pPr>
+        <w:ind w:left="2880" w:hanging="360"/>
+      </w:pPr>
+      <w:rPr>
+        <w:rFonts w:ascii="Symbol" w:hAnsi="Symbol" w:hint="default"/>
+      </w:rPr>
+    </w:lvl>
+    <w:lvl w:ilvl="4" w:tplc="240A0003" w:tentative="1">
+      <w:start w:val="1"/>
+      <w:numFmt w:val="bullet"/>
+      <w:lvlText w:val="o"/>
+      <w:lvlJc w:val="left"/>
+      <w:pPr>
+        <w:ind w:left="3600" w:hanging="360"/>
+      </w:pPr>
+      <w:rPr>
+        <w:rFonts w:ascii="Courier New" w:hAnsi="Courier New" w:cs="Courier New" w:hint="default"/>
+      </w:rPr>
+    </w:lvl>
+    <w:lvl w:ilvl="5" w:tplc="240A0005" w:tentative="1">
+      <w:start w:val="1"/>
+      <w:numFmt w:val="bullet"/>
+      <w:lvlText w:val=""/>
+      <w:lvlJc w:val="left"/>
+      <w:pPr>
+        <w:ind w:left="4320" w:hanging="360"/>
+      </w:pPr>
+      <w:rPr>
+        <w:rFonts w:ascii="Wingdings" w:hAnsi="Wingdings" w:hint="default"/>
+      </w:rPr>
+    </w:lvl>
+    <w:lvl w:ilvl="6" w:tplc="240A0001" w:tentative="1">
+      <w:start w:val="1"/>
+      <w:numFmt w:val="bullet"/>
+      <w:lvlText w:val=""/>
+      <w:lvlJc w:val="left"/>
+      <w:pPr>
+        <w:ind w:left="5040" w:hanging="360"/>
+      </w:pPr>
+      <w:rPr>
+        <w:rFonts w:ascii="Symbol" w:hAnsi="Symbol" w:hint="default"/>
+      </w:rPr>
+    </w:lvl>
+    <w:lvl w:ilvl="7" w:tplc="240A0003" w:tentative="1">
+      <w:start w:val="1"/>
+      <w:numFmt w:val="bullet"/>
+      <w:lvlText w:val="o"/>
+      <w:lvlJc w:val="left"/>
+      <w:pPr>
+        <w:ind w:left="5760" w:hanging="360"/>
+      </w:pPr>
+      <w:rPr>
+        <w:rFonts w:ascii="Courier New" w:hAnsi="Courier New" w:cs="Courier New" w:hint="default"/>
+      </w:rPr>
+    </w:lvl>
+    <w:lvl w:ilvl="8" w:tplc="240A0005" w:tentative="1">
+      <w:start w:val="1"/>
+      <w:numFmt w:val="bullet"/>
+      <w:lvlText w:val=""/>
+      <w:lvlJc w:val="left"/>
+      <w:pPr>
+        <w:ind w:left="6480" w:hanging="360"/>
+      </w:pPr>
+      <w:rPr>
+        <w:rFonts w:ascii="Wingdings" w:hAnsi="Wingdings" w:hint="default"/>
+      </w:rPr>
+    </w:lvl>
+  </w:abstractNum>
+  <w:abstractNum w:abstractNumId="21" w15:restartNumberingAfterBreak="0">
+    <w:nsid w:val="595E3E25"/>
+    <w:multiLevelType w:val="hybridMultilevel"/>
+    <w:tmpl w:val="96B8B1E4"/>
+    <w:lvl w:ilvl="0" w:tplc="240A0001">
+      <w:start w:val="1"/>
+      <w:numFmt w:val="bullet"/>
+      <w:lvlText w:val=""/>
+      <w:lvlJc w:val="left"/>
+      <w:pPr>
+        <w:ind w:left="1429" w:hanging="360"/>
+      </w:pPr>
+      <w:rPr>
+        <w:rFonts w:ascii="Symbol" w:hAnsi="Symbol" w:hint="default"/>
+      </w:rPr>
+    </w:lvl>
+    <w:lvl w:ilvl="1" w:tplc="240A0003" w:tentative="1">
+      <w:start w:val="1"/>
+      <w:numFmt w:val="bullet"/>
+      <w:lvlText w:val="o"/>
+      <w:lvlJc w:val="left"/>
+      <w:pPr>
+        <w:ind w:left="2149" w:hanging="360"/>
+      </w:pPr>
+      <w:rPr>
+        <w:rFonts w:ascii="Courier New" w:hAnsi="Courier New" w:cs="Courier New" w:hint="default"/>
+      </w:rPr>
+    </w:lvl>
+    <w:lvl w:ilvl="2" w:tplc="240A0005" w:tentative="1">
+      <w:start w:val="1"/>
+      <w:numFmt w:val="bullet"/>
+      <w:lvlText w:val=""/>
+      <w:lvlJc w:val="left"/>
+      <w:pPr>
+        <w:ind w:left="2869" w:hanging="360"/>
+      </w:pPr>
+      <w:rPr>
+        <w:rFonts w:ascii="Wingdings" w:hAnsi="Wingdings" w:hint="default"/>
+      </w:rPr>
+    </w:lvl>
+    <w:lvl w:ilvl="3" w:tplc="240A0001" w:tentative="1">
+      <w:start w:val="1"/>
+      <w:numFmt w:val="bullet"/>
+      <w:lvlText w:val=""/>
+      <w:lvlJc w:val="left"/>
+      <w:pPr>
+        <w:ind w:left="3589" w:hanging="360"/>
+      </w:pPr>
+      <w:rPr>
+        <w:rFonts w:ascii="Symbol" w:hAnsi="Symbol" w:hint="default"/>
+      </w:rPr>
+    </w:lvl>
+    <w:lvl w:ilvl="4" w:tplc="240A0003" w:tentative="1">
+      <w:start w:val="1"/>
+      <w:numFmt w:val="bullet"/>
+      <w:lvlText w:val="o"/>
+      <w:lvlJc w:val="left"/>
+      <w:pPr>
+        <w:ind w:left="4309" w:hanging="360"/>
+      </w:pPr>
+      <w:rPr>
+        <w:rFonts w:ascii="Courier New" w:hAnsi="Courier New" w:cs="Courier New" w:hint="default"/>
+      </w:rPr>
+    </w:lvl>
+    <w:lvl w:ilvl="5" w:tplc="240A0005" w:tentative="1">
+      <w:start w:val="1"/>
+      <w:numFmt w:val="bullet"/>
+      <w:lvlText w:val=""/>
+      <w:lvlJc w:val="left"/>
+      <w:pPr>
+        <w:ind w:left="5029" w:hanging="360"/>
+      </w:pPr>
+      <w:rPr>
+        <w:rFonts w:ascii="Wingdings" w:hAnsi="Wingdings" w:hint="default"/>
+      </w:rPr>
+    </w:lvl>
+    <w:lvl w:ilvl="6" w:tplc="240A0001" w:tentative="1">
+      <w:start w:val="1"/>
+      <w:numFmt w:val="bullet"/>
+      <w:lvlText w:val=""/>
+      <w:lvlJc w:val="left"/>
+      <w:pPr>
+        <w:ind w:left="5749" w:hanging="360"/>
+      </w:pPr>
+      <w:rPr>
+        <w:rFonts w:ascii="Symbol" w:hAnsi="Symbol" w:hint="default"/>
+      </w:rPr>
+    </w:lvl>
+    <w:lvl w:ilvl="7" w:tplc="240A0003" w:tentative="1">
+      <w:start w:val="1"/>
+      <w:numFmt w:val="bullet"/>
+      <w:lvlText w:val="o"/>
+      <w:lvlJc w:val="left"/>
+      <w:pPr>
+        <w:ind w:left="6469" w:hanging="360"/>
+      </w:pPr>
+      <w:rPr>
+        <w:rFonts w:ascii="Courier New" w:hAnsi="Courier New" w:cs="Courier New" w:hint="default"/>
+      </w:rPr>
+    </w:lvl>
+    <w:lvl w:ilvl="8" w:tplc="240A0005" w:tentative="1">
+      <w:start w:val="1"/>
+      <w:numFmt w:val="bullet"/>
+      <w:lvlText w:val=""/>
+      <w:lvlJc w:val="left"/>
+      <w:pPr>
+        <w:ind w:left="7189" w:hanging="360"/>
+      </w:pPr>
+      <w:rPr>
+        <w:rFonts w:ascii="Wingdings" w:hAnsi="Wingdings" w:hint="default"/>
+      </w:rPr>
+    </w:lvl>
+  </w:abstractNum>
+  <w:abstractNum w:abstractNumId="22" w15:restartNumberingAfterBreak="0">
     <w:nsid w:val="59BF5078"/>
     <w:multiLevelType w:val="multilevel"/>
     <w:tmpl w:val="78340210"/>
@@ -26091,7 +26758,7 @@
       </w:rPr>
     </w:lvl>
   </w:abstractNum>
-  <w:abstractNum w:abstractNumId="20" w15:restartNumberingAfterBreak="0">
+  <w:abstractNum w:abstractNumId="23" w15:restartNumberingAfterBreak="0">
     <w:nsid w:val="5A065055"/>
     <w:multiLevelType w:val="hybridMultilevel"/>
     <w:tmpl w:val="4A563078"/>
@@ -26204,7 +26871,7 @@
       </w:rPr>
     </w:lvl>
   </w:abstractNum>
-  <w:abstractNum w:abstractNumId="21" w15:restartNumberingAfterBreak="0">
+  <w:abstractNum w:abstractNumId="24" w15:restartNumberingAfterBreak="0">
     <w:nsid w:val="5BF93C16"/>
     <w:multiLevelType w:val="hybridMultilevel"/>
     <w:tmpl w:val="AA6A3602"/>
@@ -26317,7 +26984,7 @@
       </w:rPr>
     </w:lvl>
   </w:abstractNum>
-  <w:abstractNum w:abstractNumId="22" w15:restartNumberingAfterBreak="0">
+  <w:abstractNum w:abstractNumId="25" w15:restartNumberingAfterBreak="0">
     <w:nsid w:val="647D6816"/>
     <w:multiLevelType w:val="hybridMultilevel"/>
     <w:tmpl w:val="9EB8A09E"/>
@@ -26430,7 +27097,7 @@
       </w:rPr>
     </w:lvl>
   </w:abstractNum>
-  <w:abstractNum w:abstractNumId="23" w15:restartNumberingAfterBreak="0">
+  <w:abstractNum w:abstractNumId="26" w15:restartNumberingAfterBreak="0">
     <w:nsid w:val="65F64C50"/>
     <w:multiLevelType w:val="hybridMultilevel"/>
     <w:tmpl w:val="D5828296"/>
@@ -26543,7 +27210,7 @@
       </w:rPr>
     </w:lvl>
   </w:abstractNum>
-  <w:abstractNum w:abstractNumId="24" w15:restartNumberingAfterBreak="0">
+  <w:abstractNum w:abstractNumId="27" w15:restartNumberingAfterBreak="0">
     <w:nsid w:val="66786805"/>
     <w:multiLevelType w:val="hybridMultilevel"/>
     <w:tmpl w:val="9DE4AFEE"/>
@@ -26656,7 +27323,7 @@
       </w:rPr>
     </w:lvl>
   </w:abstractNum>
-  <w:abstractNum w:abstractNumId="25" w15:restartNumberingAfterBreak="0">
+  <w:abstractNum w:abstractNumId="28" w15:restartNumberingAfterBreak="0">
     <w:nsid w:val="670D1875"/>
     <w:multiLevelType w:val="hybridMultilevel"/>
     <w:tmpl w:val="FD64AA06"/>
@@ -26769,7 +27436,7 @@
       </w:rPr>
     </w:lvl>
   </w:abstractNum>
-  <w:abstractNum w:abstractNumId="26" w15:restartNumberingAfterBreak="0">
+  <w:abstractNum w:abstractNumId="29" w15:restartNumberingAfterBreak="0">
     <w:nsid w:val="67B42B57"/>
     <w:multiLevelType w:val="hybridMultilevel"/>
     <w:tmpl w:val="D79C03F2"/>
@@ -26882,7 +27549,7 @@
       </w:rPr>
     </w:lvl>
   </w:abstractNum>
-  <w:abstractNum w:abstractNumId="27" w15:restartNumberingAfterBreak="0">
+  <w:abstractNum w:abstractNumId="30" w15:restartNumberingAfterBreak="0">
     <w:nsid w:val="67BF47B5"/>
     <w:multiLevelType w:val="hybridMultilevel"/>
     <w:tmpl w:val="51F0B6F6"/>
@@ -26995,7 +27662,7 @@
       </w:rPr>
     </w:lvl>
   </w:abstractNum>
-  <w:abstractNum w:abstractNumId="28" w15:restartNumberingAfterBreak="0">
+  <w:abstractNum w:abstractNumId="31" w15:restartNumberingAfterBreak="0">
     <w:nsid w:val="69B51790"/>
     <w:multiLevelType w:val="hybridMultilevel"/>
     <w:tmpl w:val="43301B68"/>
@@ -27081,7 +27748,7 @@
       </w:pPr>
     </w:lvl>
   </w:abstractNum>
-  <w:abstractNum w:abstractNumId="29" w15:restartNumberingAfterBreak="0">
+  <w:abstractNum w:abstractNumId="32" w15:restartNumberingAfterBreak="0">
     <w:nsid w:val="6FCC3AB7"/>
     <w:multiLevelType w:val="hybridMultilevel"/>
     <w:tmpl w:val="9D38F466"/>
@@ -27194,7 +27861,7 @@
       </w:rPr>
     </w:lvl>
   </w:abstractNum>
-  <w:abstractNum w:abstractNumId="30" w15:restartNumberingAfterBreak="0">
+  <w:abstractNum w:abstractNumId="33" w15:restartNumberingAfterBreak="0">
     <w:nsid w:val="723C4AF4"/>
     <w:multiLevelType w:val="hybridMultilevel"/>
     <w:tmpl w:val="6234D44E"/>
@@ -27307,7 +27974,7 @@
       </w:rPr>
     </w:lvl>
   </w:abstractNum>
-  <w:abstractNum w:abstractNumId="31" w15:restartNumberingAfterBreak="0">
+  <w:abstractNum w:abstractNumId="34" w15:restartNumberingAfterBreak="0">
     <w:nsid w:val="77734647"/>
     <w:multiLevelType w:val="hybridMultilevel"/>
     <w:tmpl w:val="AFB061C2"/>
@@ -27420,7 +28087,7 @@
       </w:rPr>
     </w:lvl>
   </w:abstractNum>
-  <w:abstractNum w:abstractNumId="32" w15:restartNumberingAfterBreak="0">
+  <w:abstractNum w:abstractNumId="35" w15:restartNumberingAfterBreak="0">
     <w:nsid w:val="788B51F7"/>
     <w:multiLevelType w:val="hybridMultilevel"/>
     <w:tmpl w:val="6EC4D54E"/>
@@ -27533,7 +28200,7 @@
       </w:rPr>
     </w:lvl>
   </w:abstractNum>
-  <w:abstractNum w:abstractNumId="33" w15:restartNumberingAfterBreak="0">
+  <w:abstractNum w:abstractNumId="36" w15:restartNumberingAfterBreak="0">
     <w:nsid w:val="7A5B3DE0"/>
     <w:multiLevelType w:val="hybridMultilevel"/>
     <w:tmpl w:val="F418EBF4"/>
@@ -27646,7 +28313,7 @@
       </w:rPr>
     </w:lvl>
   </w:abstractNum>
-  <w:abstractNum w:abstractNumId="34" w15:restartNumberingAfterBreak="0">
+  <w:abstractNum w:abstractNumId="37" w15:restartNumberingAfterBreak="0">
     <w:nsid w:val="7D1561AE"/>
     <w:multiLevelType w:val="hybridMultilevel"/>
     <w:tmpl w:val="54DC0A6C"/>
@@ -27766,25 +28433,25 @@
     <w:abstractNumId w:val="12"/>
   </w:num>
   <w:num w:numId="3" w16cid:durableId="684139429">
-    <w:abstractNumId w:val="17"/>
+    <w:abstractNumId w:val="18"/>
   </w:num>
   <w:num w:numId="4" w16cid:durableId="5985735">
     <w:abstractNumId w:val="14"/>
   </w:num>
   <w:num w:numId="5" w16cid:durableId="997416964">
-    <w:abstractNumId w:val="19"/>
+    <w:abstractNumId w:val="22"/>
   </w:num>
   <w:num w:numId="6" w16cid:durableId="883566586">
-    <w:abstractNumId w:val="25"/>
+    <w:abstractNumId w:val="28"/>
   </w:num>
   <w:num w:numId="7" w16cid:durableId="843515822">
-    <w:abstractNumId w:val="28"/>
+    <w:abstractNumId w:val="31"/>
   </w:num>
   <w:num w:numId="8" w16cid:durableId="1763989838">
-    <w:abstractNumId w:val="34"/>
+    <w:abstractNumId w:val="37"/>
   </w:num>
   <w:num w:numId="9" w16cid:durableId="901260457">
-    <w:abstractNumId w:val="33"/>
+    <w:abstractNumId w:val="36"/>
   </w:num>
   <w:num w:numId="10" w16cid:durableId="2090156235">
     <w:abstractNumId w:val="7"/>
@@ -27802,25 +28469,25 @@
     <w:abstractNumId w:val="4"/>
   </w:num>
   <w:num w:numId="15" w16cid:durableId="555092178">
-    <w:abstractNumId w:val="32"/>
+    <w:abstractNumId w:val="35"/>
   </w:num>
   <w:num w:numId="16" w16cid:durableId="1929338649">
     <w:abstractNumId w:val="11"/>
   </w:num>
   <w:num w:numId="17" w16cid:durableId="347678653">
-    <w:abstractNumId w:val="29"/>
+    <w:abstractNumId w:val="32"/>
   </w:num>
   <w:num w:numId="18" w16cid:durableId="82341372">
+    <w:abstractNumId w:val="27"/>
+  </w:num>
+  <w:num w:numId="19" w16cid:durableId="800995483">
     <w:abstractNumId w:val="24"/>
   </w:num>
-  <w:num w:numId="19" w16cid:durableId="800995483">
-    <w:abstractNumId w:val="21"/>
-  </w:num>
   <w:num w:numId="20" w16cid:durableId="1690643407">
-    <w:abstractNumId w:val="22"/>
+    <w:abstractNumId w:val="25"/>
   </w:num>
   <w:num w:numId="21" w16cid:durableId="16738832">
-    <w:abstractNumId w:val="27"/>
+    <w:abstractNumId w:val="30"/>
   </w:num>
   <w:num w:numId="22" w16cid:durableId="552040762">
     <w:abstractNumId w:val="10"/>
@@ -27829,16 +28496,16 @@
     <w:abstractNumId w:val="2"/>
   </w:num>
   <w:num w:numId="24" w16cid:durableId="672341525">
-    <w:abstractNumId w:val="16"/>
+    <w:abstractNumId w:val="17"/>
   </w:num>
   <w:num w:numId="25" w16cid:durableId="1999726225">
     <w:abstractNumId w:val="1"/>
   </w:num>
   <w:num w:numId="26" w16cid:durableId="19164320">
-    <w:abstractNumId w:val="31"/>
+    <w:abstractNumId w:val="34"/>
   </w:num>
   <w:num w:numId="27" w16cid:durableId="534536080">
-    <w:abstractNumId w:val="26"/>
+    <w:abstractNumId w:val="29"/>
   </w:num>
   <w:num w:numId="28" w16cid:durableId="628975563">
     <w:abstractNumId w:val="5"/>
@@ -27847,25 +28514,34 @@
     <w:abstractNumId w:val="6"/>
   </w:num>
   <w:num w:numId="30" w16cid:durableId="1227961018">
-    <w:abstractNumId w:val="20"/>
+    <w:abstractNumId w:val="23"/>
   </w:num>
   <w:num w:numId="31" w16cid:durableId="1593122853">
-    <w:abstractNumId w:val="30"/>
+    <w:abstractNumId w:val="33"/>
   </w:num>
   <w:num w:numId="32" w16cid:durableId="348722481">
     <w:abstractNumId w:val="9"/>
   </w:num>
   <w:num w:numId="33" w16cid:durableId="891815414">
-    <w:abstractNumId w:val="18"/>
+    <w:abstractNumId w:val="19"/>
   </w:num>
   <w:num w:numId="34" w16cid:durableId="88044118">
     <w:abstractNumId w:val="8"/>
   </w:num>
   <w:num w:numId="35" w16cid:durableId="869028411">
-    <w:abstractNumId w:val="23"/>
+    <w:abstractNumId w:val="26"/>
   </w:num>
   <w:num w:numId="36" w16cid:durableId="383606620">
-    <w:abstractNumId w:val="19"/>
+    <w:abstractNumId w:val="22"/>
+  </w:num>
+  <w:num w:numId="37" w16cid:durableId="1210995378">
+    <w:abstractNumId w:val="16"/>
+  </w:num>
+  <w:num w:numId="38" w16cid:durableId="2109154021">
+    <w:abstractNumId w:val="20"/>
+  </w:num>
+  <w:num w:numId="39" w16cid:durableId="1480532862">
+    <w:abstractNumId w:val="21"/>
   </w:num>
   <w:numIdMacAtCleanup w:val="21"/>
 </w:numbering>
@@ -29823,7 +30499,7 @@
 </file>
 
 <file path=customXml/itemProps3.xml><?xml version="1.0" encoding="utf-8"?>
-<ds:datastoreItem xmlns:ds="http://schemas.openxmlformats.org/officeDocument/2006/customXml" ds:itemID="{D2A20468-F6B3-47A7-8DD8-761D08D1598E}"/>
+<ds:datastoreItem xmlns:ds="http://schemas.openxmlformats.org/officeDocument/2006/customXml" ds:itemID="{087C4394-012C-43A0-9957-A338DEF4C9D0}"/>
 </file>
 
 <file path=customXml/itemProps4.xml><?xml version="1.0" encoding="utf-8"?>

--- a/fuentes/92130083_CF02_DU.docx
+++ b/fuentes/92130083_CF02_DU.docx
@@ -1,6 +1,6 @@
 
 <file path=word/document.xml><?xml version="1.0" encoding="utf-8"?>
-<w:document xmlns:wpc="http://schemas.microsoft.com/office/word/2010/wordprocessingCanvas" xmlns:cx="http://schemas.microsoft.com/office/drawing/2014/chartex" xmlns:cx1="http://schemas.microsoft.com/office/drawing/2015/9/8/chartex" xmlns:cx2="http://schemas.microsoft.com/office/drawing/2015/10/21/chartex" xmlns:cx3="http://schemas.microsoft.com/office/drawing/2016/5/9/chartex" xmlns:cx4="http://schemas.microsoft.com/office/drawing/2016/5/10/chartex" xmlns:cx5="http://schemas.microsoft.com/office/drawing/2016/5/11/chartex" xmlns:cx6="http://schemas.microsoft.com/office/drawing/2016/5/12/chartex" xmlns:cx7="http://schemas.microsoft.com/office/drawing/2016/5/13/chartex" xmlns:cx8="http://schemas.microsoft.com/office/drawing/2016/5/14/chartex" xmlns:mc="http://schemas.openxmlformats.org/markup-compatibility/2006" xmlns:aink="http://schemas.microsoft.com/office/drawing/2016/ink" xmlns:am3d="http://schemas.microsoft.com/office/drawing/2017/model3d" xmlns:o="urn:schemas-microsoft-com:office:office" xmlns:oel="http://schemas.microsoft.com/office/2019/extlst" xmlns:r="http://schemas.openxmlformats.org/officeDocument/2006/relationships" xmlns:m="http://schemas.openxmlformats.org/officeDocument/2006/math" xmlns:v="urn:schemas-microsoft-com:vml" xmlns:wp14="http://schemas.microsoft.com/office/word/2010/wordprocessingDrawing" xmlns:wp="http://schemas.openxmlformats.org/drawingml/2006/wordprocessingDrawing" xmlns:w10="urn:schemas-microsoft-com:office:word" xmlns:w="http://schemas.openxmlformats.org/wordprocessingml/2006/main" xmlns:w14="http://schemas.microsoft.com/office/word/2010/wordml" xmlns:w15="http://schemas.microsoft.com/office/word/2012/wordml" xmlns:w16cex="http://schemas.microsoft.com/office/word/2018/wordml/cex" xmlns:w16cid="http://schemas.microsoft.com/office/word/2016/wordml/cid" xmlns:w16="http://schemas.microsoft.com/office/word/2018/wordml" xmlns:w16du="http://schemas.microsoft.com/office/word/2023/wordml/word16du" xmlns:w16sdtdh="http://schemas.microsoft.com/office/word/2020/wordml/sdtdatahash" xmlns:w16sdtfl="http://schemas.microsoft.com/office/word/2024/wordml/sdtformatlock" xmlns:w16se="http://schemas.microsoft.com/office/word/2015/wordml/symex" xmlns:wpg="http://schemas.microsoft.com/office/word/2010/wordprocessingGroup" xmlns:wpi="http://schemas.microsoft.com/office/word/2010/wordprocessingInk" xmlns:wne="http://schemas.microsoft.com/office/word/2006/wordml" xmlns:wps="http://schemas.microsoft.com/office/word/2010/wordprocessingShape" mc:Ignorable="w14 w15 w16se w16cid w16 w16cex w16sdtdh w16sdtfl w16du wp14">
+<w:document xmlns:wpc="http://schemas.microsoft.com/office/word/2010/wordprocessingCanvas" xmlns:cx="http://schemas.microsoft.com/office/drawing/2014/chartex" xmlns:cx1="http://schemas.microsoft.com/office/drawing/2015/9/8/chartex" xmlns:cx2="http://schemas.microsoft.com/office/drawing/2015/10/21/chartex" xmlns:cx3="http://schemas.microsoft.com/office/drawing/2016/5/9/chartex" xmlns:cx4="http://schemas.microsoft.com/office/drawing/2016/5/10/chartex" xmlns:cx5="http://schemas.microsoft.com/office/drawing/2016/5/11/chartex" xmlns:cx6="http://schemas.microsoft.com/office/drawing/2016/5/12/chartex" xmlns:cx7="http://schemas.microsoft.com/office/drawing/2016/5/13/chartex" xmlns:cx8="http://schemas.microsoft.com/office/drawing/2016/5/14/chartex" xmlns:mc="http://schemas.openxmlformats.org/markup-compatibility/2006" xmlns:aink="http://schemas.microsoft.com/office/drawing/2016/ink" xmlns:am3d="http://schemas.microsoft.com/office/drawing/2017/model3d" xmlns:o="urn:schemas-microsoft-com:office:office" xmlns:oel="http://schemas.microsoft.com/office/2019/extlst" xmlns:r="http://schemas.openxmlformats.org/officeDocument/2006/relationships" xmlns:m="http://schemas.openxmlformats.org/officeDocument/2006/math" xmlns:v="urn:schemas-microsoft-com:vml" xmlns:wp14="http://schemas.microsoft.com/office/word/2010/wordprocessingDrawing" xmlns:wp="http://schemas.openxmlformats.org/drawingml/2006/wordprocessingDrawing" xmlns:w10="urn:schemas-microsoft-com:office:word" xmlns:w="http://schemas.openxmlformats.org/wordprocessingml/2006/main" xmlns:w14="http://schemas.microsoft.com/office/word/2010/wordml" xmlns:w15="http://schemas.microsoft.com/office/word/2012/wordml" xmlns:w16cei="http://schemas.microsoft.com/office/word/2026/wordml/cei" xmlns:w16cex="http://schemas.microsoft.com/office/word/2018/wordml/cex" xmlns:w16cid="http://schemas.microsoft.com/office/word/2016/wordml/cid" xmlns:w16="http://schemas.microsoft.com/office/word/2018/wordml" xmlns:w16du="http://schemas.microsoft.com/office/word/2023/wordml/word16du" xmlns:w16sdtdh="http://schemas.microsoft.com/office/word/2020/wordml/sdtdatahash" xmlns:w16sdtfl="http://schemas.microsoft.com/office/word/2024/wordml/sdtformatlock" xmlns:w16se="http://schemas.microsoft.com/office/word/2015/wordml/symex" xmlns:wpg="http://schemas.microsoft.com/office/word/2010/wordprocessingGroup" xmlns:wpi="http://schemas.microsoft.com/office/word/2010/wordprocessingInk" xmlns:wne="http://schemas.microsoft.com/office/word/2006/wordml" xmlns:wps="http://schemas.microsoft.com/office/word/2010/wordprocessingShape" mc:Ignorable="w14 w15 w16se w16cid w16 w16cex w16sdtdh w16sdtfl w16du wp14">
   <w:body>
     <w:p>
       <w:pPr>
@@ -4249,16 +4249,8 @@
           <w:lang w:val="es-419" w:eastAsia="es-CO"/>
         </w:rPr>
         <w:lastRenderedPageBreak/>
-        <w:t xml:space="preserve">Por esta razón, a </w:t>
-      </w:r>
-      <w:proofErr w:type="gramStart"/>
-      <w:r>
-        <w:rPr>
-          <w:lang w:val="es-419" w:eastAsia="es-CO"/>
-        </w:rPr>
-        <w:t>continuación</w:t>
-      </w:r>
-      <w:proofErr w:type="gramEnd"/>
+        <w:t>Por esta razón, a continuación</w:t>
+      </w:r>
       <w:r>
         <w:rPr>
           <w:lang w:val="es-419" w:eastAsia="es-CO"/>
@@ -9925,15 +9917,7 @@
               <w:t>Hombre</w:t>
             </w:r>
             <w:r>
-              <w:t xml:space="preserve">: pero afuera hay procesos con componentes que acá casi no usamos. Ingredientes, tiempos, condiciones que producen resultados completamente distintos. Como la mozzarella. Que parece un proceso </w:t>
-            </w:r>
-            <w:proofErr w:type="gramStart"/>
-            <w:r>
-              <w:t>simple</w:t>
-            </w:r>
-            <w:proofErr w:type="gramEnd"/>
-            <w:r>
-              <w:t xml:space="preserve"> pero tiene su ciencia. </w:t>
+              <w:t xml:space="preserve">: pero afuera hay procesos con componentes que acá casi no usamos. Ingredientes, tiempos, condiciones que producen resultados completamente distintos. Como la mozzarella. Que parece un proceso simple pero tiene su ciencia. </w:t>
             </w:r>
           </w:p>
           <w:p>
@@ -21526,28 +21510,7 @@
               <w:pStyle w:val="TextoTablas"/>
             </w:pPr>
             <w:r>
-              <w:t>Responsable Nacional</w:t>
-            </w:r>
-            <w:r>
-              <w:t xml:space="preserve"> </w:t>
-            </w:r>
-            <w:r>
-              <w:t>Ecosistema de Recursos</w:t>
-            </w:r>
-            <w:r>
-              <w:t xml:space="preserve"> </w:t>
-            </w:r>
-            <w:r>
-              <w:t>Educativos Digitales (RED)</w:t>
-            </w:r>
-            <w:r>
-              <w:t xml:space="preserve"> - </w:t>
-            </w:r>
-            <w:r>
-              <w:t>Profesional 06</w:t>
-            </w:r>
-            <w:r>
-              <w:t xml:space="preserve"> </w:t>
+              <w:t>Profesional G06. Responsable Ecosistema Virtual de Recursos Educativos Digitales</w:t>
             </w:r>
           </w:p>
         </w:tc>
@@ -22259,7 +22222,7 @@
 </file>
 
 <file path=word/endnotes.xml><?xml version="1.0" encoding="utf-8"?>
-<w:endnotes xmlns:wpc="http://schemas.microsoft.com/office/word/2010/wordprocessingCanvas" xmlns:cx="http://schemas.microsoft.com/office/drawing/2014/chartex" xmlns:cx1="http://schemas.microsoft.com/office/drawing/2015/9/8/chartex" xmlns:cx2="http://schemas.microsoft.com/office/drawing/2015/10/21/chartex" xmlns:cx3="http://schemas.microsoft.com/office/drawing/2016/5/9/chartex" xmlns:cx4="http://schemas.microsoft.com/office/drawing/2016/5/10/chartex" xmlns:cx5="http://schemas.microsoft.com/office/drawing/2016/5/11/chartex" xmlns:cx6="http://schemas.microsoft.com/office/drawing/2016/5/12/chartex" xmlns:cx7="http://schemas.microsoft.com/office/drawing/2016/5/13/chartex" xmlns:cx8="http://schemas.microsoft.com/office/drawing/2016/5/14/chartex" xmlns:mc="http://schemas.openxmlformats.org/markup-compatibility/2006" xmlns:aink="http://schemas.microsoft.com/office/drawing/2016/ink" xmlns:am3d="http://schemas.microsoft.com/office/drawing/2017/model3d" xmlns:o="urn:schemas-microsoft-com:office:office" xmlns:oel="http://schemas.microsoft.com/office/2019/extlst" xmlns:r="http://schemas.openxmlformats.org/officeDocument/2006/relationships" xmlns:m="http://schemas.openxmlformats.org/officeDocument/2006/math" xmlns:v="urn:schemas-microsoft-com:vml" xmlns:wp14="http://schemas.microsoft.com/office/word/2010/wordprocessingDrawing" xmlns:wp="http://schemas.openxmlformats.org/drawingml/2006/wordprocessingDrawing" xmlns:w10="urn:schemas-microsoft-com:office:word" xmlns:w="http://schemas.openxmlformats.org/wordprocessingml/2006/main" xmlns:w14="http://schemas.microsoft.com/office/word/2010/wordml" xmlns:w15="http://schemas.microsoft.com/office/word/2012/wordml" xmlns:w16cex="http://schemas.microsoft.com/office/word/2018/wordml/cex" xmlns:w16cid="http://schemas.microsoft.com/office/word/2016/wordml/cid" xmlns:w16="http://schemas.microsoft.com/office/word/2018/wordml" xmlns:w16du="http://schemas.microsoft.com/office/word/2023/wordml/word16du" xmlns:w16sdtdh="http://schemas.microsoft.com/office/word/2020/wordml/sdtdatahash" xmlns:w16sdtfl="http://schemas.microsoft.com/office/word/2024/wordml/sdtformatlock" xmlns:w16se="http://schemas.microsoft.com/office/word/2015/wordml/symex" xmlns:wpg="http://schemas.microsoft.com/office/word/2010/wordprocessingGroup" xmlns:wpi="http://schemas.microsoft.com/office/word/2010/wordprocessingInk" xmlns:wne="http://schemas.microsoft.com/office/word/2006/wordml" xmlns:wps="http://schemas.microsoft.com/office/word/2010/wordprocessingShape" mc:Ignorable="w14 w15 w16se w16cid w16 w16cex w16sdtdh w16sdtfl w16du wp14">
+<w:endnotes xmlns:wpc="http://schemas.microsoft.com/office/word/2010/wordprocessingCanvas" xmlns:cx="http://schemas.microsoft.com/office/drawing/2014/chartex" xmlns:cx1="http://schemas.microsoft.com/office/drawing/2015/9/8/chartex" xmlns:cx2="http://schemas.microsoft.com/office/drawing/2015/10/21/chartex" xmlns:cx3="http://schemas.microsoft.com/office/drawing/2016/5/9/chartex" xmlns:cx4="http://schemas.microsoft.com/office/drawing/2016/5/10/chartex" xmlns:cx5="http://schemas.microsoft.com/office/drawing/2016/5/11/chartex" xmlns:cx6="http://schemas.microsoft.com/office/drawing/2016/5/12/chartex" xmlns:cx7="http://schemas.microsoft.com/office/drawing/2016/5/13/chartex" xmlns:cx8="http://schemas.microsoft.com/office/drawing/2016/5/14/chartex" xmlns:mc="http://schemas.openxmlformats.org/markup-compatibility/2006" xmlns:aink="http://schemas.microsoft.com/office/drawing/2016/ink" xmlns:am3d="http://schemas.microsoft.com/office/drawing/2017/model3d" xmlns:o="urn:schemas-microsoft-com:office:office" xmlns:oel="http://schemas.microsoft.com/office/2019/extlst" xmlns:r="http://schemas.openxmlformats.org/officeDocument/2006/relationships" xmlns:m="http://schemas.openxmlformats.org/officeDocument/2006/math" xmlns:v="urn:schemas-microsoft-com:vml" xmlns:wp14="http://schemas.microsoft.com/office/word/2010/wordprocessingDrawing" xmlns:wp="http://schemas.openxmlformats.org/drawingml/2006/wordprocessingDrawing" xmlns:w10="urn:schemas-microsoft-com:office:word" xmlns:w="http://schemas.openxmlformats.org/wordprocessingml/2006/main" xmlns:w14="http://schemas.microsoft.com/office/word/2010/wordml" xmlns:w15="http://schemas.microsoft.com/office/word/2012/wordml" xmlns:w16cei="http://schemas.microsoft.com/office/word/2026/wordml/cei" xmlns:w16cex="http://schemas.microsoft.com/office/word/2018/wordml/cex" xmlns:w16cid="http://schemas.microsoft.com/office/word/2016/wordml/cid" xmlns:w16="http://schemas.microsoft.com/office/word/2018/wordml" xmlns:w16du="http://schemas.microsoft.com/office/word/2023/wordml/word16du" xmlns:w16sdtdh="http://schemas.microsoft.com/office/word/2020/wordml/sdtdatahash" xmlns:w16sdtfl="http://schemas.microsoft.com/office/word/2024/wordml/sdtformatlock" xmlns:w16se="http://schemas.microsoft.com/office/word/2015/wordml/symex" xmlns:wpg="http://schemas.microsoft.com/office/word/2010/wordprocessingGroup" xmlns:wpi="http://schemas.microsoft.com/office/word/2010/wordprocessingInk" xmlns:wne="http://schemas.microsoft.com/office/word/2006/wordml" xmlns:wps="http://schemas.microsoft.com/office/word/2010/wordprocessingShape" mc:Ignorable="w14 w15 w16se w16cid w16 w16cex w16sdtdh w16sdtfl w16du wp14">
   <w:endnote w:type="separator" w:id="-1">
     <w:p>
       <w:pPr>
@@ -22284,7 +22247,7 @@
 </file>
 
 <file path=word/footer1.xml><?xml version="1.0" encoding="utf-8"?>
-<w:ftr xmlns:wpc="http://schemas.microsoft.com/office/word/2010/wordprocessingCanvas" xmlns:cx="http://schemas.microsoft.com/office/drawing/2014/chartex" xmlns:cx1="http://schemas.microsoft.com/office/drawing/2015/9/8/chartex" xmlns:cx2="http://schemas.microsoft.com/office/drawing/2015/10/21/chartex" xmlns:cx3="http://schemas.microsoft.com/office/drawing/2016/5/9/chartex" xmlns:cx4="http://schemas.microsoft.com/office/drawing/2016/5/10/chartex" xmlns:cx5="http://schemas.microsoft.com/office/drawing/2016/5/11/chartex" xmlns:cx6="http://schemas.microsoft.com/office/drawing/2016/5/12/chartex" xmlns:cx7="http://schemas.microsoft.com/office/drawing/2016/5/13/chartex" xmlns:cx8="http://schemas.microsoft.com/office/drawing/2016/5/14/chartex" xmlns:mc="http://schemas.openxmlformats.org/markup-compatibility/2006" xmlns:aink="http://schemas.microsoft.com/office/drawing/2016/ink" xmlns:am3d="http://schemas.microsoft.com/office/drawing/2017/model3d" xmlns:o="urn:schemas-microsoft-com:office:office" xmlns:oel="http://schemas.microsoft.com/office/2019/extlst" xmlns:r="http://schemas.openxmlformats.org/officeDocument/2006/relationships" xmlns:m="http://schemas.openxmlformats.org/officeDocument/2006/math" xmlns:v="urn:schemas-microsoft-com:vml" xmlns:wp14="http://schemas.microsoft.com/office/word/2010/wordprocessingDrawing" xmlns:wp="http://schemas.openxmlformats.org/drawingml/2006/wordprocessingDrawing" xmlns:w10="urn:schemas-microsoft-com:office:word" xmlns:w="http://schemas.openxmlformats.org/wordprocessingml/2006/main" xmlns:w14="http://schemas.microsoft.com/office/word/2010/wordml" xmlns:w15="http://schemas.microsoft.com/office/word/2012/wordml" xmlns:w16cex="http://schemas.microsoft.com/office/word/2018/wordml/cex" xmlns:w16cid="http://schemas.microsoft.com/office/word/2016/wordml/cid" xmlns:w16="http://schemas.microsoft.com/office/word/2018/wordml" xmlns:w16du="http://schemas.microsoft.com/office/word/2023/wordml/word16du" xmlns:w16sdtdh="http://schemas.microsoft.com/office/word/2020/wordml/sdtdatahash" xmlns:w16sdtfl="http://schemas.microsoft.com/office/word/2024/wordml/sdtformatlock" xmlns:w16se="http://schemas.microsoft.com/office/word/2015/wordml/symex" xmlns:wpg="http://schemas.microsoft.com/office/word/2010/wordprocessingGroup" xmlns:wpi="http://schemas.microsoft.com/office/word/2010/wordprocessingInk" xmlns:wne="http://schemas.microsoft.com/office/word/2006/wordml" xmlns:wps="http://schemas.microsoft.com/office/word/2010/wordprocessingShape" mc:Ignorable="w14 w15 w16se w16cid w16 w16cex w16sdtdh w16sdtfl w16du wp14">
+<w:ftr xmlns:wpc="http://schemas.microsoft.com/office/word/2010/wordprocessingCanvas" xmlns:cx="http://schemas.microsoft.com/office/drawing/2014/chartex" xmlns:cx1="http://schemas.microsoft.com/office/drawing/2015/9/8/chartex" xmlns:cx2="http://schemas.microsoft.com/office/drawing/2015/10/21/chartex" xmlns:cx3="http://schemas.microsoft.com/office/drawing/2016/5/9/chartex" xmlns:cx4="http://schemas.microsoft.com/office/drawing/2016/5/10/chartex" xmlns:cx5="http://schemas.microsoft.com/office/drawing/2016/5/11/chartex" xmlns:cx6="http://schemas.microsoft.com/office/drawing/2016/5/12/chartex" xmlns:cx7="http://schemas.microsoft.com/office/drawing/2016/5/13/chartex" xmlns:cx8="http://schemas.microsoft.com/office/drawing/2016/5/14/chartex" xmlns:mc="http://schemas.openxmlformats.org/markup-compatibility/2006" xmlns:aink="http://schemas.microsoft.com/office/drawing/2016/ink" xmlns:am3d="http://schemas.microsoft.com/office/drawing/2017/model3d" xmlns:o="urn:schemas-microsoft-com:office:office" xmlns:oel="http://schemas.microsoft.com/office/2019/extlst" xmlns:r="http://schemas.openxmlformats.org/officeDocument/2006/relationships" xmlns:m="http://schemas.openxmlformats.org/officeDocument/2006/math" xmlns:v="urn:schemas-microsoft-com:vml" xmlns:wp14="http://schemas.microsoft.com/office/word/2010/wordprocessingDrawing" xmlns:wp="http://schemas.openxmlformats.org/drawingml/2006/wordprocessingDrawing" xmlns:w10="urn:schemas-microsoft-com:office:word" xmlns:w="http://schemas.openxmlformats.org/wordprocessingml/2006/main" xmlns:w14="http://schemas.microsoft.com/office/word/2010/wordml" xmlns:w15="http://schemas.microsoft.com/office/word/2012/wordml" xmlns:w16cei="http://schemas.microsoft.com/office/word/2026/wordml/cei" xmlns:w16cex="http://schemas.microsoft.com/office/word/2018/wordml/cex" xmlns:w16cid="http://schemas.microsoft.com/office/word/2016/wordml/cid" xmlns:w16="http://schemas.microsoft.com/office/word/2018/wordml" xmlns:w16du="http://schemas.microsoft.com/office/word/2023/wordml/word16du" xmlns:w16sdtdh="http://schemas.microsoft.com/office/word/2020/wordml/sdtdatahash" xmlns:w16sdtfl="http://schemas.microsoft.com/office/word/2024/wordml/sdtformatlock" xmlns:w16se="http://schemas.microsoft.com/office/word/2015/wordml/symex" xmlns:wpg="http://schemas.microsoft.com/office/word/2010/wordprocessingGroup" xmlns:wpi="http://schemas.microsoft.com/office/word/2010/wordprocessingInk" xmlns:wne="http://schemas.microsoft.com/office/word/2006/wordml" xmlns:wps="http://schemas.microsoft.com/office/word/2010/wordprocessingShape" mc:Ignorable="w14 w15 w16se w16cid w16 w16cex w16sdtdh w16sdtfl w16du wp14">
   <w:sdt>
     <w:sdtPr>
       <w:id w:val="-701017035"/>
@@ -22311,7 +22274,7 @@
 </file>
 
 <file path=word/footer2.xml><?xml version="1.0" encoding="utf-8"?>
-<w:ftr xmlns:wpc="http://schemas.microsoft.com/office/word/2010/wordprocessingCanvas" xmlns:cx="http://schemas.microsoft.com/office/drawing/2014/chartex" xmlns:cx1="http://schemas.microsoft.com/office/drawing/2015/9/8/chartex" xmlns:cx2="http://schemas.microsoft.com/office/drawing/2015/10/21/chartex" xmlns:cx3="http://schemas.microsoft.com/office/drawing/2016/5/9/chartex" xmlns:cx4="http://schemas.microsoft.com/office/drawing/2016/5/10/chartex" xmlns:cx5="http://schemas.microsoft.com/office/drawing/2016/5/11/chartex" xmlns:cx6="http://schemas.microsoft.com/office/drawing/2016/5/12/chartex" xmlns:cx7="http://schemas.microsoft.com/office/drawing/2016/5/13/chartex" xmlns:cx8="http://schemas.microsoft.com/office/drawing/2016/5/14/chartex" xmlns:mc="http://schemas.openxmlformats.org/markup-compatibility/2006" xmlns:aink="http://schemas.microsoft.com/office/drawing/2016/ink" xmlns:am3d="http://schemas.microsoft.com/office/drawing/2017/model3d" xmlns:o="urn:schemas-microsoft-com:office:office" xmlns:oel="http://schemas.microsoft.com/office/2019/extlst" xmlns:r="http://schemas.openxmlformats.org/officeDocument/2006/relationships" xmlns:m="http://schemas.openxmlformats.org/officeDocument/2006/math" xmlns:v="urn:schemas-microsoft-com:vml" xmlns:wp14="http://schemas.microsoft.com/office/word/2010/wordprocessingDrawing" xmlns:wp="http://schemas.openxmlformats.org/drawingml/2006/wordprocessingDrawing" xmlns:w10="urn:schemas-microsoft-com:office:word" xmlns:w="http://schemas.openxmlformats.org/wordprocessingml/2006/main" xmlns:w14="http://schemas.microsoft.com/office/word/2010/wordml" xmlns:w15="http://schemas.microsoft.com/office/word/2012/wordml" xmlns:w16cex="http://schemas.microsoft.com/office/word/2018/wordml/cex" xmlns:w16cid="http://schemas.microsoft.com/office/word/2016/wordml/cid" xmlns:w16="http://schemas.microsoft.com/office/word/2018/wordml" xmlns:w16du="http://schemas.microsoft.com/office/word/2023/wordml/word16du" xmlns:w16sdtdh="http://schemas.microsoft.com/office/word/2020/wordml/sdtdatahash" xmlns:w16sdtfl="http://schemas.microsoft.com/office/word/2024/wordml/sdtformatlock" xmlns:w16se="http://schemas.microsoft.com/office/word/2015/wordml/symex" xmlns:wpg="http://schemas.microsoft.com/office/word/2010/wordprocessingGroup" xmlns:wpi="http://schemas.microsoft.com/office/word/2010/wordprocessingInk" xmlns:wne="http://schemas.microsoft.com/office/word/2006/wordml" xmlns:wps="http://schemas.microsoft.com/office/word/2010/wordprocessingShape" mc:Ignorable="w14 w15 w16se w16cid w16 w16cex w16sdtdh w16sdtfl w16du wp14">
+<w:ftr xmlns:wpc="http://schemas.microsoft.com/office/word/2010/wordprocessingCanvas" xmlns:cx="http://schemas.microsoft.com/office/drawing/2014/chartex" xmlns:cx1="http://schemas.microsoft.com/office/drawing/2015/9/8/chartex" xmlns:cx2="http://schemas.microsoft.com/office/drawing/2015/10/21/chartex" xmlns:cx3="http://schemas.microsoft.com/office/drawing/2016/5/9/chartex" xmlns:cx4="http://schemas.microsoft.com/office/drawing/2016/5/10/chartex" xmlns:cx5="http://schemas.microsoft.com/office/drawing/2016/5/11/chartex" xmlns:cx6="http://schemas.microsoft.com/office/drawing/2016/5/12/chartex" xmlns:cx7="http://schemas.microsoft.com/office/drawing/2016/5/13/chartex" xmlns:cx8="http://schemas.microsoft.com/office/drawing/2016/5/14/chartex" xmlns:mc="http://schemas.openxmlformats.org/markup-compatibility/2006" xmlns:aink="http://schemas.microsoft.com/office/drawing/2016/ink" xmlns:am3d="http://schemas.microsoft.com/office/drawing/2017/model3d" xmlns:o="urn:schemas-microsoft-com:office:office" xmlns:oel="http://schemas.microsoft.com/office/2019/extlst" xmlns:r="http://schemas.openxmlformats.org/officeDocument/2006/relationships" xmlns:m="http://schemas.openxmlformats.org/officeDocument/2006/math" xmlns:v="urn:schemas-microsoft-com:vml" xmlns:wp14="http://schemas.microsoft.com/office/word/2010/wordprocessingDrawing" xmlns:wp="http://schemas.openxmlformats.org/drawingml/2006/wordprocessingDrawing" xmlns:w10="urn:schemas-microsoft-com:office:word" xmlns:w="http://schemas.openxmlformats.org/wordprocessingml/2006/main" xmlns:w14="http://schemas.microsoft.com/office/word/2010/wordml" xmlns:w15="http://schemas.microsoft.com/office/word/2012/wordml" xmlns:w16cei="http://schemas.microsoft.com/office/word/2026/wordml/cei" xmlns:w16cex="http://schemas.microsoft.com/office/word/2018/wordml/cex" xmlns:w16cid="http://schemas.microsoft.com/office/word/2016/wordml/cid" xmlns:w16="http://schemas.microsoft.com/office/word/2018/wordml" xmlns:w16du="http://schemas.microsoft.com/office/word/2023/wordml/word16du" xmlns:w16sdtdh="http://schemas.microsoft.com/office/word/2020/wordml/sdtdatahash" xmlns:w16sdtfl="http://schemas.microsoft.com/office/word/2024/wordml/sdtformatlock" xmlns:w16se="http://schemas.microsoft.com/office/word/2015/wordml/symex" xmlns:wpg="http://schemas.microsoft.com/office/word/2010/wordprocessingGroup" xmlns:wpi="http://schemas.microsoft.com/office/word/2010/wordprocessingInk" xmlns:wne="http://schemas.microsoft.com/office/word/2006/wordml" xmlns:wps="http://schemas.microsoft.com/office/word/2010/wordprocessingShape" mc:Ignorable="w14 w15 w16se w16cid w16 w16cex w16sdtdh w16sdtfl w16du wp14">
   <w:sdt>
     <w:sdtPr>
       <w:id w:val="-1465197936"/>
@@ -22356,7 +22319,7 @@
 </file>
 
 <file path=word/footnotes.xml><?xml version="1.0" encoding="utf-8"?>
-<w:footnotes xmlns:wpc="http://schemas.microsoft.com/office/word/2010/wordprocessingCanvas" xmlns:cx="http://schemas.microsoft.com/office/drawing/2014/chartex" xmlns:cx1="http://schemas.microsoft.com/office/drawing/2015/9/8/chartex" xmlns:cx2="http://schemas.microsoft.com/office/drawing/2015/10/21/chartex" xmlns:cx3="http://schemas.microsoft.com/office/drawing/2016/5/9/chartex" xmlns:cx4="http://schemas.microsoft.com/office/drawing/2016/5/10/chartex" xmlns:cx5="http://schemas.microsoft.com/office/drawing/2016/5/11/chartex" xmlns:cx6="http://schemas.microsoft.com/office/drawing/2016/5/12/chartex" xmlns:cx7="http://schemas.microsoft.com/office/drawing/2016/5/13/chartex" xmlns:cx8="http://schemas.microsoft.com/office/drawing/2016/5/14/chartex" xmlns:mc="http://schemas.openxmlformats.org/markup-compatibility/2006" xmlns:aink="http://schemas.microsoft.com/office/drawing/2016/ink" xmlns:am3d="http://schemas.microsoft.com/office/drawing/2017/model3d" xmlns:o="urn:schemas-microsoft-com:office:office" xmlns:oel="http://schemas.microsoft.com/office/2019/extlst" xmlns:r="http://schemas.openxmlformats.org/officeDocument/2006/relationships" xmlns:m="http://schemas.openxmlformats.org/officeDocument/2006/math" xmlns:v="urn:schemas-microsoft-com:vml" xmlns:wp14="http://schemas.microsoft.com/office/word/2010/wordprocessingDrawing" xmlns:wp="http://schemas.openxmlformats.org/drawingml/2006/wordprocessingDrawing" xmlns:w10="urn:schemas-microsoft-com:office:word" xmlns:w="http://schemas.openxmlformats.org/wordprocessingml/2006/main" xmlns:w14="http://schemas.microsoft.com/office/word/2010/wordml" xmlns:w15="http://schemas.microsoft.com/office/word/2012/wordml" xmlns:w16cex="http://schemas.microsoft.com/office/word/2018/wordml/cex" xmlns:w16cid="http://schemas.microsoft.com/office/word/2016/wordml/cid" xmlns:w16="http://schemas.microsoft.com/office/word/2018/wordml" xmlns:w16du="http://schemas.microsoft.com/office/word/2023/wordml/word16du" xmlns:w16sdtdh="http://schemas.microsoft.com/office/word/2020/wordml/sdtdatahash" xmlns:w16sdtfl="http://schemas.microsoft.com/office/word/2024/wordml/sdtformatlock" xmlns:w16se="http://schemas.microsoft.com/office/word/2015/wordml/symex" xmlns:wpg="http://schemas.microsoft.com/office/word/2010/wordprocessingGroup" xmlns:wpi="http://schemas.microsoft.com/office/word/2010/wordprocessingInk" xmlns:wne="http://schemas.microsoft.com/office/word/2006/wordml" xmlns:wps="http://schemas.microsoft.com/office/word/2010/wordprocessingShape" mc:Ignorable="w14 w15 w16se w16cid w16 w16cex w16sdtdh w16sdtfl w16du wp14">
+<w:footnotes xmlns:wpc="http://schemas.microsoft.com/office/word/2010/wordprocessingCanvas" xmlns:cx="http://schemas.microsoft.com/office/drawing/2014/chartex" xmlns:cx1="http://schemas.microsoft.com/office/drawing/2015/9/8/chartex" xmlns:cx2="http://schemas.microsoft.com/office/drawing/2015/10/21/chartex" xmlns:cx3="http://schemas.microsoft.com/office/drawing/2016/5/9/chartex" xmlns:cx4="http://schemas.microsoft.com/office/drawing/2016/5/10/chartex" xmlns:cx5="http://schemas.microsoft.com/office/drawing/2016/5/11/chartex" xmlns:cx6="http://schemas.microsoft.com/office/drawing/2016/5/12/chartex" xmlns:cx7="http://schemas.microsoft.com/office/drawing/2016/5/13/chartex" xmlns:cx8="http://schemas.microsoft.com/office/drawing/2016/5/14/chartex" xmlns:mc="http://schemas.openxmlformats.org/markup-compatibility/2006" xmlns:aink="http://schemas.microsoft.com/office/drawing/2016/ink" xmlns:am3d="http://schemas.microsoft.com/office/drawing/2017/model3d" xmlns:o="urn:schemas-microsoft-com:office:office" xmlns:oel="http://schemas.microsoft.com/office/2019/extlst" xmlns:r="http://schemas.openxmlformats.org/officeDocument/2006/relationships" xmlns:m="http://schemas.openxmlformats.org/officeDocument/2006/math" xmlns:v="urn:schemas-microsoft-com:vml" xmlns:wp14="http://schemas.microsoft.com/office/word/2010/wordprocessingDrawing" xmlns:wp="http://schemas.openxmlformats.org/drawingml/2006/wordprocessingDrawing" xmlns:w10="urn:schemas-microsoft-com:office:word" xmlns:w="http://schemas.openxmlformats.org/wordprocessingml/2006/main" xmlns:w14="http://schemas.microsoft.com/office/word/2010/wordml" xmlns:w15="http://schemas.microsoft.com/office/word/2012/wordml" xmlns:w16cei="http://schemas.microsoft.com/office/word/2026/wordml/cei" xmlns:w16cex="http://schemas.microsoft.com/office/word/2018/wordml/cex" xmlns:w16cid="http://schemas.microsoft.com/office/word/2016/wordml/cid" xmlns:w16="http://schemas.microsoft.com/office/word/2018/wordml" xmlns:w16du="http://schemas.microsoft.com/office/word/2023/wordml/word16du" xmlns:w16sdtdh="http://schemas.microsoft.com/office/word/2020/wordml/sdtdatahash" xmlns:w16sdtfl="http://schemas.microsoft.com/office/word/2024/wordml/sdtformatlock" xmlns:w16se="http://schemas.microsoft.com/office/word/2015/wordml/symex" xmlns:wpg="http://schemas.microsoft.com/office/word/2010/wordprocessingGroup" xmlns:wpi="http://schemas.microsoft.com/office/word/2010/wordprocessingInk" xmlns:wne="http://schemas.microsoft.com/office/word/2006/wordml" xmlns:wps="http://schemas.microsoft.com/office/word/2010/wordprocessingShape" mc:Ignorable="w14 w15 w16se w16cid w16 w16cex w16sdtdh w16sdtfl w16du wp14">
   <w:footnote w:type="separator" w:id="-1">
     <w:p>
       <w:pPr>
@@ -22381,7 +22344,7 @@
 </file>
 
 <file path=word/header1.xml><?xml version="1.0" encoding="utf-8"?>
-<w:hdr xmlns:wpc="http://schemas.microsoft.com/office/word/2010/wordprocessingCanvas" xmlns:cx="http://schemas.microsoft.com/office/drawing/2014/chartex" xmlns:cx1="http://schemas.microsoft.com/office/drawing/2015/9/8/chartex" xmlns:cx2="http://schemas.microsoft.com/office/drawing/2015/10/21/chartex" xmlns:cx3="http://schemas.microsoft.com/office/drawing/2016/5/9/chartex" xmlns:cx4="http://schemas.microsoft.com/office/drawing/2016/5/10/chartex" xmlns:cx5="http://schemas.microsoft.com/office/drawing/2016/5/11/chartex" xmlns:cx6="http://schemas.microsoft.com/office/drawing/2016/5/12/chartex" xmlns:cx7="http://schemas.microsoft.com/office/drawing/2016/5/13/chartex" xmlns:cx8="http://schemas.microsoft.com/office/drawing/2016/5/14/chartex" xmlns:mc="http://schemas.openxmlformats.org/markup-compatibility/2006" xmlns:aink="http://schemas.microsoft.com/office/drawing/2016/ink" xmlns:am3d="http://schemas.microsoft.com/office/drawing/2017/model3d" xmlns:o="urn:schemas-microsoft-com:office:office" xmlns:oel="http://schemas.microsoft.com/office/2019/extlst" xmlns:r="http://schemas.openxmlformats.org/officeDocument/2006/relationships" xmlns:m="http://schemas.openxmlformats.org/officeDocument/2006/math" xmlns:v="urn:schemas-microsoft-com:vml" xmlns:wp14="http://schemas.microsoft.com/office/word/2010/wordprocessingDrawing" xmlns:wp="http://schemas.openxmlformats.org/drawingml/2006/wordprocessingDrawing" xmlns:w10="urn:schemas-microsoft-com:office:word" xmlns:w="http://schemas.openxmlformats.org/wordprocessingml/2006/main" xmlns:w14="http://schemas.microsoft.com/office/word/2010/wordml" xmlns:w15="http://schemas.microsoft.com/office/word/2012/wordml" xmlns:w16cex="http://schemas.microsoft.com/office/word/2018/wordml/cex" xmlns:w16cid="http://schemas.microsoft.com/office/word/2016/wordml/cid" xmlns:w16="http://schemas.microsoft.com/office/word/2018/wordml" xmlns:w16du="http://schemas.microsoft.com/office/word/2023/wordml/word16du" xmlns:w16sdtdh="http://schemas.microsoft.com/office/word/2020/wordml/sdtdatahash" xmlns:w16sdtfl="http://schemas.microsoft.com/office/word/2024/wordml/sdtformatlock" xmlns:w16se="http://schemas.microsoft.com/office/word/2015/wordml/symex" xmlns:wpg="http://schemas.microsoft.com/office/word/2010/wordprocessingGroup" xmlns:wpi="http://schemas.microsoft.com/office/word/2010/wordprocessingInk" xmlns:wne="http://schemas.microsoft.com/office/word/2006/wordml" xmlns:wps="http://schemas.microsoft.com/office/word/2010/wordprocessingShape" mc:Ignorable="w14 w15 w16se w16cid w16 w16cex w16sdtdh w16sdtfl w16du wp14">
+<w:hdr xmlns:wpc="http://schemas.microsoft.com/office/word/2010/wordprocessingCanvas" xmlns:cx="http://schemas.microsoft.com/office/drawing/2014/chartex" xmlns:cx1="http://schemas.microsoft.com/office/drawing/2015/9/8/chartex" xmlns:cx2="http://schemas.microsoft.com/office/drawing/2015/10/21/chartex" xmlns:cx3="http://schemas.microsoft.com/office/drawing/2016/5/9/chartex" xmlns:cx4="http://schemas.microsoft.com/office/drawing/2016/5/10/chartex" xmlns:cx5="http://schemas.microsoft.com/office/drawing/2016/5/11/chartex" xmlns:cx6="http://schemas.microsoft.com/office/drawing/2016/5/12/chartex" xmlns:cx7="http://schemas.microsoft.com/office/drawing/2016/5/13/chartex" xmlns:cx8="http://schemas.microsoft.com/office/drawing/2016/5/14/chartex" xmlns:mc="http://schemas.openxmlformats.org/markup-compatibility/2006" xmlns:aink="http://schemas.microsoft.com/office/drawing/2016/ink" xmlns:am3d="http://schemas.microsoft.com/office/drawing/2017/model3d" xmlns:o="urn:schemas-microsoft-com:office:office" xmlns:oel="http://schemas.microsoft.com/office/2019/extlst" xmlns:r="http://schemas.openxmlformats.org/officeDocument/2006/relationships" xmlns:m="http://schemas.openxmlformats.org/officeDocument/2006/math" xmlns:v="urn:schemas-microsoft-com:vml" xmlns:wp14="http://schemas.microsoft.com/office/word/2010/wordprocessingDrawing" xmlns:wp="http://schemas.openxmlformats.org/drawingml/2006/wordprocessingDrawing" xmlns:w10="urn:schemas-microsoft-com:office:word" xmlns:w="http://schemas.openxmlformats.org/wordprocessingml/2006/main" xmlns:w14="http://schemas.microsoft.com/office/word/2010/wordml" xmlns:w15="http://schemas.microsoft.com/office/word/2012/wordml" xmlns:w16cei="http://schemas.microsoft.com/office/word/2026/wordml/cei" xmlns:w16cex="http://schemas.microsoft.com/office/word/2018/wordml/cex" xmlns:w16cid="http://schemas.microsoft.com/office/word/2016/wordml/cid" xmlns:w16="http://schemas.microsoft.com/office/word/2018/wordml" xmlns:w16du="http://schemas.microsoft.com/office/word/2023/wordml/word16du" xmlns:w16sdtdh="http://schemas.microsoft.com/office/word/2020/wordml/sdtdatahash" xmlns:w16sdtfl="http://schemas.microsoft.com/office/word/2024/wordml/sdtformatlock" xmlns:w16se="http://schemas.microsoft.com/office/word/2015/wordml/symex" xmlns:wpg="http://schemas.microsoft.com/office/word/2010/wordprocessingGroup" xmlns:wpi="http://schemas.microsoft.com/office/word/2010/wordprocessingInk" xmlns:wne="http://schemas.microsoft.com/office/word/2006/wordml" xmlns:wps="http://schemas.microsoft.com/office/word/2010/wordprocessingShape" mc:Ignorable="w14 w15 w16se w16cid w16 w16cex w16sdtdh w16sdtfl w16du wp14">
   <w:p>
     <w:pPr>
       <w:pStyle w:val="Encabezado"/>
@@ -22466,7 +22429,7 @@
 </file>
 
 <file path=word/numbering.xml><?xml version="1.0" encoding="utf-8"?>
-<w:numbering xmlns:wpc="http://schemas.microsoft.com/office/word/2010/wordprocessingCanvas" xmlns:cx="http://schemas.microsoft.com/office/drawing/2014/chartex" xmlns:cx1="http://schemas.microsoft.com/office/drawing/2015/9/8/chartex" xmlns:cx2="http://schemas.microsoft.com/office/drawing/2015/10/21/chartex" xmlns:cx3="http://schemas.microsoft.com/office/drawing/2016/5/9/chartex" xmlns:cx4="http://schemas.microsoft.com/office/drawing/2016/5/10/chartex" xmlns:cx5="http://schemas.microsoft.com/office/drawing/2016/5/11/chartex" xmlns:cx6="http://schemas.microsoft.com/office/drawing/2016/5/12/chartex" xmlns:cx7="http://schemas.microsoft.com/office/drawing/2016/5/13/chartex" xmlns:cx8="http://schemas.microsoft.com/office/drawing/2016/5/14/chartex" xmlns:mc="http://schemas.openxmlformats.org/markup-compatibility/2006" xmlns:aink="http://schemas.microsoft.com/office/drawing/2016/ink" xmlns:am3d="http://schemas.microsoft.com/office/drawing/2017/model3d" xmlns:o="urn:schemas-microsoft-com:office:office" xmlns:oel="http://schemas.microsoft.com/office/2019/extlst" xmlns:r="http://schemas.openxmlformats.org/officeDocument/2006/relationships" xmlns:m="http://schemas.openxmlformats.org/officeDocument/2006/math" xmlns:v="urn:schemas-microsoft-com:vml" xmlns:wp14="http://schemas.microsoft.com/office/word/2010/wordprocessingDrawing" xmlns:wp="http://schemas.openxmlformats.org/drawingml/2006/wordprocessingDrawing" xmlns:w10="urn:schemas-microsoft-com:office:word" xmlns:w="http://schemas.openxmlformats.org/wordprocessingml/2006/main" xmlns:w14="http://schemas.microsoft.com/office/word/2010/wordml" xmlns:w15="http://schemas.microsoft.com/office/word/2012/wordml" xmlns:w16cex="http://schemas.microsoft.com/office/word/2018/wordml/cex" xmlns:w16cid="http://schemas.microsoft.com/office/word/2016/wordml/cid" xmlns:w16="http://schemas.microsoft.com/office/word/2018/wordml" xmlns:w16du="http://schemas.microsoft.com/office/word/2023/wordml/word16du" xmlns:w16sdtdh="http://schemas.microsoft.com/office/word/2020/wordml/sdtdatahash" xmlns:w16sdtfl="http://schemas.microsoft.com/office/word/2024/wordml/sdtformatlock" xmlns:w16se="http://schemas.microsoft.com/office/word/2015/wordml/symex" xmlns:wpg="http://schemas.microsoft.com/office/word/2010/wordprocessingGroup" xmlns:wpi="http://schemas.microsoft.com/office/word/2010/wordprocessingInk" xmlns:wne="http://schemas.microsoft.com/office/word/2006/wordml" xmlns:wps="http://schemas.microsoft.com/office/word/2010/wordprocessingShape" mc:Ignorable="w14 w15 w16se w16cid w16 w16cex w16sdtdh w16sdtfl w16du wp14">
+<w:numbering xmlns:wpc="http://schemas.microsoft.com/office/word/2010/wordprocessingCanvas" xmlns:cx="http://schemas.microsoft.com/office/drawing/2014/chartex" xmlns:cx1="http://schemas.microsoft.com/office/drawing/2015/9/8/chartex" xmlns:cx2="http://schemas.microsoft.com/office/drawing/2015/10/21/chartex" xmlns:cx3="http://schemas.microsoft.com/office/drawing/2016/5/9/chartex" xmlns:cx4="http://schemas.microsoft.com/office/drawing/2016/5/10/chartex" xmlns:cx5="http://schemas.microsoft.com/office/drawing/2016/5/11/chartex" xmlns:cx6="http://schemas.microsoft.com/office/drawing/2016/5/12/chartex" xmlns:cx7="http://schemas.microsoft.com/office/drawing/2016/5/13/chartex" xmlns:cx8="http://schemas.microsoft.com/office/drawing/2016/5/14/chartex" xmlns:mc="http://schemas.openxmlformats.org/markup-compatibility/2006" xmlns:aink="http://schemas.microsoft.com/office/drawing/2016/ink" xmlns:am3d="http://schemas.microsoft.com/office/drawing/2017/model3d" xmlns:o="urn:schemas-microsoft-com:office:office" xmlns:oel="http://schemas.microsoft.com/office/2019/extlst" xmlns:r="http://schemas.openxmlformats.org/officeDocument/2006/relationships" xmlns:m="http://schemas.openxmlformats.org/officeDocument/2006/math" xmlns:v="urn:schemas-microsoft-com:vml" xmlns:wp14="http://schemas.microsoft.com/office/word/2010/wordprocessingDrawing" xmlns:wp="http://schemas.openxmlformats.org/drawingml/2006/wordprocessingDrawing" xmlns:w10="urn:schemas-microsoft-com:office:word" xmlns:w="http://schemas.openxmlformats.org/wordprocessingml/2006/main" xmlns:w14="http://schemas.microsoft.com/office/word/2010/wordml" xmlns:w15="http://schemas.microsoft.com/office/word/2012/wordml" xmlns:w16cei="http://schemas.microsoft.com/office/word/2026/wordml/cei" xmlns:w16cex="http://schemas.microsoft.com/office/word/2018/wordml/cex" xmlns:w16cid="http://schemas.microsoft.com/office/word/2016/wordml/cid" xmlns:w16="http://schemas.microsoft.com/office/word/2018/wordml" xmlns:w16du="http://schemas.microsoft.com/office/word/2023/wordml/word16du" xmlns:w16sdtdh="http://schemas.microsoft.com/office/word/2020/wordml/sdtdatahash" xmlns:w16sdtfl="http://schemas.microsoft.com/office/word/2024/wordml/sdtformatlock" xmlns:w16se="http://schemas.microsoft.com/office/word/2015/wordml/symex" xmlns:wpg="http://schemas.microsoft.com/office/word/2010/wordprocessingGroup" xmlns:wpi="http://schemas.microsoft.com/office/word/2010/wordprocessingInk" xmlns:wne="http://schemas.microsoft.com/office/word/2006/wordml" xmlns:wps="http://schemas.microsoft.com/office/word/2010/wordprocessingShape" mc:Ignorable="w14 w15 w16se w16cid w16 w16cex w16sdtdh w16sdtfl w16du wp14">
   <w:abstractNum w:abstractNumId="0" w15:restartNumberingAfterBreak="0">
     <w:nsid w:val="FFFFFF89"/>
     <w:multiLevelType w:val="singleLevel"/>
@@ -28377,12 +28340,7 @@
 </file>
 
 <file path=customXml/item1.xml><?xml version="1.0" encoding="utf-8"?>
-<?mso-contentType ?>
-<FormTemplates xmlns="http://schemas.microsoft.com/sharepoint/v3/contenttype/forms">
-  <Display>DocumentLibraryForm</Display>
-  <Edit>DocumentLibraryForm</Edit>
-  <New>DocumentLibraryForm</New>
-</FormTemplates>
+<b:Sources xmlns:b="http://schemas.openxmlformats.org/officeDocument/2006/bibliography" xmlns="http://schemas.openxmlformats.org/officeDocument/2006/bibliography" SelectedStyle="\APASixthEditionOfficeOnline.xsl" StyleName="APA" Version="6"/>
 </file>
 
 <file path=customXml/item2.xml><?xml version="1.0" encoding="utf-8"?>
@@ -28397,7 +28355,12 @@
 </file>
 
 <file path=customXml/item3.xml><?xml version="1.0" encoding="utf-8"?>
-<b:Sources xmlns:b="http://schemas.openxmlformats.org/officeDocument/2006/bibliography" xmlns="http://schemas.openxmlformats.org/officeDocument/2006/bibliography" SelectedStyle="\APASixthEditionOfficeOnline.xsl" StyleName="APA" Version="6"/>
+<?mso-contentType ?>
+<FormTemplates xmlns="http://schemas.microsoft.com/sharepoint/v3/contenttype/forms">
+  <Display>DocumentLibraryForm</Display>
+  <Edit>DocumentLibraryForm</Edit>
+  <New>DocumentLibraryForm</New>
+</FormTemplates>
 </file>
 
 <file path=customXml/item4.xml><?xml version="1.0" encoding="utf-8"?>
@@ -28602,9 +28565,9 @@
 </file>
 
 <file path=customXml/itemProps1.xml><?xml version="1.0" encoding="utf-8"?>
-<ds:datastoreItem xmlns:ds="http://schemas.openxmlformats.org/officeDocument/2006/customXml" ds:itemID="{81CBDEC1-3B00-44ED-AD36-0268077980BA}">
+<ds:datastoreItem xmlns:ds="http://schemas.openxmlformats.org/officeDocument/2006/customXml" ds:itemID="{E8AB44A3-7C62-4BD2-82ED-8ABC209970FA}">
   <ds:schemaRefs>
-    <ds:schemaRef ds:uri="http://schemas.microsoft.com/sharepoint/v3/contenttype/forms"/>
+    <ds:schemaRef ds:uri="http://schemas.openxmlformats.org/officeDocument/2006/bibliography"/>
   </ds:schemaRefs>
 </ds:datastoreItem>
 </file>
@@ -28621,13 +28584,13 @@
 </file>
 
 <file path=customXml/itemProps3.xml><?xml version="1.0" encoding="utf-8"?>
-<ds:datastoreItem xmlns:ds="http://schemas.openxmlformats.org/officeDocument/2006/customXml" ds:itemID="{E8AB44A3-7C62-4BD2-82ED-8ABC209970FA}">
+<ds:datastoreItem xmlns:ds="http://schemas.openxmlformats.org/officeDocument/2006/customXml" ds:itemID="{81CBDEC1-3B00-44ED-AD36-0268077980BA}">
   <ds:schemaRefs>
-    <ds:schemaRef ds:uri="http://schemas.openxmlformats.org/officeDocument/2006/bibliography"/>
+    <ds:schemaRef ds:uri="http://schemas.microsoft.com/sharepoint/v3/contenttype/forms"/>
   </ds:schemaRefs>
 </ds:datastoreItem>
 </file>
 
 <file path=customXml/itemProps4.xml><?xml version="1.0" encoding="utf-8"?>
-<ds:datastoreItem xmlns:ds="http://schemas.openxmlformats.org/officeDocument/2006/customXml" ds:itemID="{9F8C0A15-CE81-4A39-97FB-484F07246F93}"/>
+<ds:datastoreItem xmlns:ds="http://schemas.openxmlformats.org/officeDocument/2006/customXml" ds:itemID="{709AC7B3-BAAF-4BA4-AA2E-3A2CD25D56C6}"/>
 </file>